--- a/blog/macheon3-tistory/macheon3_tistory_draft.docx
+++ b/blog/macheon3-tistory/macheon3_tistory_draft.docx
@@ -215,7 +215,7 @@
           <w:sz w:val="32"/>
           <w:szCs w:val="32"/>
         </w:rPr>
-        <w:t xml:space="preserve">마천3구역 매물 분석 – 프리미엄 한계선 7억대 계산법과 실거래 10건 정리</w:t>
+        <w:t xml:space="preserve">마천3구역 재개발 총정리 – 입지·사업 현황·프리미엄 한계선·투자 가능성</w:t>
       </w:r>
     </w:p>
     <w:p>
@@ -248,7 +248,7 @@
           <w:sz w:val="18"/>
           <w:szCs w:val="18"/>
         </w:rPr>
-        <w:t xml:space="preserve">마천3구역 빌라 11억대, 프리미엄은 얼마까지 괜찮을까? 옆 신축 시세로 따져 보기</w:t>
+        <w:t xml:space="preserve">마천3구역(송파 자이 아스트라) 입지와 투자 가능성, 실거래 10건으로 따져 보기</w:t>
       </w:r>
     </w:p>
     <w:p>
@@ -266,7 +266,7 @@
           <w:sz w:val="18"/>
           <w:szCs w:val="18"/>
         </w:rPr>
-        <w:t xml:space="preserve">송파 자이 아스트라(마천3구역) 분양신청 앞두고, 매수 전 확인할 숫자와 체크리스트</w:t>
+        <w:t xml:space="preserve">마천3구역 매물 분석 – 프리미엄 한계선 7억대 계산법과 실거래 10건 정리</w:t>
       </w:r>
     </w:p>
     <w:p>
@@ -372,7 +372,7 @@
                 <w:sz w:val="22"/>
                 <w:szCs w:val="22"/>
               </w:rPr>
-              <w:t xml:space="preserve">먼저 결론부터 — 3줄 요약</w:t>
+              <w:t xml:space="preserve">먼저 결론부터 — 핵심 요약</w:t>
             </w:r>
           </w:p>
           <w:p>
@@ -385,17 +385,14 @@
               <w:spacing w:after="60" w:line="300"/>
             </w:pPr>
             <w:r>
-              <w:t xml:space="preserve">마천3구역 빌라는 최근 </w:t>
-            </w:r>
-            <w:r>
-              <w:rPr>
-                <w:b/>
-                <w:bCs/>
-              </w:rPr>
-              <w:t xml:space="preserve">11억~12억 원대</w:t>
-            </w:r>
-            <w:r>
-              <w:t xml:space="preserve">에 거래되고, 시장은 '땅값'보다 '새 아파트 1채를 받을 자리'에 값을 매기고 있습니다.</w:t>
+              <w:rPr>
+                <w:b/>
+                <w:bCs/>
+              </w:rPr>
+              <w:t xml:space="preserve">입지</w:t>
+            </w:r>
+            <w:r>
+              <w:t xml:space="preserve">: 구역 대표 지번에서 5호선 마천역까지 직선 약 300m. 마천역은 2026년 12월 개통을 목표로 하는 위례선 트램의 출발역이기도 합니다.</w:t>
             </w:r>
           </w:p>
           <w:p>
@@ -408,17 +405,14 @@
               <w:spacing w:after="60" w:line="300"/>
             </w:pPr>
             <w:r>
-              <w:t xml:space="preserve">옆 신축 시세와 조합원 추정 분양가로 계산한 </w:t>
-            </w:r>
-            <w:r>
-              <w:rPr>
-                <w:b/>
-                <w:bCs/>
-              </w:rPr>
-              <w:t xml:space="preserve">프리미엄 한계선은 59㎡·84㎡ 모두 7억 원대 초중반</w:t>
-            </w:r>
-            <w:r>
-              <w:t xml:space="preserve">입니다. 이 선은 상한선이지 목표가 아닙니다.</w:t>
+              <w:rPr>
+                <w:b/>
+                <w:bCs/>
+              </w:rPr>
+              <w:t xml:space="preserve">현재 상황</w:t>
+            </w:r>
+            <w:r>
+              <w:t xml:space="preserve">: 2026년 4월 사업시행계획인가를 받았고, 조합원 분양신청(보도 기준 10월 23일까지)을 거쳐 연내 관리처분 인가 신청을 목표로 하고 있습니다.</w:t>
             </w:r>
           </w:p>
           <w:p>
@@ -431,17 +425,54 @@
               <w:spacing w:after="60" w:line="300"/>
             </w:pPr>
             <w:r>
-              <w:t xml:space="preserve">분양신청과 관리처분을 앞둔 지금은 가격보다 </w:t>
-            </w:r>
-            <w:r>
-              <w:rPr>
-                <w:b/>
-                <w:bCs/>
-              </w:rPr>
-              <w:t xml:space="preserve">분양신청 여부와 감정평가 통지액 확인</w:t>
-            </w:r>
-            <w:r>
-              <w:t xml:space="preserve">이 먼저입니다.</w:t>
+              <w:rPr>
+                <w:b/>
+                <w:bCs/>
+              </w:rPr>
+              <w:t xml:space="preserve">가격 기준</w:t>
+            </w:r>
+            <w:r>
+              <w:t xml:space="preserve">: 옆 신축 시세와 조합원 추정 분양가로 계산한 </w:t>
+            </w:r>
+            <w:r>
+              <w:rPr>
+                <w:b/>
+                <w:bCs/>
+              </w:rPr>
+              <w:t xml:space="preserve">프리미엄 한계선은 59㎡·84㎡ 모두 7억 원대 초중반</w:t>
+            </w:r>
+            <w:r>
+              <w:t xml:space="preserve">입니다.</w:t>
+            </w:r>
+          </w:p>
+          <w:p>
+            <w:pPr>
+              <w:pStyle w:val="ListParagraph"/>
+              <w:numPr>
+                <w:ilvl w:val="0"/>
+                <w:numId w:val="3"/>
+              </w:numPr>
+              <w:spacing w:after="60" w:line="300"/>
+            </w:pPr>
+            <w:r>
+              <w:rPr>
+                <w:b/>
+                <w:bCs/>
+              </w:rPr>
+              <w:t xml:space="preserve">투자 판단</w:t>
+            </w:r>
+            <w:r>
+              <w:t xml:space="preserve">: 입지와 사업 속도는 강점이지만, 성패는 매물별 프리미엄과 </w:t>
+            </w:r>
+            <w:r>
+              <w:rPr>
+                <w:b/>
+                <w:bCs/>
+              </w:rPr>
+              <w:t xml:space="preserve">분양신청 여부·감정평가 통지액</w:t>
+            </w:r>
+            <w:r>
+              <w:t xml:space="preserve">에서 갈립니다.</w:t>
             </w:r>
           </w:p>
         </w:tc>
@@ -465,7 +496,7 @@
         <w:spacing w:after="160" w:line="320"/>
       </w:pPr>
       <w:r>
-        <w:t xml:space="preserve">이 글은 그 질문에 답하기 위해 순서를 이렇게 잡았습니다. 먼저 사업이 어디까지 왔는지 보고, 조합원 분양가와 옆 신축 시세로 '프리미엄을 어디까지 내도 되는지' 기준선을 계산합니다. 그다음 최근 실거래와 지금 나와 있는 매물을 그 기준선에 대어 보고, 이 시점에 꼭 확인할 것들을 정리합니다.</w:t>
+        <w:t xml:space="preserve">이 질문에 답하려면 가격보다 먼저 볼 것이 있습니다. 이 구역이 어떤 자리에 있는지, 사업이 어디까지 왔는지, 그리고 프리미엄을 어디까지 내도 되는지입니다. 이 글은 그 순서대로 입지와 장점, 현재 상황, 가격 기준선, 투자 가능성을 정리하고, 마지막에 지금 나와 있는 매물을 그 기준에 대어 봅니다.</w:t>
       </w:r>
     </w:p>
     <w:tbl>
@@ -522,7 +553,7 @@
               <w:rPr>
                 <w:color w:val="2B6CB0"/>
               </w:rPr>
-              <w:t xml:space="preserve">1. 마천3구역, 지금 어디까지 왔나</w:t>
+              <w:t xml:space="preserve">1. 마천3구역 한눈에 보기</w:t>
             </w:r>
           </w:p>
           <w:p>
@@ -533,7 +564,7 @@
               <w:rPr>
                 <w:color w:val="2B6CB0"/>
               </w:rPr>
-              <w:t xml:space="preserve">2. 기준이 되는 두 숫자: 조합원 분양가와 옆 신축 시세</w:t>
+              <w:t xml:space="preserve">2. 입지와 장점: 마천역 300m, 트램, 그리고 뉴타운</w:t>
             </w:r>
           </w:p>
           <w:p>
@@ -544,7 +575,7 @@
               <w:rPr>
                 <w:color w:val="2B6CB0"/>
               </w:rPr>
-              <w:t xml:space="preserve">3. 프리미엄 한계선 계산하기</w:t>
+              <w:t xml:space="preserve">3. 현재 상황: 사업시행인가에서 관리처분까지</w:t>
             </w:r>
           </w:p>
           <w:p>
@@ -555,7 +586,7 @@
               <w:rPr>
                 <w:color w:val="2B6CB0"/>
               </w:rPr>
-              <w:t xml:space="preserve">4. 최근 실거래 10건, 사업시행인가 전후로 무엇이 달라졌나</w:t>
+              <w:t xml:space="preserve">4. 기준이 되는 두 숫자: 조합원 분양가와 옆 신축 시세</w:t>
             </w:r>
           </w:p>
           <w:p>
@@ -566,7 +597,7 @@
               <w:rPr>
                 <w:color w:val="2B6CB0"/>
               </w:rPr>
-              <w:t xml:space="preserve">5. 지금 나와 있는 매물, 이 기준으로 보기</w:t>
+              <w:t xml:space="preserve">5. 프리미엄 한계선 계산하기</w:t>
             </w:r>
           </w:p>
           <w:p>
@@ -577,7 +608,7 @@
               <w:rPr>
                 <w:color w:val="2B6CB0"/>
               </w:rPr>
-              <w:t xml:space="preserve">6. 이 시점 매수자가 꼭 챙길 5가지</w:t>
+              <w:t xml:space="preserve">6. 최근 실거래 10건, 사업시행인가 전후로 무엇이 달라졌나</w:t>
             </w:r>
           </w:p>
           <w:p>
@@ -588,7 +619,7 @@
               <w:rPr>
                 <w:color w:val="2B6CB0"/>
               </w:rPr>
-              <w:t xml:space="preserve">7. 이런 분께 맞고, 이런 경우는 기다리세요</w:t>
+              <w:t xml:space="preserve">7. 투자 가능성: 기대 요인과 따져 볼 위험</w:t>
             </w:r>
           </w:p>
           <w:p>
@@ -599,7 +630,7 @@
               <w:rPr>
                 <w:color w:val="2B6CB0"/>
               </w:rPr>
-              <w:t xml:space="preserve">8. Q&amp;A로 한 번 더 정리</w:t>
+              <w:t xml:space="preserve">8. 지금 나와 있는 매물, 이 기준으로 보기</w:t>
             </w:r>
           </w:p>
           <w:p>
@@ -610,7 +641,29 @@
               <w:rPr>
                 <w:color w:val="2B6CB0"/>
               </w:rPr>
-              <w:t xml:space="preserve">9. 정리</w:t>
+              <w:t xml:space="preserve">9. 이 시점 매수자가 꼭 챙길 5가지</w:t>
+            </w:r>
+          </w:p>
+          <w:p>
+            <w:pPr>
+              <w:spacing w:after="20"/>
+            </w:pPr>
+            <w:r>
+              <w:rPr>
+                <w:color w:val="2B6CB0"/>
+              </w:rPr>
+              <w:t xml:space="preserve">10. Q&amp;A로 한 번 더 정리</w:t>
+            </w:r>
+          </w:p>
+          <w:p>
+            <w:pPr>
+              <w:spacing w:after="20"/>
+            </w:pPr>
+            <w:r>
+              <w:rPr>
+                <w:color w:val="2B6CB0"/>
+              </w:rPr>
+              <w:t xml:space="preserve">11. 정리</w:t>
             </w:r>
           </w:p>
         </w:tc>
@@ -637,7 +690,7 @@
           <w:sz w:val="26"/>
           <w:szCs w:val="26"/>
         </w:rPr>
-        <w:t xml:space="preserve">1. 마천3구역, 지금 어디까지 왔나</w:t>
+        <w:t xml:space="preserve">1. 마천3구역 한눈에 보기</w:t>
       </w:r>
     </w:p>
     <w:p>
@@ -645,7 +698,7 @@
         <w:spacing w:after="160" w:line="320"/>
       </w:pPr>
       <w:r>
-        <w:t xml:space="preserve">마천3구역은 송파구 마천동 283번지 일대의 재정비촉진구역입니다. 건축물대장 기준으로 지은 지 30년이 넘은 건물이 84.7%이고, 주거용 건물 10채 중 6채꼴로 반지하가 있을 만큼 노후한 동네입니다.</w:t>
+        <w:t xml:space="preserve">마천3구역은 송파구 마천동 283-1번지 일대의 재정비촉진구역입니다. 지은 지 30년이 넘은 건물이 84.7%, 주거용 건물 10채 중 6채꼴로 반지하가 있을 만큼 노후한 동네가 2,300여 세대 규모의 새 아파트 단지로 바뀌는 사업입니다.</w:t>
       </w:r>
     </w:p>
     <w:p>
@@ -801,7 +854,7 @@
                 <w:sz w:val="19"/>
                 <w:szCs w:val="19"/>
               </w:rPr>
-              <w:t xml:space="preserve">송파구 마천동 283번지 일대</w:t>
+              <w:t xml:space="preserve">송파구 마천동 283-1번지 일대</w:t>
             </w:r>
           </w:p>
         </w:tc>
@@ -832,7 +885,7 @@
                 <w:sz w:val="19"/>
                 <w:szCs w:val="19"/>
               </w:rPr>
-              <w:t xml:space="preserve">구역 면적</w:t>
+              <w:t xml:space="preserve">정비구역 면적</w:t>
             </w:r>
           </w:p>
         </w:tc>
@@ -861,7 +914,7 @@
                 <w:sz w:val="19"/>
                 <w:szCs w:val="19"/>
               </w:rPr>
-              <w:t xml:space="preserve">약 13만4,930㎡</w:t>
+              <w:t xml:space="preserve">134,930.2㎡</w:t>
             </w:r>
           </w:p>
         </w:tc>
@@ -892,7 +945,7 @@
                 <w:sz w:val="19"/>
                 <w:szCs w:val="19"/>
               </w:rPr>
-              <w:t xml:space="preserve">시공사 / 단지명</w:t>
+              <w:t xml:space="preserve">건축 규모</w:t>
             </w:r>
           </w:p>
         </w:tc>
@@ -921,7 +974,7 @@
                 <w:sz w:val="19"/>
                 <w:szCs w:val="19"/>
               </w:rPr>
-              <w:t xml:space="preserve">GS건설 / 송파 자이 아스트라 (보도 기준)</w:t>
+              <w:t xml:space="preserve">지하 5층~지상 25층, 25개 동 (최고 높이 72.10m)</w:t>
             </w:r>
           </w:p>
         </w:tc>
@@ -936,6 +989,7 @@
               <w:bottom w:val="single" w:color="BFC8D6" w:sz="4"/>
               <w:right w:val="single" w:color="BFC8D6" w:sz="4"/>
             </w:tcBorders>
+            <w:shd w:fill="FFF4C2" w:color="auto" w:val="clear"/>
             <w:tcMar>
               <w:top w:type="dxa" w:w="80"/>
               <w:left w:type="dxa" w:w="140"/>
@@ -949,10 +1003,12 @@
             </w:pPr>
             <w:r>
               <w:rPr>
-                <w:sz w:val="19"/>
-                <w:szCs w:val="19"/>
-              </w:rPr>
-              <w:t xml:space="preserve">계획 세대수</w:t>
+                <w:b/>
+                <w:bCs/>
+                <w:sz w:val="19"/>
+                <w:szCs w:val="19"/>
+              </w:rPr>
+              <w:t xml:space="preserve">세대수</w:t>
             </w:r>
           </w:p>
         </w:tc>
@@ -965,23 +1021,26 @@
               <w:bottom w:val="single" w:color="BFC8D6" w:sz="4"/>
               <w:right w:val="single" w:color="BFC8D6" w:sz="4"/>
             </w:tcBorders>
-            <w:tcMar>
-              <w:top w:type="dxa" w:w="80"/>
-              <w:left w:type="dxa" w:w="140"/>
-              <w:bottom w:type="dxa" w:w="80"/>
-              <w:right w:type="dxa" w:w="140"/>
-            </w:tcMar>
-          </w:tcPr>
-          <w:p>
-            <w:pPr>
-              <w:jc w:val="center"/>
-            </w:pPr>
-            <w:r>
-              <w:rPr>
-                <w:sz w:val="19"/>
-                <w:szCs w:val="19"/>
-              </w:rPr>
-              <w:t xml:space="preserve">2,364세대(임대 395세대 포함)로 알려짐 → 조합, 2,882가구로 늘리는 방안 마련</w:t>
+            <w:shd w:fill="FFF4C2" w:color="auto" w:val="clear"/>
+            <w:tcMar>
+              <w:top w:type="dxa" w:w="80"/>
+              <w:left w:type="dxa" w:w="140"/>
+              <w:bottom w:type="dxa" w:w="80"/>
+              <w:right w:type="dxa" w:w="140"/>
+            </w:tcMar>
+          </w:tcPr>
+          <w:p>
+            <w:pPr>
+              <w:jc w:val="center"/>
+            </w:pPr>
+            <w:r>
+              <w:rPr>
+                <w:b/>
+                <w:bCs/>
+                <w:sz w:val="19"/>
+                <w:szCs w:val="19"/>
+              </w:rPr>
+              <w:t xml:space="preserve">2,364세대(임대 395세대 포함) → 조합, 2,882가구로 늘리는 방안 마련</w:t>
             </w:r>
           </w:p>
         </w:tc>
@@ -1012,6 +1071,186 @@
                 <w:sz w:val="19"/>
                 <w:szCs w:val="19"/>
               </w:rPr>
+              <w:t xml:space="preserve">용적률 · 건폐율</w:t>
+            </w:r>
+          </w:p>
+        </w:tc>
+        <w:tc>
+          <w:tcPr>
+            <w:tcW w:type="dxa" w:w="6638"/>
+            <w:tcBorders>
+              <w:top w:val="single" w:color="BFC8D6" w:sz="4"/>
+              <w:left w:val="single" w:color="BFC8D6" w:sz="4"/>
+              <w:bottom w:val="single" w:color="BFC8D6" w:sz="4"/>
+              <w:right w:val="single" w:color="BFC8D6" w:sz="4"/>
+            </w:tcBorders>
+            <w:tcMar>
+              <w:top w:type="dxa" w:w="80"/>
+              <w:left w:type="dxa" w:w="140"/>
+              <w:bottom w:type="dxa" w:w="80"/>
+              <w:right w:type="dxa" w:w="140"/>
+            </w:tcMar>
+          </w:tcPr>
+          <w:p>
+            <w:pPr>
+              <w:jc w:val="center"/>
+            </w:pPr>
+            <w:r>
+              <w:rPr>
+                <w:sz w:val="19"/>
+                <w:szCs w:val="19"/>
+              </w:rPr>
+              <w:t xml:space="preserve">266.43% · 22.74%</w:t>
+            </w:r>
+          </w:p>
+        </w:tc>
+      </w:tr>
+      <w:tr>
+        <w:tc>
+          <w:tcPr>
+            <w:tcW w:type="dxa" w:w="3000"/>
+            <w:tcBorders>
+              <w:top w:val="single" w:color="BFC8D6" w:sz="4"/>
+              <w:left w:val="single" w:color="BFC8D6" w:sz="4"/>
+              <w:bottom w:val="single" w:color="BFC8D6" w:sz="4"/>
+              <w:right w:val="single" w:color="BFC8D6" w:sz="4"/>
+            </w:tcBorders>
+            <w:tcMar>
+              <w:top w:type="dxa" w:w="80"/>
+              <w:left w:type="dxa" w:w="140"/>
+              <w:bottom w:type="dxa" w:w="80"/>
+              <w:right w:type="dxa" w:w="140"/>
+            </w:tcMar>
+          </w:tcPr>
+          <w:p>
+            <w:pPr>
+              <w:jc w:val="left"/>
+            </w:pPr>
+            <w:r>
+              <w:rPr>
+                <w:sz w:val="19"/>
+                <w:szCs w:val="19"/>
+              </w:rPr>
+              <w:t xml:space="preserve">시공사 / 단지명</w:t>
+            </w:r>
+          </w:p>
+        </w:tc>
+        <w:tc>
+          <w:tcPr>
+            <w:tcW w:type="dxa" w:w="6638"/>
+            <w:tcBorders>
+              <w:top w:val="single" w:color="BFC8D6" w:sz="4"/>
+              <w:left w:val="single" w:color="BFC8D6" w:sz="4"/>
+              <w:bottom w:val="single" w:color="BFC8D6" w:sz="4"/>
+              <w:right w:val="single" w:color="BFC8D6" w:sz="4"/>
+            </w:tcBorders>
+            <w:tcMar>
+              <w:top w:type="dxa" w:w="80"/>
+              <w:left w:type="dxa" w:w="140"/>
+              <w:bottom w:type="dxa" w:w="80"/>
+              <w:right w:type="dxa" w:w="140"/>
+            </w:tcMar>
+          </w:tcPr>
+          <w:p>
+            <w:pPr>
+              <w:jc w:val="center"/>
+            </w:pPr>
+            <w:r>
+              <w:rPr>
+                <w:sz w:val="19"/>
+                <w:szCs w:val="19"/>
+              </w:rPr>
+              <w:t xml:space="preserve">GS건설 / 송파 자이 아스트라 (보도 기준)</w:t>
+            </w:r>
+          </w:p>
+        </w:tc>
+      </w:tr>
+      <w:tr>
+        <w:tc>
+          <w:tcPr>
+            <w:tcW w:type="dxa" w:w="3000"/>
+            <w:tcBorders>
+              <w:top w:val="single" w:color="BFC8D6" w:sz="4"/>
+              <w:left w:val="single" w:color="BFC8D6" w:sz="4"/>
+              <w:bottom w:val="single" w:color="BFC8D6" w:sz="4"/>
+              <w:right w:val="single" w:color="BFC8D6" w:sz="4"/>
+            </w:tcBorders>
+            <w:tcMar>
+              <w:top w:type="dxa" w:w="80"/>
+              <w:left w:type="dxa" w:w="140"/>
+              <w:bottom w:type="dxa" w:w="80"/>
+              <w:right w:type="dxa" w:w="140"/>
+            </w:tcMar>
+          </w:tcPr>
+          <w:p>
+            <w:pPr>
+              <w:jc w:val="left"/>
+            </w:pPr>
+            <w:r>
+              <w:rPr>
+                <w:sz w:val="19"/>
+                <w:szCs w:val="19"/>
+              </w:rPr>
+              <w:t xml:space="preserve">공사비</w:t>
+            </w:r>
+          </w:p>
+        </w:tc>
+        <w:tc>
+          <w:tcPr>
+            <w:tcW w:type="dxa" w:w="6638"/>
+            <w:tcBorders>
+              <w:top w:val="single" w:color="BFC8D6" w:sz="4"/>
+              <w:left w:val="single" w:color="BFC8D6" w:sz="4"/>
+              <w:bottom w:val="single" w:color="BFC8D6" w:sz="4"/>
+              <w:right w:val="single" w:color="BFC8D6" w:sz="4"/>
+            </w:tcBorders>
+            <w:tcMar>
+              <w:top w:type="dxa" w:w="80"/>
+              <w:left w:type="dxa" w:w="140"/>
+              <w:bottom w:type="dxa" w:w="80"/>
+              <w:right w:type="dxa" w:w="140"/>
+            </w:tcMar>
+          </w:tcPr>
+          <w:p>
+            <w:pPr>
+              <w:jc w:val="center"/>
+            </w:pPr>
+            <w:r>
+              <w:rPr>
+                <w:sz w:val="19"/>
+                <w:szCs w:val="19"/>
+              </w:rPr>
+              <w:t xml:space="preserve">약 1조142억 원 (2024년 11월 시공사 선정 당시)</w:t>
+            </w:r>
+          </w:p>
+        </w:tc>
+      </w:tr>
+      <w:tr>
+        <w:tc>
+          <w:tcPr>
+            <w:tcW w:type="dxa" w:w="3000"/>
+            <w:tcBorders>
+              <w:top w:val="single" w:color="BFC8D6" w:sz="4"/>
+              <w:left w:val="single" w:color="BFC8D6" w:sz="4"/>
+              <w:bottom w:val="single" w:color="BFC8D6" w:sz="4"/>
+              <w:right w:val="single" w:color="BFC8D6" w:sz="4"/>
+            </w:tcBorders>
+            <w:tcMar>
+              <w:top w:type="dxa" w:w="80"/>
+              <w:left w:type="dxa" w:w="140"/>
+              <w:bottom w:type="dxa" w:w="80"/>
+              <w:right w:type="dxa" w:w="140"/>
+            </w:tcMar>
+          </w:tcPr>
+          <w:p>
+            <w:pPr>
+              <w:jc w:val="left"/>
+            </w:pPr>
+            <w:r>
+              <w:rPr>
+                <w:sz w:val="19"/>
+                <w:szCs w:val="19"/>
+              </w:rPr>
               <w:t xml:space="preserve">노후도</w:t>
             </w:r>
           </w:p>
@@ -1051,6 +1290,665 @@
       <w:pPr>
         <w:spacing w:after="80"/>
       </w:pPr>
+    </w:p>
+    <w:p>
+      <w:pPr>
+        <w:spacing w:after="200"/>
+      </w:pPr>
+      <w:r>
+        <w:rPr>
+          <w:color w:val="666666"/>
+          <w:sz w:val="18"/>
+          <w:szCs w:val="18"/>
+        </w:rPr>
+        <w:t xml:space="preserve">※ 면적·층수·최고 높이·용적률·건폐율은 송파구 고시 제2026-45호(사업시행계획인가, 2026.4.2) 기준입니다. 2,882가구 방안은 2026년 9월 보도 기준이며 아직 확정된 계획이 아닙니다. 노후도는 건축물대장 구역 집계 기준입니다.</w:t>
+      </w:r>
+    </w:p>
+    <w:tbl>
+      <w:tblPr>
+        <w:tblW w:type="dxa" w:w="9638"/>
+        <w:tblBorders>
+          <w:top w:val="single" w:color="auto" w:sz="4"/>
+          <w:left w:val="single" w:color="auto" w:sz="4"/>
+          <w:bottom w:val="single" w:color="auto" w:sz="4"/>
+          <w:right w:val="single" w:color="auto" w:sz="4"/>
+          <w:insideH w:val="single" w:color="auto" w:sz="4"/>
+          <w:insideV w:val="single" w:color="auto" w:sz="4"/>
+        </w:tblBorders>
+      </w:tblPr>
+      <w:tblGrid>
+        <w:gridCol w:w="9638"/>
+      </w:tblGrid>
+      <w:tr>
+        <w:tc>
+          <w:tcPr>
+            <w:tcW w:type="dxa" w:w="9638"/>
+            <w:tcBorders>
+              <w:top w:val="dashed" w:color="2B6CB0" w:sz="8"/>
+              <w:left w:val="dashed" w:color="2B6CB0" w:sz="8"/>
+              <w:bottom w:val="dashed" w:color="2B6CB0" w:sz="8"/>
+              <w:right w:val="dashed" w:color="2B6CB0" w:sz="8"/>
+            </w:tcBorders>
+            <w:shd w:fill="EEF4FB" w:color="auto" w:val="clear"/>
+            <w:tcMar>
+              <w:top w:type="dxa" w:w="160"/>
+              <w:left w:type="dxa" w:w="200"/>
+              <w:bottom w:type="dxa" w:w="160"/>
+              <w:right w:type="dxa" w:w="200"/>
+            </w:tcMar>
+          </w:tcPr>
+          <w:p>
+            <w:pPr>
+              <w:spacing w:after="60"/>
+              <w:jc w:val="center"/>
+            </w:pPr>
+            <w:r>
+              <w:rPr>
+                <w:b/>
+                <w:bCs/>
+                <w:color w:val="2B6CB0"/>
+              </w:rPr>
+              <w:t xml:space="preserve">[사진 1] </w:t>
+            </w:r>
+            <w:r>
+              <w:rPr>
+                <w:b/>
+                <w:bCs/>
+                <w:color w:val="1F3A5F"/>
+              </w:rPr>
+              <w:t xml:space="preserve">조감도 또는 구역 위치도 (출처 표기)</w:t>
+            </w:r>
+          </w:p>
+          <w:p>
+            <w:pPr>
+              <w:spacing w:after="20"/>
+              <w:jc w:val="center"/>
+            </w:pPr>
+            <w:r>
+              <w:rPr>
+                <w:color w:val="666666"/>
+                <w:sz w:val="18"/>
+                <w:szCs w:val="18"/>
+              </w:rPr>
+              <w:t xml:space="preserve">캡션: 마천3구역 송파 자이 아스트라 계획 (출처: ○○○)</w:t>
+            </w:r>
+          </w:p>
+          <w:p>
+            <w:pPr>
+              <w:jc w:val="center"/>
+            </w:pPr>
+            <w:r>
+              <w:rPr>
+                <w:color w:val="666666"/>
+                <w:sz w:val="18"/>
+                <w:szCs w:val="18"/>
+              </w:rPr>
+              <w:t xml:space="preserve">대체텍스트: 마천3구역 송파 자이 아스트라 조감도</w:t>
+            </w:r>
+          </w:p>
+        </w:tc>
+      </w:tr>
+    </w:tbl>
+    <w:p>
+      <w:pPr>
+        <w:spacing w:after="160"/>
+      </w:pPr>
+    </w:p>
+    <w:p>
+      <w:pPr>
+        <w:pStyle w:val="Heading2"/>
+        <w:pBdr>
+          <w:left w:val="single" w:color="1F3A5F" w:sz="24" w:space="8"/>
+        </w:pBdr>
+        <w:spacing w:after="160" w:before="360"/>
+      </w:pPr>
+      <w:r>
+        <w:rPr>
+          <w:b/>
+          <w:bCs/>
+          <w:color w:val="1F3A5F"/>
+          <w:sz w:val="26"/>
+          <w:szCs w:val="26"/>
+        </w:rPr>
+        <w:t xml:space="preserve">2. 입지와 장점: 마천역 300m, 트램, 그리고 뉴타운</w:t>
+      </w:r>
+    </w:p>
+    <w:p>
+      <w:pPr>
+        <w:pStyle w:val="Heading3"/>
+        <w:spacing w:after="120" w:before="240"/>
+      </w:pPr>
+      <w:r>
+        <w:rPr>
+          <w:b/>
+          <w:bCs/>
+          <w:color w:val="2B6CB0"/>
+          <w:sz w:val="23"/>
+          <w:szCs w:val="23"/>
+        </w:rPr>
+        <w:t xml:space="preserve">교통: 5호선 역세권에 트램이 더해진다</w:t>
+      </w:r>
+    </w:p>
+    <w:tbl>
+      <w:tblPr>
+        <w:tblW w:type="dxa" w:w="9638"/>
+        <w:tblBorders>
+          <w:top w:val="single" w:color="auto" w:sz="4"/>
+          <w:left w:val="single" w:color="auto" w:sz="4"/>
+          <w:bottom w:val="single" w:color="auto" w:sz="4"/>
+          <w:right w:val="single" w:color="auto" w:sz="4"/>
+          <w:insideH w:val="single" w:color="auto" w:sz="4"/>
+          <w:insideV w:val="single" w:color="auto" w:sz="4"/>
+        </w:tblBorders>
+      </w:tblPr>
+      <w:tblGrid>
+        <w:gridCol w:w="2600"/>
+        <w:gridCol w:w="7038"/>
+      </w:tblGrid>
+      <w:tr>
+        <w:trPr>
+          <w:tblHeader/>
+        </w:trPr>
+        <w:tc>
+          <w:tcPr>
+            <w:tcW w:type="dxa" w:w="2600"/>
+            <w:tcBorders>
+              <w:top w:val="single" w:color="BFC8D6" w:sz="4"/>
+              <w:left w:val="single" w:color="BFC8D6" w:sz="4"/>
+              <w:bottom w:val="single" w:color="BFC8D6" w:sz="4"/>
+              <w:right w:val="single" w:color="BFC8D6" w:sz="4"/>
+            </w:tcBorders>
+            <w:shd w:fill="E8EEF6" w:color="auto" w:val="clear"/>
+            <w:tcMar>
+              <w:top w:type="dxa" w:w="80"/>
+              <w:left w:type="dxa" w:w="140"/>
+              <w:bottom w:type="dxa" w:w="80"/>
+              <w:right w:type="dxa" w:w="140"/>
+            </w:tcMar>
+          </w:tcPr>
+          <w:p>
+            <w:pPr>
+              <w:jc w:val="left"/>
+            </w:pPr>
+            <w:r>
+              <w:rPr>
+                <w:b/>
+                <w:bCs/>
+                <w:sz w:val="19"/>
+                <w:szCs w:val="19"/>
+              </w:rPr>
+              <w:t xml:space="preserve">구분</w:t>
+            </w:r>
+          </w:p>
+        </w:tc>
+        <w:tc>
+          <w:tcPr>
+            <w:tcW w:type="dxa" w:w="7038"/>
+            <w:tcBorders>
+              <w:top w:val="single" w:color="BFC8D6" w:sz="4"/>
+              <w:left w:val="single" w:color="BFC8D6" w:sz="4"/>
+              <w:bottom w:val="single" w:color="BFC8D6" w:sz="4"/>
+              <w:right w:val="single" w:color="BFC8D6" w:sz="4"/>
+            </w:tcBorders>
+            <w:shd w:fill="E8EEF6" w:color="auto" w:val="clear"/>
+            <w:tcMar>
+              <w:top w:type="dxa" w:w="80"/>
+              <w:left w:type="dxa" w:w="140"/>
+              <w:bottom w:type="dxa" w:w="80"/>
+              <w:right w:type="dxa" w:w="140"/>
+            </w:tcMar>
+          </w:tcPr>
+          <w:p>
+            <w:pPr>
+              <w:jc w:val="center"/>
+            </w:pPr>
+            <w:r>
+              <w:rPr>
+                <w:b/>
+                <w:bCs/>
+                <w:sz w:val="19"/>
+                <w:szCs w:val="19"/>
+              </w:rPr>
+              <w:t xml:space="preserve">내용</w:t>
+            </w:r>
+          </w:p>
+        </w:tc>
+      </w:tr>
+      <w:tr>
+        <w:tc>
+          <w:tcPr>
+            <w:tcW w:type="dxa" w:w="2600"/>
+            <w:tcBorders>
+              <w:top w:val="single" w:color="BFC8D6" w:sz="4"/>
+              <w:left w:val="single" w:color="BFC8D6" w:sz="4"/>
+              <w:bottom w:val="single" w:color="BFC8D6" w:sz="4"/>
+              <w:right w:val="single" w:color="BFC8D6" w:sz="4"/>
+            </w:tcBorders>
+            <w:tcMar>
+              <w:top w:type="dxa" w:w="80"/>
+              <w:left w:type="dxa" w:w="140"/>
+              <w:bottom w:type="dxa" w:w="80"/>
+              <w:right w:type="dxa" w:w="140"/>
+            </w:tcMar>
+          </w:tcPr>
+          <w:p>
+            <w:pPr>
+              <w:jc w:val="left"/>
+            </w:pPr>
+            <w:r>
+              <w:rPr>
+                <w:sz w:val="19"/>
+                <w:szCs w:val="19"/>
+              </w:rPr>
+              <w:t xml:space="preserve">지하철</w:t>
+            </w:r>
+          </w:p>
+        </w:tc>
+        <w:tc>
+          <w:tcPr>
+            <w:tcW w:type="dxa" w:w="7038"/>
+            <w:tcBorders>
+              <w:top w:val="single" w:color="BFC8D6" w:sz="4"/>
+              <w:left w:val="single" w:color="BFC8D6" w:sz="4"/>
+              <w:bottom w:val="single" w:color="BFC8D6" w:sz="4"/>
+              <w:right w:val="single" w:color="BFC8D6" w:sz="4"/>
+            </w:tcBorders>
+            <w:tcMar>
+              <w:top w:type="dxa" w:w="80"/>
+              <w:left w:type="dxa" w:w="140"/>
+              <w:bottom w:type="dxa" w:w="80"/>
+              <w:right w:type="dxa" w:w="140"/>
+            </w:tcMar>
+          </w:tcPr>
+          <w:p>
+            <w:pPr>
+              <w:jc w:val="center"/>
+            </w:pPr>
+            <w:r>
+              <w:rPr>
+                <w:sz w:val="19"/>
+                <w:szCs w:val="19"/>
+              </w:rPr>
+              <w:t xml:space="preserve">5호선 마천역 약 300m · 거여역 약 1km (직선거리)</w:t>
+            </w:r>
+          </w:p>
+        </w:tc>
+      </w:tr>
+      <w:tr>
+        <w:tc>
+          <w:tcPr>
+            <w:tcW w:type="dxa" w:w="2600"/>
+            <w:tcBorders>
+              <w:top w:val="single" w:color="BFC8D6" w:sz="4"/>
+              <w:left w:val="single" w:color="BFC8D6" w:sz="4"/>
+              <w:bottom w:val="single" w:color="BFC8D6" w:sz="4"/>
+              <w:right w:val="single" w:color="BFC8D6" w:sz="4"/>
+            </w:tcBorders>
+            <w:tcMar>
+              <w:top w:type="dxa" w:w="80"/>
+              <w:left w:type="dxa" w:w="140"/>
+              <w:bottom w:type="dxa" w:w="80"/>
+              <w:right w:type="dxa" w:w="140"/>
+            </w:tcMar>
+          </w:tcPr>
+          <w:p>
+            <w:pPr>
+              <w:jc w:val="left"/>
+            </w:pPr>
+            <w:r>
+              <w:rPr>
+                <w:sz w:val="19"/>
+                <w:szCs w:val="19"/>
+              </w:rPr>
+              <w:t xml:space="preserve">주요 업무지구</w:t>
+            </w:r>
+          </w:p>
+        </w:tc>
+        <w:tc>
+          <w:tcPr>
+            <w:tcW w:type="dxa" w:w="7038"/>
+            <w:tcBorders>
+              <w:top w:val="single" w:color="BFC8D6" w:sz="4"/>
+              <w:left w:val="single" w:color="BFC8D6" w:sz="4"/>
+              <w:bottom w:val="single" w:color="BFC8D6" w:sz="4"/>
+              <w:right w:val="single" w:color="BFC8D6" w:sz="4"/>
+            </w:tcBorders>
+            <w:tcMar>
+              <w:top w:type="dxa" w:w="80"/>
+              <w:left w:type="dxa" w:w="140"/>
+              <w:bottom w:type="dxa" w:w="80"/>
+              <w:right w:type="dxa" w:w="140"/>
+            </w:tcMar>
+          </w:tcPr>
+          <w:p>
+            <w:pPr>
+              <w:jc w:val="center"/>
+            </w:pPr>
+            <w:r>
+              <w:rPr>
+                <w:sz w:val="19"/>
+                <w:szCs w:val="19"/>
+              </w:rPr>
+              <w:t xml:space="preserve">마천역 기준 잠실역 약 28분, 강남역 약 33분 (대중교통)</w:t>
+            </w:r>
+          </w:p>
+        </w:tc>
+      </w:tr>
+      <w:tr>
+        <w:tc>
+          <w:tcPr>
+            <w:tcW w:type="dxa" w:w="2600"/>
+            <w:tcBorders>
+              <w:top w:val="single" w:color="BFC8D6" w:sz="4"/>
+              <w:left w:val="single" w:color="BFC8D6" w:sz="4"/>
+              <w:bottom w:val="single" w:color="BFC8D6" w:sz="4"/>
+              <w:right w:val="single" w:color="BFC8D6" w:sz="4"/>
+            </w:tcBorders>
+            <w:tcMar>
+              <w:top w:type="dxa" w:w="80"/>
+              <w:left w:type="dxa" w:w="140"/>
+              <w:bottom w:type="dxa" w:w="80"/>
+              <w:right w:type="dxa" w:w="140"/>
+            </w:tcMar>
+          </w:tcPr>
+          <w:p>
+            <w:pPr>
+              <w:jc w:val="left"/>
+            </w:pPr>
+            <w:r>
+              <w:rPr>
+                <w:sz w:val="19"/>
+                <w:szCs w:val="19"/>
+              </w:rPr>
+              <w:t xml:space="preserve">위례선 트램</w:t>
+            </w:r>
+          </w:p>
+        </w:tc>
+        <w:tc>
+          <w:tcPr>
+            <w:tcW w:type="dxa" w:w="7038"/>
+            <w:tcBorders>
+              <w:top w:val="single" w:color="BFC8D6" w:sz="4"/>
+              <w:left w:val="single" w:color="BFC8D6" w:sz="4"/>
+              <w:bottom w:val="single" w:color="BFC8D6" w:sz="4"/>
+              <w:right w:val="single" w:color="BFC8D6" w:sz="4"/>
+            </w:tcBorders>
+            <w:tcMar>
+              <w:top w:type="dxa" w:w="80"/>
+              <w:left w:type="dxa" w:w="140"/>
+              <w:bottom w:type="dxa" w:w="80"/>
+              <w:right w:type="dxa" w:w="140"/>
+            </w:tcMar>
+          </w:tcPr>
+          <w:p>
+            <w:pPr>
+              <w:jc w:val="center"/>
+            </w:pPr>
+            <w:r>
+              <w:rPr>
+                <w:sz w:val="19"/>
+                <w:szCs w:val="19"/>
+              </w:rPr>
+              <w:t xml:space="preserve">마천역 출발 → 복정역(본선)·남위례역(지선), 5.4km·12개 정거장, 2026년 12월 개통 목표</w:t>
+            </w:r>
+          </w:p>
+        </w:tc>
+      </w:tr>
+      <w:tr>
+        <w:tc>
+          <w:tcPr>
+            <w:tcW w:type="dxa" w:w="2600"/>
+            <w:tcBorders>
+              <w:top w:val="single" w:color="BFC8D6" w:sz="4"/>
+              <w:left w:val="single" w:color="BFC8D6" w:sz="4"/>
+              <w:bottom w:val="single" w:color="BFC8D6" w:sz="4"/>
+              <w:right w:val="single" w:color="BFC8D6" w:sz="4"/>
+            </w:tcBorders>
+            <w:tcMar>
+              <w:top w:type="dxa" w:w="80"/>
+              <w:left w:type="dxa" w:w="140"/>
+              <w:bottom w:type="dxa" w:w="80"/>
+              <w:right w:type="dxa" w:w="140"/>
+            </w:tcMar>
+          </w:tcPr>
+          <w:p>
+            <w:pPr>
+              <w:jc w:val="left"/>
+            </w:pPr>
+            <w:r>
+              <w:rPr>
+                <w:sz w:val="19"/>
+                <w:szCs w:val="19"/>
+              </w:rPr>
+              <w:t xml:space="preserve">위례신사선</w:t>
+            </w:r>
+          </w:p>
+        </w:tc>
+        <w:tc>
+          <w:tcPr>
+            <w:tcW w:type="dxa" w:w="7038"/>
+            <w:tcBorders>
+              <w:top w:val="single" w:color="BFC8D6" w:sz="4"/>
+              <w:left w:val="single" w:color="BFC8D6" w:sz="4"/>
+              <w:bottom w:val="single" w:color="BFC8D6" w:sz="4"/>
+              <w:right w:val="single" w:color="BFC8D6" w:sz="4"/>
+            </w:tcBorders>
+            <w:tcMar>
+              <w:top w:type="dxa" w:w="80"/>
+              <w:left w:type="dxa" w:w="140"/>
+              <w:bottom w:type="dxa" w:w="80"/>
+              <w:right w:type="dxa" w:w="140"/>
+            </w:tcMar>
+          </w:tcPr>
+          <w:p>
+            <w:pPr>
+              <w:jc w:val="center"/>
+            </w:pPr>
+            <w:r>
+              <w:rPr>
+                <w:sz w:val="19"/>
+                <w:szCs w:val="19"/>
+              </w:rPr>
+              <w:t xml:space="preserve">2026년 2월 재정사업 전환 확정, 착공 전 단계</w:t>
+            </w:r>
+          </w:p>
+        </w:tc>
+      </w:tr>
+    </w:tbl>
+    <w:p>
+      <w:pPr>
+        <w:spacing w:after="80"/>
+      </w:pPr>
+    </w:p>
+    <w:p>
+      <w:pPr>
+        <w:spacing w:after="200"/>
+      </w:pPr>
+      <w:r>
+        <w:rPr>
+          <w:color w:val="666666"/>
+          <w:sz w:val="18"/>
+          <w:szCs w:val="18"/>
+        </w:rPr>
+        <w:t xml:space="preserve">※ 거리는 구역 대표 지번(마천동 283-1)에서 잰 직선거리라 구역 안 위치에 따라 다릅니다. 소요시간은 카카오맵 대중교통 길찾기(2026년 10월 14일 조회) 기준이며 시간대에 따라 달라집니다.</w:t>
+      </w:r>
+    </w:p>
+    <w:p>
+      <w:pPr>
+        <w:spacing w:after="160" w:line="320"/>
+      </w:pPr>
+      <w:r>
+        <w:t xml:space="preserve">가장 눈여겨볼 변화는 </w:t>
+      </w:r>
+      <w:r>
+        <w:rPr>
+          <w:b/>
+          <w:bCs/>
+        </w:rPr>
+        <w:t xml:space="preserve">위례선 트램</w:t>
+      </w:r>
+      <w:r>
+        <w:t xml:space="preserve">입니다. 마천역에서 출발해 위례신도시를 거쳐 복정역(8호선·수인분당선)과 남위례역(8호선)으로 이어지는 노선으로, 마천에서 복정까지 약 14분이 걸릴 것으로 보도됐습니다. 올해 2월부터 시운전에 들어갔고 12월 말 개통을 목표로 하고 있지만, 시험운행 결과에 따라 개통일은 늦어질 수 있습니다.</w:t>
+      </w:r>
+    </w:p>
+    <w:p>
+      <w:pPr>
+        <w:spacing w:after="160" w:line="320"/>
+      </w:pPr>
+      <w:r>
+        <w:t xml:space="preserve">위례신사선은 2026년 2월 재정사업 전환이 확정돼 사업을 다시 굴릴 근거는 마련됐지만, 아직 착공 전입니다. 개통 시기가 정해지지 않은 만큼 지금 가격 판단에는 넣지 않고 장기 변수로만 보는 편이 안전합니다.</w:t>
+      </w:r>
+    </w:p>
+    <w:tbl>
+      <w:tblPr>
+        <w:tblW w:type="dxa" w:w="9638"/>
+        <w:tblBorders>
+          <w:top w:val="single" w:color="auto" w:sz="4"/>
+          <w:left w:val="single" w:color="auto" w:sz="4"/>
+          <w:bottom w:val="single" w:color="auto" w:sz="4"/>
+          <w:right w:val="single" w:color="auto" w:sz="4"/>
+          <w:insideH w:val="single" w:color="auto" w:sz="4"/>
+          <w:insideV w:val="single" w:color="auto" w:sz="4"/>
+        </w:tblBorders>
+      </w:tblPr>
+      <w:tblGrid>
+        <w:gridCol w:w="9638"/>
+      </w:tblGrid>
+      <w:tr>
+        <w:tc>
+          <w:tcPr>
+            <w:tcW w:type="dxa" w:w="9638"/>
+            <w:tcBorders>
+              <w:top w:val="dashed" w:color="2B6CB0" w:sz="8"/>
+              <w:left w:val="dashed" w:color="2B6CB0" w:sz="8"/>
+              <w:bottom w:val="dashed" w:color="2B6CB0" w:sz="8"/>
+              <w:right w:val="dashed" w:color="2B6CB0" w:sz="8"/>
+            </w:tcBorders>
+            <w:shd w:fill="EEF4FB" w:color="auto" w:val="clear"/>
+            <w:tcMar>
+              <w:top w:type="dxa" w:w="160"/>
+              <w:left w:type="dxa" w:w="200"/>
+              <w:bottom w:type="dxa" w:w="160"/>
+              <w:right w:type="dxa" w:w="200"/>
+            </w:tcMar>
+          </w:tcPr>
+          <w:p>
+            <w:pPr>
+              <w:spacing w:after="60"/>
+              <w:jc w:val="center"/>
+            </w:pPr>
+            <w:r>
+              <w:rPr>
+                <w:b/>
+                <w:bCs/>
+                <w:color w:val="2B6CB0"/>
+              </w:rPr>
+              <w:t xml:space="preserve">[사진 2] </w:t>
+            </w:r>
+            <w:r>
+              <w:rPr>
+                <w:b/>
+                <w:bCs/>
+                <w:color w:val="1F3A5F"/>
+              </w:rPr>
+              <w:t xml:space="preserve">입지 지도 (마천3구역 · 마천역 · 거여역 · 위례선 트램 노선 · 송파시그니처롯데캐슬)</w:t>
+            </w:r>
+          </w:p>
+          <w:p>
+            <w:pPr>
+              <w:spacing w:after="20"/>
+              <w:jc w:val="center"/>
+            </w:pPr>
+            <w:r>
+              <w:rPr>
+                <w:color w:val="666666"/>
+                <w:sz w:val="18"/>
+                <w:szCs w:val="18"/>
+              </w:rPr>
+              <w:t xml:space="preserve">캡션: 마천3구역 주변 교통과 인근 신축 단지 위치</w:t>
+            </w:r>
+          </w:p>
+          <w:p>
+            <w:pPr>
+              <w:jc w:val="center"/>
+            </w:pPr>
+            <w:r>
+              <w:rPr>
+                <w:color w:val="666666"/>
+                <w:sz w:val="18"/>
+                <w:szCs w:val="18"/>
+              </w:rPr>
+              <w:t xml:space="preserve">대체텍스트: 마천3구역과 마천역, 위례선 트램 노선, 송파시그니처롯데캐슬 위치를 표시한 지도</w:t>
+            </w:r>
+          </w:p>
+        </w:tc>
+      </w:tr>
+    </w:tbl>
+    <w:p>
+      <w:pPr>
+        <w:spacing w:after="160"/>
+      </w:pPr>
+    </w:p>
+    <w:p>
+      <w:pPr>
+        <w:pStyle w:val="Heading3"/>
+        <w:spacing w:after="120" w:before="240"/>
+      </w:pPr>
+      <w:r>
+        <w:rPr>
+          <w:b/>
+          <w:bCs/>
+          <w:color w:val="2B6CB0"/>
+          <w:sz w:val="23"/>
+          <w:szCs w:val="23"/>
+        </w:rPr>
+        <w:t xml:space="preserve">교육: 초등학교는 가깝고, 중·고교는 이전을 앞두고 있다</w:t>
+      </w:r>
+    </w:p>
+    <w:p>
+      <w:pPr>
+        <w:spacing w:after="160" w:line="320"/>
+      </w:pPr>
+      <w:r>
+        <w:t xml:space="preserve">구역 대표 지번에서 서울마천초등학교까지 직선 약 360m입니다. 구역 동쪽 경계는 동성중·고등학교 부지와 맞닿아 있어 교육환경영향평가를 거쳐야 했는데, 첫 심의에서 한 차례 부결된 뒤 재심의에서 위원 만장일치로 통과했습니다. 동성중·고는 거여·마천 일대로 이전을 추진 중이며, 이전 시기는 2030년 이후로 보도됐습니다.</w:t>
+      </w:r>
+    </w:p>
+    <w:p>
+      <w:pPr>
+        <w:spacing w:after="200"/>
+      </w:pPr>
+      <w:r>
+        <w:rPr>
+          <w:color w:val="666666"/>
+          <w:sz w:val="18"/>
+          <w:szCs w:val="18"/>
+        </w:rPr>
+        <w:t xml:space="preserve">※ 실제 배정 학교는 입주 시점의 교육청 배정 기준에 따라 달라지므로 따로 확인이 필요합니다.</w:t>
+      </w:r>
+    </w:p>
+    <w:p>
+      <w:pPr>
+        <w:pStyle w:val="Heading3"/>
+        <w:spacing w:after="120" w:before="240"/>
+      </w:pPr>
+      <w:r>
+        <w:rPr>
+          <w:b/>
+          <w:bCs/>
+          <w:color w:val="2B6CB0"/>
+          <w:sz w:val="23"/>
+          <w:szCs w:val="23"/>
+        </w:rPr>
+        <w:t xml:space="preserve">뉴타운: 강남3구에서 유일한 재정비촉진지구</w:t>
+      </w:r>
+    </w:p>
+    <w:p>
+      <w:pPr>
+        <w:spacing w:after="160" w:line="320"/>
+      </w:pPr>
+      <w:r>
+        <w:t xml:space="preserve">거여·마천은 강남3구에서 유일한 재정비촉진지구(뉴타운)입니다. 구역이 모두 완성되면 약 1만5,000가구 규모의 주거벨트가 형성될 것으로 전망됩니다. 이미 입주한 단지와 속도를 내는 구역이 섞여 있어, 지금은 동네가 바뀌는 한가운데에 있습니다.</w:t>
+      </w:r>
     </w:p>
     <w:p>
       <w:pPr>
@@ -1062,7 +1960,690 @@
           <w:bCs/>
           <w:color w:val="1F3A5F"/>
         </w:rPr>
-        <w:t xml:space="preserve">사업 일정</w:t>
+        <w:t xml:space="preserve">거여·마천 뉴타운 구역별 현황</w:t>
+      </w:r>
+    </w:p>
+    <w:tbl>
+      <w:tblPr>
+        <w:tblW w:type="dxa" w:w="9638"/>
+        <w:tblBorders>
+          <w:top w:val="single" w:color="auto" w:sz="4"/>
+          <w:left w:val="single" w:color="auto" w:sz="4"/>
+          <w:bottom w:val="single" w:color="auto" w:sz="4"/>
+          <w:right w:val="single" w:color="auto" w:sz="4"/>
+          <w:insideH w:val="single" w:color="auto" w:sz="4"/>
+          <w:insideV w:val="single" w:color="auto" w:sz="4"/>
+        </w:tblBorders>
+      </w:tblPr>
+      <w:tblGrid>
+        <w:gridCol w:w="2400"/>
+        <w:gridCol w:w="7238"/>
+      </w:tblGrid>
+      <w:tr>
+        <w:trPr>
+          <w:tblHeader/>
+        </w:trPr>
+        <w:tc>
+          <w:tcPr>
+            <w:tcW w:type="dxa" w:w="2400"/>
+            <w:tcBorders>
+              <w:top w:val="single" w:color="BFC8D6" w:sz="4"/>
+              <w:left w:val="single" w:color="BFC8D6" w:sz="4"/>
+              <w:bottom w:val="single" w:color="BFC8D6" w:sz="4"/>
+              <w:right w:val="single" w:color="BFC8D6" w:sz="4"/>
+            </w:tcBorders>
+            <w:shd w:fill="E8EEF6" w:color="auto" w:val="clear"/>
+            <w:tcMar>
+              <w:top w:type="dxa" w:w="80"/>
+              <w:left w:type="dxa" w:w="140"/>
+              <w:bottom w:type="dxa" w:w="80"/>
+              <w:right w:type="dxa" w:w="140"/>
+            </w:tcMar>
+          </w:tcPr>
+          <w:p>
+            <w:pPr>
+              <w:jc w:val="left"/>
+            </w:pPr>
+            <w:r>
+              <w:rPr>
+                <w:b/>
+                <w:bCs/>
+                <w:sz w:val="19"/>
+                <w:szCs w:val="19"/>
+              </w:rPr>
+              <w:t xml:space="preserve">구역</w:t>
+            </w:r>
+          </w:p>
+        </w:tc>
+        <w:tc>
+          <w:tcPr>
+            <w:tcW w:type="dxa" w:w="7238"/>
+            <w:tcBorders>
+              <w:top w:val="single" w:color="BFC8D6" w:sz="4"/>
+              <w:left w:val="single" w:color="BFC8D6" w:sz="4"/>
+              <w:bottom w:val="single" w:color="BFC8D6" w:sz="4"/>
+              <w:right w:val="single" w:color="BFC8D6" w:sz="4"/>
+            </w:tcBorders>
+            <w:shd w:fill="E8EEF6" w:color="auto" w:val="clear"/>
+            <w:tcMar>
+              <w:top w:type="dxa" w:w="80"/>
+              <w:left w:type="dxa" w:w="140"/>
+              <w:bottom w:type="dxa" w:w="80"/>
+              <w:right w:type="dxa" w:w="140"/>
+            </w:tcMar>
+          </w:tcPr>
+          <w:p>
+            <w:pPr>
+              <w:jc w:val="center"/>
+            </w:pPr>
+            <w:r>
+              <w:rPr>
+                <w:b/>
+                <w:bCs/>
+                <w:sz w:val="19"/>
+                <w:szCs w:val="19"/>
+              </w:rPr>
+              <w:t xml:space="preserve">현재 상황 (2026년 보도 기준)</w:t>
+            </w:r>
+          </w:p>
+        </w:tc>
+      </w:tr>
+      <w:tr>
+        <w:tc>
+          <w:tcPr>
+            <w:tcW w:type="dxa" w:w="2400"/>
+            <w:tcBorders>
+              <w:top w:val="single" w:color="BFC8D6" w:sz="4"/>
+              <w:left w:val="single" w:color="BFC8D6" w:sz="4"/>
+              <w:bottom w:val="single" w:color="BFC8D6" w:sz="4"/>
+              <w:right w:val="single" w:color="BFC8D6" w:sz="4"/>
+            </w:tcBorders>
+            <w:tcMar>
+              <w:top w:type="dxa" w:w="80"/>
+              <w:left w:type="dxa" w:w="140"/>
+              <w:bottom w:type="dxa" w:w="80"/>
+              <w:right w:type="dxa" w:w="140"/>
+            </w:tcMar>
+          </w:tcPr>
+          <w:p>
+            <w:pPr>
+              <w:jc w:val="left"/>
+            </w:pPr>
+            <w:r>
+              <w:rPr>
+                <w:sz w:val="19"/>
+                <w:szCs w:val="19"/>
+              </w:rPr>
+              <w:t xml:space="preserve">거여2-1 · 2-2</w:t>
+            </w:r>
+          </w:p>
+        </w:tc>
+        <w:tc>
+          <w:tcPr>
+            <w:tcW w:type="dxa" w:w="7238"/>
+            <w:tcBorders>
+              <w:top w:val="single" w:color="BFC8D6" w:sz="4"/>
+              <w:left w:val="single" w:color="BFC8D6" w:sz="4"/>
+              <w:bottom w:val="single" w:color="BFC8D6" w:sz="4"/>
+              <w:right w:val="single" w:color="BFC8D6" w:sz="4"/>
+            </w:tcBorders>
+            <w:tcMar>
+              <w:top w:type="dxa" w:w="80"/>
+              <w:left w:type="dxa" w:w="140"/>
+              <w:bottom w:type="dxa" w:w="80"/>
+              <w:right w:type="dxa" w:w="140"/>
+            </w:tcMar>
+          </w:tcPr>
+          <w:p>
+            <w:pPr>
+              <w:jc w:val="center"/>
+            </w:pPr>
+            <w:r>
+              <w:rPr>
+                <w:sz w:val="19"/>
+                <w:szCs w:val="19"/>
+              </w:rPr>
+              <w:t xml:space="preserve">입주 완료 — 송파시그니처롯데캐슬 · e편한세상송파파크센트럴 (합계 3,144세대)</w:t>
+            </w:r>
+          </w:p>
+        </w:tc>
+      </w:tr>
+      <w:tr>
+        <w:tc>
+          <w:tcPr>
+            <w:tcW w:type="dxa" w:w="2400"/>
+            <w:tcBorders>
+              <w:top w:val="single" w:color="BFC8D6" w:sz="4"/>
+              <w:left w:val="single" w:color="BFC8D6" w:sz="4"/>
+              <w:bottom w:val="single" w:color="BFC8D6" w:sz="4"/>
+              <w:right w:val="single" w:color="BFC8D6" w:sz="4"/>
+            </w:tcBorders>
+            <w:tcMar>
+              <w:top w:type="dxa" w:w="80"/>
+              <w:left w:type="dxa" w:w="140"/>
+              <w:bottom w:type="dxa" w:w="80"/>
+              <w:right w:type="dxa" w:w="140"/>
+            </w:tcMar>
+          </w:tcPr>
+          <w:p>
+            <w:pPr>
+              <w:jc w:val="left"/>
+            </w:pPr>
+            <w:r>
+              <w:rPr>
+                <w:sz w:val="19"/>
+                <w:szCs w:val="19"/>
+              </w:rPr>
+              <w:t xml:space="preserve">마천4</w:t>
+            </w:r>
+          </w:p>
+        </w:tc>
+        <w:tc>
+          <w:tcPr>
+            <w:tcW w:type="dxa" w:w="7238"/>
+            <w:tcBorders>
+              <w:top w:val="single" w:color="BFC8D6" w:sz="4"/>
+              <w:left w:val="single" w:color="BFC8D6" w:sz="4"/>
+              <w:bottom w:val="single" w:color="BFC8D6" w:sz="4"/>
+              <w:right w:val="single" w:color="BFC8D6" w:sz="4"/>
+            </w:tcBorders>
+            <w:tcMar>
+              <w:top w:type="dxa" w:w="80"/>
+              <w:left w:type="dxa" w:w="140"/>
+              <w:bottom w:type="dxa" w:w="80"/>
+              <w:right w:type="dxa" w:w="140"/>
+            </w:tcMar>
+          </w:tcPr>
+          <w:p>
+            <w:pPr>
+              <w:jc w:val="center"/>
+            </w:pPr>
+            <w:r>
+              <w:rPr>
+                <w:sz w:val="19"/>
+                <w:szCs w:val="19"/>
+              </w:rPr>
+              <w:t xml:space="preserve">현대건설 '디에이치', 철거 진행 중 · 연말 착공 목표</w:t>
+            </w:r>
+          </w:p>
+        </w:tc>
+      </w:tr>
+      <w:tr>
+        <w:tc>
+          <w:tcPr>
+            <w:tcW w:type="dxa" w:w="2400"/>
+            <w:tcBorders>
+              <w:top w:val="single" w:color="BFC8D6" w:sz="4"/>
+              <w:left w:val="single" w:color="BFC8D6" w:sz="4"/>
+              <w:bottom w:val="single" w:color="BFC8D6" w:sz="4"/>
+              <w:right w:val="single" w:color="BFC8D6" w:sz="4"/>
+            </w:tcBorders>
+            <w:shd w:fill="FFF4C2" w:color="auto" w:val="clear"/>
+            <w:tcMar>
+              <w:top w:type="dxa" w:w="80"/>
+              <w:left w:type="dxa" w:w="140"/>
+              <w:bottom w:type="dxa" w:w="80"/>
+              <w:right w:type="dxa" w:w="140"/>
+            </w:tcMar>
+          </w:tcPr>
+          <w:p>
+            <w:pPr>
+              <w:jc w:val="left"/>
+            </w:pPr>
+            <w:r>
+              <w:rPr>
+                <w:b/>
+                <w:bCs/>
+                <w:sz w:val="19"/>
+                <w:szCs w:val="19"/>
+              </w:rPr>
+              <w:t xml:space="preserve">마천3</w:t>
+            </w:r>
+          </w:p>
+        </w:tc>
+        <w:tc>
+          <w:tcPr>
+            <w:tcW w:type="dxa" w:w="7238"/>
+            <w:tcBorders>
+              <w:top w:val="single" w:color="BFC8D6" w:sz="4"/>
+              <w:left w:val="single" w:color="BFC8D6" w:sz="4"/>
+              <w:bottom w:val="single" w:color="BFC8D6" w:sz="4"/>
+              <w:right w:val="single" w:color="BFC8D6" w:sz="4"/>
+            </w:tcBorders>
+            <w:shd w:fill="FFF4C2" w:color="auto" w:val="clear"/>
+            <w:tcMar>
+              <w:top w:type="dxa" w:w="80"/>
+              <w:left w:type="dxa" w:w="140"/>
+              <w:bottom w:type="dxa" w:w="80"/>
+              <w:right w:type="dxa" w:w="140"/>
+            </w:tcMar>
+          </w:tcPr>
+          <w:p>
+            <w:pPr>
+              <w:jc w:val="center"/>
+            </w:pPr>
+            <w:r>
+              <w:rPr>
+                <w:b/>
+                <w:bCs/>
+                <w:sz w:val="19"/>
+                <w:szCs w:val="19"/>
+              </w:rPr>
+              <w:t xml:space="preserve">GS건설 '송파 자이 아스트라', 사업시행인가 후 조합원 분양신청</w:t>
+            </w:r>
+          </w:p>
+        </w:tc>
+      </w:tr>
+      <w:tr>
+        <w:tc>
+          <w:tcPr>
+            <w:tcW w:type="dxa" w:w="2400"/>
+            <w:tcBorders>
+              <w:top w:val="single" w:color="BFC8D6" w:sz="4"/>
+              <w:left w:val="single" w:color="BFC8D6" w:sz="4"/>
+              <w:bottom w:val="single" w:color="BFC8D6" w:sz="4"/>
+              <w:right w:val="single" w:color="BFC8D6" w:sz="4"/>
+            </w:tcBorders>
+            <w:tcMar>
+              <w:top w:type="dxa" w:w="80"/>
+              <w:left w:type="dxa" w:w="140"/>
+              <w:bottom w:type="dxa" w:w="80"/>
+              <w:right w:type="dxa" w:w="140"/>
+            </w:tcMar>
+          </w:tcPr>
+          <w:p>
+            <w:pPr>
+              <w:jc w:val="left"/>
+            </w:pPr>
+            <w:r>
+              <w:rPr>
+                <w:sz w:val="19"/>
+                <w:szCs w:val="19"/>
+              </w:rPr>
+              <w:t xml:space="preserve">마천5</w:t>
+            </w:r>
+          </w:p>
+        </w:tc>
+        <w:tc>
+          <w:tcPr>
+            <w:tcW w:type="dxa" w:w="7238"/>
+            <w:tcBorders>
+              <w:top w:val="single" w:color="BFC8D6" w:sz="4"/>
+              <w:left w:val="single" w:color="BFC8D6" w:sz="4"/>
+              <w:bottom w:val="single" w:color="BFC8D6" w:sz="4"/>
+              <w:right w:val="single" w:color="BFC8D6" w:sz="4"/>
+            </w:tcBorders>
+            <w:tcMar>
+              <w:top w:type="dxa" w:w="80"/>
+              <w:left w:type="dxa" w:w="140"/>
+              <w:bottom w:type="dxa" w:w="80"/>
+              <w:right w:type="dxa" w:w="140"/>
+            </w:tcMar>
+          </w:tcPr>
+          <w:p>
+            <w:pPr>
+              <w:jc w:val="center"/>
+            </w:pPr>
+            <w:r>
+              <w:rPr>
+                <w:sz w:val="19"/>
+                <w:szCs w:val="19"/>
+              </w:rPr>
+              <w:t xml:space="preserve">시공사 입찰 유찰 후 현대건설 수의계약 추진 (디에이치 적용 가닥)</w:t>
+            </w:r>
+          </w:p>
+        </w:tc>
+      </w:tr>
+      <w:tr>
+        <w:tc>
+          <w:tcPr>
+            <w:tcW w:type="dxa" w:w="2400"/>
+            <w:tcBorders>
+              <w:top w:val="single" w:color="BFC8D6" w:sz="4"/>
+              <w:left w:val="single" w:color="BFC8D6" w:sz="4"/>
+              <w:bottom w:val="single" w:color="BFC8D6" w:sz="4"/>
+              <w:right w:val="single" w:color="BFC8D6" w:sz="4"/>
+            </w:tcBorders>
+            <w:tcMar>
+              <w:top w:type="dxa" w:w="80"/>
+              <w:left w:type="dxa" w:w="140"/>
+              <w:bottom w:type="dxa" w:w="80"/>
+              <w:right w:type="dxa" w:w="140"/>
+            </w:tcMar>
+          </w:tcPr>
+          <w:p>
+            <w:pPr>
+              <w:jc w:val="left"/>
+            </w:pPr>
+            <w:r>
+              <w:rPr>
+                <w:sz w:val="19"/>
+                <w:szCs w:val="19"/>
+              </w:rPr>
+              <w:t xml:space="preserve">마천1</w:t>
+            </w:r>
+          </w:p>
+        </w:tc>
+        <w:tc>
+          <w:tcPr>
+            <w:tcW w:type="dxa" w:w="7238"/>
+            <w:tcBorders>
+              <w:top w:val="single" w:color="BFC8D6" w:sz="4"/>
+              <w:left w:val="single" w:color="BFC8D6" w:sz="4"/>
+              <w:bottom w:val="single" w:color="BFC8D6" w:sz="4"/>
+              <w:right w:val="single" w:color="BFC8D6" w:sz="4"/>
+            </w:tcBorders>
+            <w:tcMar>
+              <w:top w:type="dxa" w:w="80"/>
+              <w:left w:type="dxa" w:w="140"/>
+              <w:bottom w:type="dxa" w:w="80"/>
+              <w:right w:type="dxa" w:w="140"/>
+            </w:tcMar>
+          </w:tcPr>
+          <w:p>
+            <w:pPr>
+              <w:jc w:val="center"/>
+            </w:pPr>
+            <w:r>
+              <w:rPr>
+                <w:sz w:val="19"/>
+                <w:szCs w:val="19"/>
+              </w:rPr>
+              <w:t xml:space="preserve">최고 49층 대단지 계획, 시공자 선정 추진</w:t>
+            </w:r>
+          </w:p>
+        </w:tc>
+      </w:tr>
+      <w:tr>
+        <w:tc>
+          <w:tcPr>
+            <w:tcW w:type="dxa" w:w="2400"/>
+            <w:tcBorders>
+              <w:top w:val="single" w:color="BFC8D6" w:sz="4"/>
+              <w:left w:val="single" w:color="BFC8D6" w:sz="4"/>
+              <w:bottom w:val="single" w:color="BFC8D6" w:sz="4"/>
+              <w:right w:val="single" w:color="BFC8D6" w:sz="4"/>
+            </w:tcBorders>
+            <w:tcMar>
+              <w:top w:type="dxa" w:w="80"/>
+              <w:left w:type="dxa" w:w="140"/>
+              <w:bottom w:type="dxa" w:w="80"/>
+              <w:right w:type="dxa" w:w="140"/>
+            </w:tcMar>
+          </w:tcPr>
+          <w:p>
+            <w:pPr>
+              <w:jc w:val="left"/>
+            </w:pPr>
+            <w:r>
+              <w:rPr>
+                <w:sz w:val="19"/>
+                <w:szCs w:val="19"/>
+              </w:rPr>
+              <w:t xml:space="preserve">마천2</w:t>
+            </w:r>
+          </w:p>
+        </w:tc>
+        <w:tc>
+          <w:tcPr>
+            <w:tcW w:type="dxa" w:w="7238"/>
+            <w:tcBorders>
+              <w:top w:val="single" w:color="BFC8D6" w:sz="4"/>
+              <w:left w:val="single" w:color="BFC8D6" w:sz="4"/>
+              <w:bottom w:val="single" w:color="BFC8D6" w:sz="4"/>
+              <w:right w:val="single" w:color="BFC8D6" w:sz="4"/>
+            </w:tcBorders>
+            <w:tcMar>
+              <w:top w:type="dxa" w:w="80"/>
+              <w:left w:type="dxa" w:w="140"/>
+              <w:bottom w:type="dxa" w:w="80"/>
+              <w:right w:type="dxa" w:w="140"/>
+            </w:tcMar>
+          </w:tcPr>
+          <w:p>
+            <w:pPr>
+              <w:jc w:val="center"/>
+            </w:pPr>
+            <w:r>
+              <w:rPr>
+                <w:sz w:val="19"/>
+                <w:szCs w:val="19"/>
+              </w:rPr>
+              <w:t xml:space="preserve">재정비촉진구역 재지정</w:t>
+            </w:r>
+          </w:p>
+        </w:tc>
+      </w:tr>
+    </w:tbl>
+    <w:p>
+      <w:pPr>
+        <w:spacing w:after="80"/>
+      </w:pPr>
+    </w:p>
+    <w:tbl>
+      <w:tblPr>
+        <w:tblW w:type="dxa" w:w="9638"/>
+        <w:tblBorders>
+          <w:top w:val="single" w:color="auto" w:sz="4"/>
+          <w:left w:val="single" w:color="auto" w:sz="4"/>
+          <w:bottom w:val="single" w:color="auto" w:sz="4"/>
+          <w:right w:val="single" w:color="auto" w:sz="4"/>
+          <w:insideH w:val="single" w:color="auto" w:sz="4"/>
+          <w:insideV w:val="single" w:color="auto" w:sz="4"/>
+        </w:tblBorders>
+      </w:tblPr>
+      <w:tblGrid>
+        <w:gridCol w:w="9638"/>
+      </w:tblGrid>
+      <w:tr>
+        <w:tc>
+          <w:tcPr>
+            <w:tcW w:type="dxa" w:w="9638"/>
+            <w:tcBorders>
+              <w:top w:val="dashed" w:color="2B6CB0" w:sz="8"/>
+              <w:left w:val="dashed" w:color="2B6CB0" w:sz="8"/>
+              <w:bottom w:val="dashed" w:color="2B6CB0" w:sz="8"/>
+              <w:right w:val="dashed" w:color="2B6CB0" w:sz="8"/>
+            </w:tcBorders>
+            <w:shd w:fill="EEF4FB" w:color="auto" w:val="clear"/>
+            <w:tcMar>
+              <w:top w:type="dxa" w:w="160"/>
+              <w:left w:type="dxa" w:w="200"/>
+              <w:bottom w:type="dxa" w:w="160"/>
+              <w:right w:type="dxa" w:w="200"/>
+            </w:tcMar>
+          </w:tcPr>
+          <w:p>
+            <w:pPr>
+              <w:spacing w:after="60"/>
+              <w:jc w:val="center"/>
+            </w:pPr>
+            <w:r>
+              <w:rPr>
+                <w:b/>
+                <w:bCs/>
+                <w:color w:val="2B6CB0"/>
+              </w:rPr>
+              <w:t xml:space="preserve">[사진 3] </w:t>
+            </w:r>
+            <w:r>
+              <w:rPr>
+                <w:b/>
+                <w:bCs/>
+                <w:color w:val="1F3A5F"/>
+              </w:rPr>
+              <w:t xml:space="preserve">거여·마천 뉴타운 구역도 (구역별 진행 단계 표시) (선택)</w:t>
+            </w:r>
+          </w:p>
+          <w:p>
+            <w:pPr>
+              <w:spacing w:after="20"/>
+              <w:jc w:val="center"/>
+            </w:pPr>
+            <w:r>
+              <w:rPr>
+                <w:color w:val="666666"/>
+                <w:sz w:val="18"/>
+                <w:szCs w:val="18"/>
+              </w:rPr>
+              <w:t xml:space="preserve">캡션: 거여·마천 뉴타운 구역별 위치와 진행 단계</w:t>
+            </w:r>
+          </w:p>
+          <w:p>
+            <w:pPr>
+              <w:jc w:val="center"/>
+            </w:pPr>
+            <w:r>
+              <w:rPr>
+                <w:color w:val="666666"/>
+                <w:sz w:val="18"/>
+                <w:szCs w:val="18"/>
+              </w:rPr>
+              <w:t xml:space="preserve">대체텍스트: 거여·마천 뉴타운 구역도와 구역별 사업 진행 단계</w:t>
+            </w:r>
+          </w:p>
+        </w:tc>
+      </w:tr>
+    </w:tbl>
+    <w:p>
+      <w:pPr>
+        <w:spacing w:after="160"/>
+      </w:pPr>
+    </w:p>
+    <w:p>
+      <w:pPr>
+        <w:pStyle w:val="Heading3"/>
+        <w:spacing w:after="120" w:before="240"/>
+      </w:pPr>
+      <w:r>
+        <w:rPr>
+          <w:b/>
+          <w:bCs/>
+          <w:color w:val="2B6CB0"/>
+          <w:sz w:val="23"/>
+          <w:szCs w:val="23"/>
+        </w:rPr>
+        <w:t xml:space="preserve">정리: 마천3구역만의 강점</w:t>
+      </w:r>
+    </w:p>
+    <w:p>
+      <w:pPr>
+        <w:pStyle w:val="ListParagraph"/>
+        <w:numPr>
+          <w:ilvl w:val="0"/>
+          <w:numId w:val="4"/>
+        </w:numPr>
+        <w:spacing w:after="100" w:line="320"/>
+      </w:pPr>
+      <w:r>
+        <w:rPr>
+          <w:b/>
+          <w:bCs/>
+        </w:rPr>
+        <w:t xml:space="preserve">역과 가까운 구역</w:t>
+      </w:r>
+      <w:r>
+        <w:t xml:space="preserve">: 구역 대표 지번에서 마천역까지 직선 약 300m이고, 그 마천역이 트램의 출발역이 됩니다.</w:t>
+      </w:r>
+    </w:p>
+    <w:p>
+      <w:pPr>
+        <w:pStyle w:val="ListParagraph"/>
+        <w:numPr>
+          <w:ilvl w:val="0"/>
+          <w:numId w:val="4"/>
+        </w:numPr>
+        <w:spacing w:after="100" w:line="320"/>
+      </w:pPr>
+      <w:r>
+        <w:rPr>
+          <w:b/>
+          <w:bCs/>
+        </w:rPr>
+        <w:t xml:space="preserve">대단지</w:t>
+      </w:r>
+      <w:r>
+        <w:t xml:space="preserve">: 2,364세대 25개 동 규모이고, 조합은 2,882가구까지 늘리는 방안을 마련했습니다.</w:t>
+      </w:r>
+    </w:p>
+    <w:p>
+      <w:pPr>
+        <w:pStyle w:val="ListParagraph"/>
+        <w:numPr>
+          <w:ilvl w:val="0"/>
+          <w:numId w:val="4"/>
+        </w:numPr>
+        <w:spacing w:after="100" w:line="320"/>
+      </w:pPr>
+      <w:r>
+        <w:rPr>
+          <w:b/>
+          <w:bCs/>
+        </w:rPr>
+        <w:t xml:space="preserve">사업 속도</w:t>
+      </w:r>
+      <w:r>
+        <w:t xml:space="preserve">: 아직 사업 중인 마천 구역 가운데 철거에 들어간 마천4구역 다음으로 앞서 있습니다.</w:t>
+      </w:r>
+    </w:p>
+    <w:p>
+      <w:pPr>
+        <w:pStyle w:val="ListParagraph"/>
+        <w:numPr>
+          <w:ilvl w:val="0"/>
+          <w:numId w:val="4"/>
+        </w:numPr>
+        <w:spacing w:after="100" w:line="320"/>
+      </w:pPr>
+      <w:r>
+        <w:rPr>
+          <w:b/>
+          <w:bCs/>
+        </w:rPr>
+        <w:t xml:space="preserve">신축 가격 기준이 바로 옆에</w:t>
+      </w:r>
+      <w:r>
+        <w:t xml:space="preserve">: 먼저 입주한 송파시그니처롯데캐슬(구역 대표 지번에서 직선 약 860m)이 새 아파트 가격의 기준선 역할을 합니다.</w:t>
+      </w:r>
+    </w:p>
+    <w:p>
+      <w:pPr>
+        <w:pStyle w:val="Heading2"/>
+        <w:pBdr>
+          <w:left w:val="single" w:color="1F3A5F" w:sz="24" w:space="8"/>
+        </w:pBdr>
+        <w:spacing w:after="160" w:before="360"/>
+      </w:pPr>
+      <w:r>
+        <w:rPr>
+          <w:b/>
+          <w:bCs/>
+          <w:color w:val="1F3A5F"/>
+          <w:sz w:val="26"/>
+          <w:szCs w:val="26"/>
+        </w:rPr>
+        <w:t xml:space="preserve">3. 현재 상황: 사업시행인가에서 관리처분까지</w:t>
+      </w:r>
+    </w:p>
+    <w:p>
+      <w:pPr>
+        <w:spacing w:after="160" w:line="320"/>
+      </w:pPr>
+      <w:r>
+        <w:t xml:space="preserve">마천3구역은 구역 해제까지 겪었다가 주민들이 다시 추진해 여기까지 온 구역입니다. 연혁을 한 줄로 이어 보면 지금이 어느 지점인지 분명해집니다.</w:t>
+      </w:r>
+    </w:p>
+    <w:p>
+      <w:pPr>
+        <w:spacing w:after="80" w:before="120"/>
+      </w:pPr>
+      <w:r>
+        <w:rPr>
+          <w:b/>
+          <w:bCs/>
+          <w:color w:val="1F3A5F"/>
+        </w:rPr>
+        <w:t xml:space="preserve">사업 연혁과 앞으로의 일정</w:t>
       </w:r>
     </w:p>
     <w:tbl>
@@ -1176,6 +2757,366 @@
                 <w:sz w:val="19"/>
                 <w:szCs w:val="19"/>
               </w:rPr>
+              <w:t xml:space="preserve">2008</w:t>
+            </w:r>
+          </w:p>
+        </w:tc>
+        <w:tc>
+          <w:tcPr>
+            <w:tcW w:type="dxa" w:w="6638"/>
+            <w:tcBorders>
+              <w:top w:val="single" w:color="BFC8D6" w:sz="4"/>
+              <w:left w:val="single" w:color="BFC8D6" w:sz="4"/>
+              <w:bottom w:val="single" w:color="BFC8D6" w:sz="4"/>
+              <w:right w:val="single" w:color="BFC8D6" w:sz="4"/>
+            </w:tcBorders>
+            <w:tcMar>
+              <w:top w:type="dxa" w:w="80"/>
+              <w:left w:type="dxa" w:w="140"/>
+              <w:bottom w:type="dxa" w:w="80"/>
+              <w:right w:type="dxa" w:w="140"/>
+            </w:tcMar>
+          </w:tcPr>
+          <w:p>
+            <w:pPr>
+              <w:jc w:val="center"/>
+            </w:pPr>
+            <w:r>
+              <w:rPr>
+                <w:sz w:val="19"/>
+                <w:szCs w:val="19"/>
+              </w:rPr>
+              <w:t xml:space="preserve">재정비촉진지구 지정 (이후 구역 해제를 겪음)</w:t>
+            </w:r>
+          </w:p>
+        </w:tc>
+      </w:tr>
+      <w:tr>
+        <w:tc>
+          <w:tcPr>
+            <w:tcW w:type="dxa" w:w="3000"/>
+            <w:tcBorders>
+              <w:top w:val="single" w:color="BFC8D6" w:sz="4"/>
+              <w:left w:val="single" w:color="BFC8D6" w:sz="4"/>
+              <w:bottom w:val="single" w:color="BFC8D6" w:sz="4"/>
+              <w:right w:val="single" w:color="BFC8D6" w:sz="4"/>
+            </w:tcBorders>
+            <w:tcMar>
+              <w:top w:type="dxa" w:w="80"/>
+              <w:left w:type="dxa" w:w="140"/>
+              <w:bottom w:type="dxa" w:w="80"/>
+              <w:right w:type="dxa" w:w="140"/>
+            </w:tcMar>
+          </w:tcPr>
+          <w:p>
+            <w:pPr>
+              <w:jc w:val="left"/>
+            </w:pPr>
+            <w:r>
+              <w:rPr>
+                <w:sz w:val="19"/>
+                <w:szCs w:val="19"/>
+              </w:rPr>
+              <w:t xml:space="preserve">2015~</w:t>
+            </w:r>
+          </w:p>
+        </w:tc>
+        <w:tc>
+          <w:tcPr>
+            <w:tcW w:type="dxa" w:w="6638"/>
+            <w:tcBorders>
+              <w:top w:val="single" w:color="BFC8D6" w:sz="4"/>
+              <w:left w:val="single" w:color="BFC8D6" w:sz="4"/>
+              <w:bottom w:val="single" w:color="BFC8D6" w:sz="4"/>
+              <w:right w:val="single" w:color="BFC8D6" w:sz="4"/>
+            </w:tcBorders>
+            <w:tcMar>
+              <w:top w:type="dxa" w:w="80"/>
+              <w:left w:type="dxa" w:w="140"/>
+              <w:bottom w:type="dxa" w:w="80"/>
+              <w:right w:type="dxa" w:w="140"/>
+            </w:tcMar>
+          </w:tcPr>
+          <w:p>
+            <w:pPr>
+              <w:jc w:val="center"/>
+            </w:pPr>
+            <w:r>
+              <w:rPr>
+                <w:sz w:val="19"/>
+                <w:szCs w:val="19"/>
+              </w:rPr>
+              <w:t xml:space="preserve">주민 주도로 사업 재추진</w:t>
+            </w:r>
+          </w:p>
+        </w:tc>
+      </w:tr>
+      <w:tr>
+        <w:tc>
+          <w:tcPr>
+            <w:tcW w:type="dxa" w:w="3000"/>
+            <w:tcBorders>
+              <w:top w:val="single" w:color="BFC8D6" w:sz="4"/>
+              <w:left w:val="single" w:color="BFC8D6" w:sz="4"/>
+              <w:bottom w:val="single" w:color="BFC8D6" w:sz="4"/>
+              <w:right w:val="single" w:color="BFC8D6" w:sz="4"/>
+            </w:tcBorders>
+            <w:tcMar>
+              <w:top w:type="dxa" w:w="80"/>
+              <w:left w:type="dxa" w:w="140"/>
+              <w:bottom w:type="dxa" w:w="80"/>
+              <w:right w:type="dxa" w:w="140"/>
+            </w:tcMar>
+          </w:tcPr>
+          <w:p>
+            <w:pPr>
+              <w:jc w:val="left"/>
+            </w:pPr>
+            <w:r>
+              <w:rPr>
+                <w:sz w:val="19"/>
+                <w:szCs w:val="19"/>
+              </w:rPr>
+              <w:t xml:space="preserve">2020</w:t>
+            </w:r>
+          </w:p>
+        </w:tc>
+        <w:tc>
+          <w:tcPr>
+            <w:tcW w:type="dxa" w:w="6638"/>
+            <w:tcBorders>
+              <w:top w:val="single" w:color="BFC8D6" w:sz="4"/>
+              <w:left w:val="single" w:color="BFC8D6" w:sz="4"/>
+              <w:bottom w:val="single" w:color="BFC8D6" w:sz="4"/>
+              <w:right w:val="single" w:color="BFC8D6" w:sz="4"/>
+            </w:tcBorders>
+            <w:tcMar>
+              <w:top w:type="dxa" w:w="80"/>
+              <w:left w:type="dxa" w:w="140"/>
+              <w:bottom w:type="dxa" w:w="80"/>
+              <w:right w:type="dxa" w:w="140"/>
+            </w:tcMar>
+          </w:tcPr>
+          <w:p>
+            <w:pPr>
+              <w:jc w:val="center"/>
+            </w:pPr>
+            <w:r>
+              <w:rPr>
+                <w:sz w:val="19"/>
+                <w:szCs w:val="19"/>
+              </w:rPr>
+              <w:t xml:space="preserve">조합설립인가</w:t>
+            </w:r>
+          </w:p>
+        </w:tc>
+      </w:tr>
+      <w:tr>
+        <w:tc>
+          <w:tcPr>
+            <w:tcW w:type="dxa" w:w="3000"/>
+            <w:tcBorders>
+              <w:top w:val="single" w:color="BFC8D6" w:sz="4"/>
+              <w:left w:val="single" w:color="BFC8D6" w:sz="4"/>
+              <w:bottom w:val="single" w:color="BFC8D6" w:sz="4"/>
+              <w:right w:val="single" w:color="BFC8D6" w:sz="4"/>
+            </w:tcBorders>
+            <w:tcMar>
+              <w:top w:type="dxa" w:w="80"/>
+              <w:left w:type="dxa" w:w="140"/>
+              <w:bottom w:type="dxa" w:w="80"/>
+              <w:right w:type="dxa" w:w="140"/>
+            </w:tcMar>
+          </w:tcPr>
+          <w:p>
+            <w:pPr>
+              <w:jc w:val="left"/>
+            </w:pPr>
+            <w:r>
+              <w:rPr>
+                <w:sz w:val="19"/>
+                <w:szCs w:val="19"/>
+              </w:rPr>
+              <w:t xml:space="preserve">2022</w:t>
+            </w:r>
+          </w:p>
+        </w:tc>
+        <w:tc>
+          <w:tcPr>
+            <w:tcW w:type="dxa" w:w="6638"/>
+            <w:tcBorders>
+              <w:top w:val="single" w:color="BFC8D6" w:sz="4"/>
+              <w:left w:val="single" w:color="BFC8D6" w:sz="4"/>
+              <w:bottom w:val="single" w:color="BFC8D6" w:sz="4"/>
+              <w:right w:val="single" w:color="BFC8D6" w:sz="4"/>
+            </w:tcBorders>
+            <w:tcMar>
+              <w:top w:type="dxa" w:w="80"/>
+              <w:left w:type="dxa" w:w="140"/>
+              <w:bottom w:type="dxa" w:w="80"/>
+              <w:right w:type="dxa" w:w="140"/>
+            </w:tcMar>
+          </w:tcPr>
+          <w:p>
+            <w:pPr>
+              <w:jc w:val="center"/>
+            </w:pPr>
+            <w:r>
+              <w:rPr>
+                <w:sz w:val="19"/>
+                <w:szCs w:val="19"/>
+              </w:rPr>
+              <w:t xml:space="preserve">재정비촉진계획 변경</w:t>
+            </w:r>
+          </w:p>
+        </w:tc>
+      </w:tr>
+      <w:tr>
+        <w:tc>
+          <w:tcPr>
+            <w:tcW w:type="dxa" w:w="3000"/>
+            <w:tcBorders>
+              <w:top w:val="single" w:color="BFC8D6" w:sz="4"/>
+              <w:left w:val="single" w:color="BFC8D6" w:sz="4"/>
+              <w:bottom w:val="single" w:color="BFC8D6" w:sz="4"/>
+              <w:right w:val="single" w:color="BFC8D6" w:sz="4"/>
+            </w:tcBorders>
+            <w:tcMar>
+              <w:top w:type="dxa" w:w="80"/>
+              <w:left w:type="dxa" w:w="140"/>
+              <w:bottom w:type="dxa" w:w="80"/>
+              <w:right w:type="dxa" w:w="140"/>
+            </w:tcMar>
+          </w:tcPr>
+          <w:p>
+            <w:pPr>
+              <w:jc w:val="left"/>
+            </w:pPr>
+            <w:r>
+              <w:rPr>
+                <w:sz w:val="19"/>
+                <w:szCs w:val="19"/>
+              </w:rPr>
+              <w:t xml:space="preserve">2024.11</w:t>
+            </w:r>
+          </w:p>
+        </w:tc>
+        <w:tc>
+          <w:tcPr>
+            <w:tcW w:type="dxa" w:w="6638"/>
+            <w:tcBorders>
+              <w:top w:val="single" w:color="BFC8D6" w:sz="4"/>
+              <w:left w:val="single" w:color="BFC8D6" w:sz="4"/>
+              <w:bottom w:val="single" w:color="BFC8D6" w:sz="4"/>
+              <w:right w:val="single" w:color="BFC8D6" w:sz="4"/>
+            </w:tcBorders>
+            <w:tcMar>
+              <w:top w:type="dxa" w:w="80"/>
+              <w:left w:type="dxa" w:w="140"/>
+              <w:bottom w:type="dxa" w:w="80"/>
+              <w:right w:type="dxa" w:w="140"/>
+            </w:tcMar>
+          </w:tcPr>
+          <w:p>
+            <w:pPr>
+              <w:jc w:val="center"/>
+            </w:pPr>
+            <w:r>
+              <w:rPr>
+                <w:sz w:val="19"/>
+                <w:szCs w:val="19"/>
+              </w:rPr>
+              <w:t xml:space="preserve">시공사 GS건설 선정 (공사비 약 1조142억 원)</w:t>
+            </w:r>
+          </w:p>
+        </w:tc>
+      </w:tr>
+      <w:tr>
+        <w:tc>
+          <w:tcPr>
+            <w:tcW w:type="dxa" w:w="3000"/>
+            <w:tcBorders>
+              <w:top w:val="single" w:color="BFC8D6" w:sz="4"/>
+              <w:left w:val="single" w:color="BFC8D6" w:sz="4"/>
+              <w:bottom w:val="single" w:color="BFC8D6" w:sz="4"/>
+              <w:right w:val="single" w:color="BFC8D6" w:sz="4"/>
+            </w:tcBorders>
+            <w:tcMar>
+              <w:top w:type="dxa" w:w="80"/>
+              <w:left w:type="dxa" w:w="140"/>
+              <w:bottom w:type="dxa" w:w="80"/>
+              <w:right w:type="dxa" w:w="140"/>
+            </w:tcMar>
+          </w:tcPr>
+          <w:p>
+            <w:pPr>
+              <w:jc w:val="left"/>
+            </w:pPr>
+            <w:r>
+              <w:rPr>
+                <w:sz w:val="19"/>
+                <w:szCs w:val="19"/>
+              </w:rPr>
+              <w:t xml:space="preserve">2025</w:t>
+            </w:r>
+          </w:p>
+        </w:tc>
+        <w:tc>
+          <w:tcPr>
+            <w:tcW w:type="dxa" w:w="6638"/>
+            <w:tcBorders>
+              <w:top w:val="single" w:color="BFC8D6" w:sz="4"/>
+              <w:left w:val="single" w:color="BFC8D6" w:sz="4"/>
+              <w:bottom w:val="single" w:color="BFC8D6" w:sz="4"/>
+              <w:right w:val="single" w:color="BFC8D6" w:sz="4"/>
+            </w:tcBorders>
+            <w:tcMar>
+              <w:top w:type="dxa" w:w="80"/>
+              <w:left w:type="dxa" w:w="140"/>
+              <w:bottom w:type="dxa" w:w="80"/>
+              <w:right w:type="dxa" w:w="140"/>
+            </w:tcMar>
+          </w:tcPr>
+          <w:p>
+            <w:pPr>
+              <w:jc w:val="center"/>
+            </w:pPr>
+            <w:r>
+              <w:rPr>
+                <w:sz w:val="19"/>
+                <w:szCs w:val="19"/>
+              </w:rPr>
+              <w:t xml:space="preserve">교육환경영향평가 재심의 만장일치 통과</w:t>
+            </w:r>
+          </w:p>
+        </w:tc>
+      </w:tr>
+      <w:tr>
+        <w:tc>
+          <w:tcPr>
+            <w:tcW w:type="dxa" w:w="3000"/>
+            <w:tcBorders>
+              <w:top w:val="single" w:color="BFC8D6" w:sz="4"/>
+              <w:left w:val="single" w:color="BFC8D6" w:sz="4"/>
+              <w:bottom w:val="single" w:color="BFC8D6" w:sz="4"/>
+              <w:right w:val="single" w:color="BFC8D6" w:sz="4"/>
+            </w:tcBorders>
+            <w:tcMar>
+              <w:top w:type="dxa" w:w="80"/>
+              <w:left w:type="dxa" w:w="140"/>
+              <w:bottom w:type="dxa" w:w="80"/>
+              <w:right w:type="dxa" w:w="140"/>
+            </w:tcMar>
+          </w:tcPr>
+          <w:p>
+            <w:pPr>
+              <w:jc w:val="left"/>
+            </w:pPr>
+            <w:r>
+              <w:rPr>
+                <w:sz w:val="19"/>
+                <w:szCs w:val="19"/>
+              </w:rPr>
               <w:t xml:space="preserve">2026.03.26</w:t>
             </w:r>
           </w:p>
@@ -1532,7 +3473,7 @@
           <w:sz w:val="18"/>
           <w:szCs w:val="18"/>
         </w:rPr>
-        <w:t xml:space="preserve">※ 분양신청 마감, 관리처분 목표, 이주 계획, 2,882가구 방안은 2026년 9월 23일 보도 기준이며 조합 사정에 따라 바뀔 수 있습니다.</w:t>
+        <w:t xml:space="preserve">※ 분양신청 마감, 관리처분 목표, 이주 계획은 2026년 9월 23일 보도 기준이며 조합 사정에 따라 바뀔 수 있습니다. 사업시행계획인가 고시상 사업시행기간은 인가일부터 120개월입니다.</w:t>
       </w:r>
     </w:p>
     <w:p>
@@ -1549,7 +3490,827 @@
         <w:t xml:space="preserve">지금은 분양신청 마감과 관리처분 사이의 길목</w:t>
       </w:r>
       <w:r>
-        <w:t xml:space="preserve">에 있습니다. 이 시점의 매수는 '언제 살까'보다 '무엇을 확인하고 살까'가 훨씬 중요합니다. 무엇을 확인해야 하는지는 6장에서 다룹니다.</w:t>
+        <w:t xml:space="preserve">에 있습니다. 분양신청으로 조합원별 희망 평형이 정해지면, 조합은 이를 바탕으로 관리처분계획을 세워 연내 총회와 인가 신청까지 마친다는 계획입니다. 이 시점의 매수는 '언제 살까'보다 '무엇을 확인하고 살까'가 훨씬 중요합니다.</w:t>
+      </w:r>
+    </w:p>
+    <w:p>
+      <w:pPr>
+        <w:pStyle w:val="Heading2"/>
+        <w:pBdr>
+          <w:left w:val="single" w:color="1F3A5F" w:sz="24" w:space="8"/>
+        </w:pBdr>
+        <w:spacing w:after="160" w:before="360"/>
+      </w:pPr>
+      <w:r>
+        <w:rPr>
+          <w:b/>
+          <w:bCs/>
+          <w:color w:val="1F3A5F"/>
+          <w:sz w:val="26"/>
+          <w:szCs w:val="26"/>
+        </w:rPr>
+        <w:t xml:space="preserve">4. 기준이 되는 두 숫자: 조합원 분양가와 옆 신축 시세</w:t>
+      </w:r>
+    </w:p>
+    <w:p>
+      <w:pPr>
+        <w:spacing w:after="160" w:line="320"/>
+      </w:pPr>
+      <w:r>
+        <w:t xml:space="preserve">재개발 매물의 가격이 적정한지 보려면 두 숫자가 필요합니다. 새 아파트를 받을 때 내는 값(조합원 분양가), 그리고 이미 지어진 비슷한 새 아파트를 지금 사는 값(인근 신축 시세)입니다.</w:t>
+      </w:r>
+    </w:p>
+    <w:p>
+      <w:pPr>
+        <w:pStyle w:val="Heading3"/>
+        <w:spacing w:after="120" w:before="240"/>
+      </w:pPr>
+      <w:r>
+        <w:rPr>
+          <w:b/>
+          <w:bCs/>
+          <w:color w:val="2B6CB0"/>
+          <w:sz w:val="23"/>
+          <w:szCs w:val="23"/>
+        </w:rPr>
+        <w:t xml:space="preserve">조합원 분양가 (조합 추정)</w:t>
+      </w:r>
+    </w:p>
+    <w:tbl>
+      <w:tblPr>
+        <w:tblW w:type="dxa" w:w="9638"/>
+        <w:tblBorders>
+          <w:top w:val="single" w:color="auto" w:sz="4"/>
+          <w:left w:val="single" w:color="auto" w:sz="4"/>
+          <w:bottom w:val="single" w:color="auto" w:sz="4"/>
+          <w:right w:val="single" w:color="auto" w:sz="4"/>
+          <w:insideH w:val="single" w:color="auto" w:sz="4"/>
+          <w:insideV w:val="single" w:color="auto" w:sz="4"/>
+        </w:tblBorders>
+      </w:tblPr>
+      <w:tblGrid>
+        <w:gridCol w:w="2638"/>
+        <w:gridCol w:w="2200"/>
+        <w:gridCol w:w="2200"/>
+        <w:gridCol w:w="2600"/>
+      </w:tblGrid>
+      <w:tr>
+        <w:trPr>
+          <w:tblHeader/>
+        </w:trPr>
+        <w:tc>
+          <w:tcPr>
+            <w:tcW w:type="dxa" w:w="2638"/>
+            <w:tcBorders>
+              <w:top w:val="single" w:color="BFC8D6" w:sz="4"/>
+              <w:left w:val="single" w:color="BFC8D6" w:sz="4"/>
+              <w:bottom w:val="single" w:color="BFC8D6" w:sz="4"/>
+              <w:right w:val="single" w:color="BFC8D6" w:sz="4"/>
+            </w:tcBorders>
+            <w:shd w:fill="E8EEF6" w:color="auto" w:val="clear"/>
+            <w:tcMar>
+              <w:top w:type="dxa" w:w="80"/>
+              <w:left w:type="dxa" w:w="140"/>
+              <w:bottom w:type="dxa" w:w="80"/>
+              <w:right w:type="dxa" w:w="140"/>
+            </w:tcMar>
+          </w:tcPr>
+          <w:p>
+            <w:pPr>
+              <w:jc w:val="left"/>
+            </w:pPr>
+            <w:r>
+              <w:rPr>
+                <w:b/>
+                <w:bCs/>
+                <w:sz w:val="19"/>
+                <w:szCs w:val="19"/>
+              </w:rPr>
+              <w:t xml:space="preserve">구분</w:t>
+            </w:r>
+          </w:p>
+        </w:tc>
+        <w:tc>
+          <w:tcPr>
+            <w:tcW w:type="dxa" w:w="2200"/>
+            <w:tcBorders>
+              <w:top w:val="single" w:color="BFC8D6" w:sz="4"/>
+              <w:left w:val="single" w:color="BFC8D6" w:sz="4"/>
+              <w:bottom w:val="single" w:color="BFC8D6" w:sz="4"/>
+              <w:right w:val="single" w:color="BFC8D6" w:sz="4"/>
+            </w:tcBorders>
+            <w:shd w:fill="E8EEF6" w:color="auto" w:val="clear"/>
+            <w:tcMar>
+              <w:top w:type="dxa" w:w="80"/>
+              <w:left w:type="dxa" w:w="140"/>
+              <w:bottom w:type="dxa" w:w="80"/>
+              <w:right w:type="dxa" w:w="140"/>
+            </w:tcMar>
+          </w:tcPr>
+          <w:p>
+            <w:pPr>
+              <w:jc w:val="center"/>
+            </w:pPr>
+            <w:r>
+              <w:rPr>
+                <w:b/>
+                <w:bCs/>
+                <w:sz w:val="19"/>
+                <w:szCs w:val="19"/>
+              </w:rPr>
+              <w:t xml:space="preserve">전용 59㎡</w:t>
+            </w:r>
+          </w:p>
+        </w:tc>
+        <w:tc>
+          <w:tcPr>
+            <w:tcW w:type="dxa" w:w="2200"/>
+            <w:tcBorders>
+              <w:top w:val="single" w:color="BFC8D6" w:sz="4"/>
+              <w:left w:val="single" w:color="BFC8D6" w:sz="4"/>
+              <w:bottom w:val="single" w:color="BFC8D6" w:sz="4"/>
+              <w:right w:val="single" w:color="BFC8D6" w:sz="4"/>
+            </w:tcBorders>
+            <w:shd w:fill="E8EEF6" w:color="auto" w:val="clear"/>
+            <w:tcMar>
+              <w:top w:type="dxa" w:w="80"/>
+              <w:left w:type="dxa" w:w="140"/>
+              <w:bottom w:type="dxa" w:w="80"/>
+              <w:right w:type="dxa" w:w="140"/>
+            </w:tcMar>
+          </w:tcPr>
+          <w:p>
+            <w:pPr>
+              <w:jc w:val="center"/>
+            </w:pPr>
+            <w:r>
+              <w:rPr>
+                <w:b/>
+                <w:bCs/>
+                <w:sz w:val="19"/>
+                <w:szCs w:val="19"/>
+              </w:rPr>
+              <w:t xml:space="preserve">전용 74㎡</w:t>
+            </w:r>
+          </w:p>
+        </w:tc>
+        <w:tc>
+          <w:tcPr>
+            <w:tcW w:type="dxa" w:w="2600"/>
+            <w:tcBorders>
+              <w:top w:val="single" w:color="BFC8D6" w:sz="4"/>
+              <w:left w:val="single" w:color="BFC8D6" w:sz="4"/>
+              <w:bottom w:val="single" w:color="BFC8D6" w:sz="4"/>
+              <w:right w:val="single" w:color="BFC8D6" w:sz="4"/>
+            </w:tcBorders>
+            <w:shd w:fill="E8EEF6" w:color="auto" w:val="clear"/>
+            <w:tcMar>
+              <w:top w:type="dxa" w:w="80"/>
+              <w:left w:type="dxa" w:w="140"/>
+              <w:bottom w:type="dxa" w:w="80"/>
+              <w:right w:type="dxa" w:w="140"/>
+            </w:tcMar>
+          </w:tcPr>
+          <w:p>
+            <w:pPr>
+              <w:jc w:val="center"/>
+            </w:pPr>
+            <w:r>
+              <w:rPr>
+                <w:b/>
+                <w:bCs/>
+                <w:sz w:val="19"/>
+                <w:szCs w:val="19"/>
+              </w:rPr>
+              <w:t xml:space="preserve">전용 84㎡</w:t>
+            </w:r>
+          </w:p>
+        </w:tc>
+      </w:tr>
+      <w:tr>
+        <w:tc>
+          <w:tcPr>
+            <w:tcW w:type="dxa" w:w="2638"/>
+            <w:tcBorders>
+              <w:top w:val="single" w:color="BFC8D6" w:sz="4"/>
+              <w:left w:val="single" w:color="BFC8D6" w:sz="4"/>
+              <w:bottom w:val="single" w:color="BFC8D6" w:sz="4"/>
+              <w:right w:val="single" w:color="BFC8D6" w:sz="4"/>
+            </w:tcBorders>
+            <w:tcMar>
+              <w:top w:type="dxa" w:w="80"/>
+              <w:left w:type="dxa" w:w="140"/>
+              <w:bottom w:type="dxa" w:w="80"/>
+              <w:right w:type="dxa" w:w="140"/>
+            </w:tcMar>
+          </w:tcPr>
+          <w:p>
+            <w:pPr>
+              <w:jc w:val="left"/>
+            </w:pPr>
+            <w:r>
+              <w:rPr>
+                <w:sz w:val="19"/>
+                <w:szCs w:val="19"/>
+              </w:rPr>
+              <w:t xml:space="preserve">조합원 분양가 (조합 추정)</w:t>
+            </w:r>
+          </w:p>
+        </w:tc>
+        <w:tc>
+          <w:tcPr>
+            <w:tcW w:type="dxa" w:w="2200"/>
+            <w:tcBorders>
+              <w:top w:val="single" w:color="BFC8D6" w:sz="4"/>
+              <w:left w:val="single" w:color="BFC8D6" w:sz="4"/>
+              <w:bottom w:val="single" w:color="BFC8D6" w:sz="4"/>
+              <w:right w:val="single" w:color="BFC8D6" w:sz="4"/>
+            </w:tcBorders>
+            <w:tcMar>
+              <w:top w:type="dxa" w:w="80"/>
+              <w:left w:type="dxa" w:w="140"/>
+              <w:bottom w:type="dxa" w:w="80"/>
+              <w:right w:type="dxa" w:w="140"/>
+            </w:tcMar>
+          </w:tcPr>
+          <w:p>
+            <w:pPr>
+              <w:jc w:val="center"/>
+            </w:pPr>
+            <w:r>
+              <w:rPr>
+                <w:sz w:val="19"/>
+                <w:szCs w:val="19"/>
+              </w:rPr>
+              <w:t xml:space="preserve">10억9,300만~11억</w:t>
+            </w:r>
+          </w:p>
+        </w:tc>
+        <w:tc>
+          <w:tcPr>
+            <w:tcW w:type="dxa" w:w="2200"/>
+            <w:tcBorders>
+              <w:top w:val="single" w:color="BFC8D6" w:sz="4"/>
+              <w:left w:val="single" w:color="BFC8D6" w:sz="4"/>
+              <w:bottom w:val="single" w:color="BFC8D6" w:sz="4"/>
+              <w:right w:val="single" w:color="BFC8D6" w:sz="4"/>
+            </w:tcBorders>
+            <w:tcMar>
+              <w:top w:type="dxa" w:w="80"/>
+              <w:left w:type="dxa" w:w="140"/>
+              <w:bottom w:type="dxa" w:w="80"/>
+              <w:right w:type="dxa" w:w="140"/>
+            </w:tcMar>
+          </w:tcPr>
+          <w:p>
+            <w:pPr>
+              <w:jc w:val="center"/>
+            </w:pPr>
+            <w:r>
+              <w:rPr>
+                <w:sz w:val="19"/>
+                <w:szCs w:val="19"/>
+              </w:rPr>
+              <w:t xml:space="preserve">12억7,500만~12억8,200만</w:t>
+            </w:r>
+          </w:p>
+        </w:tc>
+        <w:tc>
+          <w:tcPr>
+            <w:tcW w:type="dxa" w:w="2600"/>
+            <w:tcBorders>
+              <w:top w:val="single" w:color="BFC8D6" w:sz="4"/>
+              <w:left w:val="single" w:color="BFC8D6" w:sz="4"/>
+              <w:bottom w:val="single" w:color="BFC8D6" w:sz="4"/>
+              <w:right w:val="single" w:color="BFC8D6" w:sz="4"/>
+            </w:tcBorders>
+            <w:tcMar>
+              <w:top w:type="dxa" w:w="80"/>
+              <w:left w:type="dxa" w:w="140"/>
+              <w:bottom w:type="dxa" w:w="80"/>
+              <w:right w:type="dxa" w:w="140"/>
+            </w:tcMar>
+          </w:tcPr>
+          <w:p>
+            <w:pPr>
+              <w:jc w:val="center"/>
+            </w:pPr>
+            <w:r>
+              <w:rPr>
+                <w:sz w:val="19"/>
+                <w:szCs w:val="19"/>
+              </w:rPr>
+              <w:t xml:space="preserve">13억4,100만~13억7,500만</w:t>
+            </w:r>
+          </w:p>
+        </w:tc>
+      </w:tr>
+      <w:tr>
+        <w:tc>
+          <w:tcPr>
+            <w:tcW w:type="dxa" w:w="2638"/>
+            <w:tcBorders>
+              <w:top w:val="single" w:color="BFC8D6" w:sz="4"/>
+              <w:left w:val="single" w:color="BFC8D6" w:sz="4"/>
+              <w:bottom w:val="single" w:color="BFC8D6" w:sz="4"/>
+              <w:right w:val="single" w:color="BFC8D6" w:sz="4"/>
+            </w:tcBorders>
+            <w:tcMar>
+              <w:top w:type="dxa" w:w="80"/>
+              <w:left w:type="dxa" w:w="140"/>
+              <w:bottom w:type="dxa" w:w="80"/>
+              <w:right w:type="dxa" w:w="140"/>
+            </w:tcMar>
+          </w:tcPr>
+          <w:p>
+            <w:pPr>
+              <w:jc w:val="left"/>
+            </w:pPr>
+            <w:r>
+              <w:rPr>
+                <w:sz w:val="19"/>
+                <w:szCs w:val="19"/>
+              </w:rPr>
+              <w:t xml:space="preserve">일반분양가 (조합 추정)</w:t>
+            </w:r>
+          </w:p>
+        </w:tc>
+        <w:tc>
+          <w:tcPr>
+            <w:tcW w:type="dxa" w:w="2200"/>
+            <w:tcBorders>
+              <w:top w:val="single" w:color="BFC8D6" w:sz="4"/>
+              <w:left w:val="single" w:color="BFC8D6" w:sz="4"/>
+              <w:bottom w:val="single" w:color="BFC8D6" w:sz="4"/>
+              <w:right w:val="single" w:color="BFC8D6" w:sz="4"/>
+            </w:tcBorders>
+            <w:tcMar>
+              <w:top w:type="dxa" w:w="80"/>
+              <w:left w:type="dxa" w:w="140"/>
+              <w:bottom w:type="dxa" w:w="80"/>
+              <w:right w:type="dxa" w:w="140"/>
+            </w:tcMar>
+          </w:tcPr>
+          <w:p>
+            <w:pPr>
+              <w:jc w:val="center"/>
+            </w:pPr>
+            <w:r>
+              <w:rPr>
+                <w:sz w:val="19"/>
+                <w:szCs w:val="19"/>
+              </w:rPr>
+              <w:t xml:space="preserve">-</w:t>
+            </w:r>
+          </w:p>
+        </w:tc>
+        <w:tc>
+          <w:tcPr>
+            <w:tcW w:type="dxa" w:w="2200"/>
+            <w:tcBorders>
+              <w:top w:val="single" w:color="BFC8D6" w:sz="4"/>
+              <w:left w:val="single" w:color="BFC8D6" w:sz="4"/>
+              <w:bottom w:val="single" w:color="BFC8D6" w:sz="4"/>
+              <w:right w:val="single" w:color="BFC8D6" w:sz="4"/>
+            </w:tcBorders>
+            <w:tcMar>
+              <w:top w:type="dxa" w:w="80"/>
+              <w:left w:type="dxa" w:w="140"/>
+              <w:bottom w:type="dxa" w:w="80"/>
+              <w:right w:type="dxa" w:w="140"/>
+            </w:tcMar>
+          </w:tcPr>
+          <w:p>
+            <w:pPr>
+              <w:jc w:val="center"/>
+            </w:pPr>
+            <w:r>
+              <w:rPr>
+                <w:sz w:val="19"/>
+                <w:szCs w:val="19"/>
+              </w:rPr>
+              <w:t xml:space="preserve">-</w:t>
+            </w:r>
+          </w:p>
+        </w:tc>
+        <w:tc>
+          <w:tcPr>
+            <w:tcW w:type="dxa" w:w="2600"/>
+            <w:tcBorders>
+              <w:top w:val="single" w:color="BFC8D6" w:sz="4"/>
+              <w:left w:val="single" w:color="BFC8D6" w:sz="4"/>
+              <w:bottom w:val="single" w:color="BFC8D6" w:sz="4"/>
+              <w:right w:val="single" w:color="BFC8D6" w:sz="4"/>
+            </w:tcBorders>
+            <w:tcMar>
+              <w:top w:type="dxa" w:w="80"/>
+              <w:left w:type="dxa" w:w="140"/>
+              <w:bottom w:type="dxa" w:w="80"/>
+              <w:right w:type="dxa" w:w="140"/>
+            </w:tcMar>
+          </w:tcPr>
+          <w:p>
+            <w:pPr>
+              <w:jc w:val="center"/>
+            </w:pPr>
+            <w:r>
+              <w:rPr>
+                <w:sz w:val="19"/>
+                <w:szCs w:val="19"/>
+              </w:rPr>
+              <w:t xml:space="preserve">16억7,300만~17억500만</w:t>
+            </w:r>
+          </w:p>
+        </w:tc>
+      </w:tr>
+    </w:tbl>
+    <w:p>
+      <w:pPr>
+        <w:spacing w:after="80"/>
+      </w:pPr>
+    </w:p>
+    <w:p>
+      <w:pPr>
+        <w:spacing w:after="200"/>
+      </w:pPr>
+      <w:r>
+        <w:rPr>
+          <w:color w:val="666666"/>
+          <w:sz w:val="18"/>
+          <w:szCs w:val="18"/>
+        </w:rPr>
+        <w:t xml:space="preserve">※ 출처: 2026년 9월 23일 MTN 보도. 확정가가 아니며 관리처분계획 수립 과정에서 바뀔 수 있습니다.</w:t>
+      </w:r>
+    </w:p>
+    <w:p>
+      <w:pPr>
+        <w:spacing w:after="160" w:line="320"/>
+      </w:pPr>
+      <w:r>
+        <w:t xml:space="preserve">84㎡ 기준으로 조합원 분양가와 일반분양가 사이에 </w:t>
+      </w:r>
+      <w:r>
+        <w:rPr>
+          <w:b/>
+          <w:bCs/>
+        </w:rPr>
+        <w:t xml:space="preserve">3억 원 넘는 차이</w:t>
+      </w:r>
+      <w:r>
+        <w:t xml:space="preserve">가 있습니다. 조합원 자리에 웃돈이 붙는 출발점이 바로 이 차이입니다.</w:t>
+      </w:r>
+    </w:p>
+    <w:p>
+      <w:pPr>
+        <w:pStyle w:val="Heading3"/>
+        <w:spacing w:after="120" w:before="240"/>
+      </w:pPr>
+      <w:r>
+        <w:rPr>
+          <w:b/>
+          <w:bCs/>
+          <w:color w:val="2B6CB0"/>
+          <w:sz w:val="23"/>
+          <w:szCs w:val="23"/>
+        </w:rPr>
+        <w:t xml:space="preserve">인근 신축 실거래 (국토교통부 실거래 공개자료)</w:t>
+      </w:r>
+    </w:p>
+    <w:p>
+      <w:pPr>
+        <w:spacing w:after="160" w:line="320"/>
+      </w:pPr>
+      <w:r>
+        <w:t xml:space="preserve">비교 대상은 같은 거여·마천 생활권의 신축입니다. 송파시그니처롯데캐슬은 이 생활권에서 먼저 재개발을 마치고 2021년에 준공한 단지입니다.</w:t>
+      </w:r>
+    </w:p>
+    <w:tbl>
+      <w:tblPr>
+        <w:tblW w:type="dxa" w:w="9638"/>
+        <w:tblBorders>
+          <w:top w:val="single" w:color="auto" w:sz="4"/>
+          <w:left w:val="single" w:color="auto" w:sz="4"/>
+          <w:bottom w:val="single" w:color="auto" w:sz="4"/>
+          <w:right w:val="single" w:color="auto" w:sz="4"/>
+          <w:insideH w:val="single" w:color="auto" w:sz="4"/>
+          <w:insideV w:val="single" w:color="auto" w:sz="4"/>
+        </w:tblBorders>
+      </w:tblPr>
+      <w:tblGrid>
+        <w:gridCol w:w="3438"/>
+        <w:gridCol w:w="2900"/>
+        <w:gridCol w:w="3300"/>
+      </w:tblGrid>
+      <w:tr>
+        <w:trPr>
+          <w:tblHeader/>
+        </w:trPr>
+        <w:tc>
+          <w:tcPr>
+            <w:tcW w:type="dxa" w:w="3438"/>
+            <w:tcBorders>
+              <w:top w:val="single" w:color="BFC8D6" w:sz="4"/>
+              <w:left w:val="single" w:color="BFC8D6" w:sz="4"/>
+              <w:bottom w:val="single" w:color="BFC8D6" w:sz="4"/>
+              <w:right w:val="single" w:color="BFC8D6" w:sz="4"/>
+            </w:tcBorders>
+            <w:shd w:fill="E8EEF6" w:color="auto" w:val="clear"/>
+            <w:tcMar>
+              <w:top w:type="dxa" w:w="80"/>
+              <w:left w:type="dxa" w:w="140"/>
+              <w:bottom w:type="dxa" w:w="80"/>
+              <w:right w:type="dxa" w:w="140"/>
+            </w:tcMar>
+          </w:tcPr>
+          <w:p>
+            <w:pPr>
+              <w:jc w:val="left"/>
+            </w:pPr>
+            <w:r>
+              <w:rPr>
+                <w:b/>
+                <w:bCs/>
+                <w:sz w:val="19"/>
+                <w:szCs w:val="19"/>
+              </w:rPr>
+              <w:t xml:space="preserve">단지 · 기간</w:t>
+            </w:r>
+          </w:p>
+        </w:tc>
+        <w:tc>
+          <w:tcPr>
+            <w:tcW w:type="dxa" w:w="2900"/>
+            <w:tcBorders>
+              <w:top w:val="single" w:color="BFC8D6" w:sz="4"/>
+              <w:left w:val="single" w:color="BFC8D6" w:sz="4"/>
+              <w:bottom w:val="single" w:color="BFC8D6" w:sz="4"/>
+              <w:right w:val="single" w:color="BFC8D6" w:sz="4"/>
+            </w:tcBorders>
+            <w:shd w:fill="E8EEF6" w:color="auto" w:val="clear"/>
+            <w:tcMar>
+              <w:top w:type="dxa" w:w="80"/>
+              <w:left w:type="dxa" w:w="140"/>
+              <w:bottom w:type="dxa" w:w="80"/>
+              <w:right w:type="dxa" w:w="140"/>
+            </w:tcMar>
+          </w:tcPr>
+          <w:p>
+            <w:pPr>
+              <w:jc w:val="center"/>
+            </w:pPr>
+            <w:r>
+              <w:rPr>
+                <w:b/>
+                <w:bCs/>
+                <w:sz w:val="19"/>
+                <w:szCs w:val="19"/>
+              </w:rPr>
+              <w:t xml:space="preserve">전용 59㎡</w:t>
+            </w:r>
+          </w:p>
+        </w:tc>
+        <w:tc>
+          <w:tcPr>
+            <w:tcW w:type="dxa" w:w="3300"/>
+            <w:tcBorders>
+              <w:top w:val="single" w:color="BFC8D6" w:sz="4"/>
+              <w:left w:val="single" w:color="BFC8D6" w:sz="4"/>
+              <w:bottom w:val="single" w:color="BFC8D6" w:sz="4"/>
+              <w:right w:val="single" w:color="BFC8D6" w:sz="4"/>
+            </w:tcBorders>
+            <w:shd w:fill="E8EEF6" w:color="auto" w:val="clear"/>
+            <w:tcMar>
+              <w:top w:type="dxa" w:w="80"/>
+              <w:left w:type="dxa" w:w="140"/>
+              <w:bottom w:type="dxa" w:w="80"/>
+              <w:right w:type="dxa" w:w="140"/>
+            </w:tcMar>
+          </w:tcPr>
+          <w:p>
+            <w:pPr>
+              <w:jc w:val="center"/>
+            </w:pPr>
+            <w:r>
+              <w:rPr>
+                <w:b/>
+                <w:bCs/>
+                <w:sz w:val="19"/>
+                <w:szCs w:val="19"/>
+              </w:rPr>
+              <w:t xml:space="preserve">전용 84㎡</w:t>
+            </w:r>
+          </w:p>
+        </w:tc>
+      </w:tr>
+      <w:tr>
+        <w:tc>
+          <w:tcPr>
+            <w:tcW w:type="dxa" w:w="3438"/>
+            <w:tcBorders>
+              <w:top w:val="single" w:color="BFC8D6" w:sz="4"/>
+              <w:left w:val="single" w:color="BFC8D6" w:sz="4"/>
+              <w:bottom w:val="single" w:color="BFC8D6" w:sz="4"/>
+              <w:right w:val="single" w:color="BFC8D6" w:sz="4"/>
+            </w:tcBorders>
+            <w:tcMar>
+              <w:top w:type="dxa" w:w="80"/>
+              <w:left w:type="dxa" w:w="140"/>
+              <w:bottom w:type="dxa" w:w="80"/>
+              <w:right w:type="dxa" w:w="140"/>
+            </w:tcMar>
+          </w:tcPr>
+          <w:p>
+            <w:pPr>
+              <w:jc w:val="left"/>
+            </w:pPr>
+            <w:r>
+              <w:rPr>
+                <w:sz w:val="19"/>
+                <w:szCs w:val="19"/>
+              </w:rPr>
+              <w:t xml:space="preserve">송파시그니처롯데캐슬 (2026.8~9)</w:t>
+            </w:r>
+          </w:p>
+        </w:tc>
+        <w:tc>
+          <w:tcPr>
+            <w:tcW w:type="dxa" w:w="2900"/>
+            <w:tcBorders>
+              <w:top w:val="single" w:color="BFC8D6" w:sz="4"/>
+              <w:left w:val="single" w:color="BFC8D6" w:sz="4"/>
+              <w:bottom w:val="single" w:color="BFC8D6" w:sz="4"/>
+              <w:right w:val="single" w:color="BFC8D6" w:sz="4"/>
+            </w:tcBorders>
+            <w:tcMar>
+              <w:top w:type="dxa" w:w="80"/>
+              <w:left w:type="dxa" w:w="140"/>
+              <w:bottom w:type="dxa" w:w="80"/>
+              <w:right w:type="dxa" w:w="140"/>
+            </w:tcMar>
+          </w:tcPr>
+          <w:p>
+            <w:pPr>
+              <w:jc w:val="center"/>
+            </w:pPr>
+            <w:r>
+              <w:rPr>
+                <w:sz w:val="19"/>
+                <w:szCs w:val="19"/>
+              </w:rPr>
+              <w:t xml:space="preserve">18억~18억5,700만 (3건)</w:t>
+            </w:r>
+          </w:p>
+        </w:tc>
+        <w:tc>
+          <w:tcPr>
+            <w:tcW w:type="dxa" w:w="3300"/>
+            <w:tcBorders>
+              <w:top w:val="single" w:color="BFC8D6" w:sz="4"/>
+              <w:left w:val="single" w:color="BFC8D6" w:sz="4"/>
+              <w:bottom w:val="single" w:color="BFC8D6" w:sz="4"/>
+              <w:right w:val="single" w:color="BFC8D6" w:sz="4"/>
+            </w:tcBorders>
+            <w:tcMar>
+              <w:top w:type="dxa" w:w="80"/>
+              <w:left w:type="dxa" w:w="140"/>
+              <w:bottom w:type="dxa" w:w="80"/>
+              <w:right w:type="dxa" w:w="140"/>
+            </w:tcMar>
+          </w:tcPr>
+          <w:p>
+            <w:pPr>
+              <w:jc w:val="center"/>
+            </w:pPr>
+            <w:r>
+              <w:rPr>
+                <w:sz w:val="19"/>
+                <w:szCs w:val="19"/>
+              </w:rPr>
+              <w:t xml:space="preserve">20억4,000만~21억4,000만 (6건)</w:t>
+            </w:r>
+          </w:p>
+        </w:tc>
+      </w:tr>
+      <w:tr>
+        <w:tc>
+          <w:tcPr>
+            <w:tcW w:type="dxa" w:w="3438"/>
+            <w:tcBorders>
+              <w:top w:val="single" w:color="BFC8D6" w:sz="4"/>
+              <w:left w:val="single" w:color="BFC8D6" w:sz="4"/>
+              <w:bottom w:val="single" w:color="BFC8D6" w:sz="4"/>
+              <w:right w:val="single" w:color="BFC8D6" w:sz="4"/>
+            </w:tcBorders>
+            <w:tcMar>
+              <w:top w:type="dxa" w:w="80"/>
+              <w:left w:type="dxa" w:w="140"/>
+              <w:bottom w:type="dxa" w:w="80"/>
+              <w:right w:type="dxa" w:w="140"/>
+            </w:tcMar>
+          </w:tcPr>
+          <w:p>
+            <w:pPr>
+              <w:jc w:val="left"/>
+            </w:pPr>
+            <w:r>
+              <w:rPr>
+                <w:sz w:val="19"/>
+                <w:szCs w:val="19"/>
+              </w:rPr>
+              <w:t xml:space="preserve">e편한세상송파파크센트럴 (2026.4~9)</w:t>
+            </w:r>
+          </w:p>
+        </w:tc>
+        <w:tc>
+          <w:tcPr>
+            <w:tcW w:type="dxa" w:w="2900"/>
+            <w:tcBorders>
+              <w:top w:val="single" w:color="BFC8D6" w:sz="4"/>
+              <w:left w:val="single" w:color="BFC8D6" w:sz="4"/>
+              <w:bottom w:val="single" w:color="BFC8D6" w:sz="4"/>
+              <w:right w:val="single" w:color="BFC8D6" w:sz="4"/>
+            </w:tcBorders>
+            <w:tcMar>
+              <w:top w:type="dxa" w:w="80"/>
+              <w:left w:type="dxa" w:w="140"/>
+              <w:bottom w:type="dxa" w:w="80"/>
+              <w:right w:type="dxa" w:w="140"/>
+            </w:tcMar>
+          </w:tcPr>
+          <w:p>
+            <w:pPr>
+              <w:jc w:val="center"/>
+            </w:pPr>
+            <w:r>
+              <w:rPr>
+                <w:sz w:val="19"/>
+                <w:szCs w:val="19"/>
+              </w:rPr>
+              <w:t xml:space="preserve">중위 17억7,000만 (7건)</w:t>
+            </w:r>
+          </w:p>
+        </w:tc>
+        <w:tc>
+          <w:tcPr>
+            <w:tcW w:type="dxa" w:w="3300"/>
+            <w:tcBorders>
+              <w:top w:val="single" w:color="BFC8D6" w:sz="4"/>
+              <w:left w:val="single" w:color="BFC8D6" w:sz="4"/>
+              <w:bottom w:val="single" w:color="BFC8D6" w:sz="4"/>
+              <w:right w:val="single" w:color="BFC8D6" w:sz="4"/>
+            </w:tcBorders>
+            <w:tcMar>
+              <w:top w:type="dxa" w:w="80"/>
+              <w:left w:type="dxa" w:w="140"/>
+              <w:bottom w:type="dxa" w:w="80"/>
+              <w:right w:type="dxa" w:w="140"/>
+            </w:tcMar>
+          </w:tcPr>
+          <w:p>
+            <w:pPr>
+              <w:jc w:val="center"/>
+            </w:pPr>
+            <w:r>
+              <w:rPr>
+                <w:sz w:val="19"/>
+                <w:szCs w:val="19"/>
+              </w:rPr>
+              <w:t xml:space="preserve">중위 18억6,000만 (2건)</w:t>
+            </w:r>
+          </w:p>
+        </w:tc>
+      </w:tr>
+    </w:tbl>
+    <w:p>
+      <w:pPr>
+        <w:spacing w:after="80"/>
+      </w:pPr>
+    </w:p>
+    <w:p>
+      <w:pPr>
+        <w:pStyle w:val="Heading2"/>
+        <w:pBdr>
+          <w:left w:val="single" w:color="1F3A5F" w:sz="24" w:space="8"/>
+        </w:pBdr>
+        <w:spacing w:after="160" w:before="360"/>
+      </w:pPr>
+      <w:r>
+        <w:rPr>
+          <w:b/>
+          <w:bCs/>
+          <w:color w:val="1F3A5F"/>
+          <w:sz w:val="26"/>
+          <w:szCs w:val="26"/>
+        </w:rPr>
+        <w:t xml:space="preserve">5. 프리미엄 한계선 계산하기</w:t>
+      </w:r>
+    </w:p>
+    <w:p>
+      <w:pPr>
+        <w:spacing w:after="160" w:line="320"/>
+      </w:pPr>
+      <w:r>
+        <w:t xml:space="preserve">재개발 매물에 실제로 들어가는 돈은 아래처럼 정리됩니다. 권리가액은 감정평가액에 비례율을 곱한 값이고, 프리미엄은 매매가에서 권리가액을 뺀 값입니다.</w:t>
       </w:r>
     </w:p>
     <w:tbl>
@@ -1572,66 +4333,40 @@
           <w:tcPr>
             <w:tcW w:type="dxa" w:w="9638"/>
             <w:tcBorders>
-              <w:top w:val="dashed" w:color="2B6CB0" w:sz="8"/>
-              <w:left w:val="dashed" w:color="2B6CB0" w:sz="8"/>
-              <w:bottom w:val="dashed" w:color="2B6CB0" w:sz="8"/>
-              <w:right w:val="dashed" w:color="2B6CB0" w:sz="8"/>
-            </w:tcBorders>
-            <w:shd w:fill="EEF4FB" w:color="auto" w:val="clear"/>
-            <w:tcMar>
-              <w:top w:type="dxa" w:w="160"/>
+              <w:top w:val="single" w:color="BFC8D6" w:sz="4"/>
+              <w:left w:val="single" w:color="BFC8D6" w:sz="4"/>
+              <w:bottom w:val="single" w:color="BFC8D6" w:sz="4"/>
+              <w:right w:val="single" w:color="BFC8D6" w:sz="4"/>
+            </w:tcBorders>
+            <w:shd w:fill="F6F7F9" w:color="auto" w:val="clear"/>
+            <w:tcMar>
+              <w:top w:type="dxa" w:w="140"/>
               <w:left w:type="dxa" w:w="200"/>
-              <w:bottom w:type="dxa" w:w="160"/>
+              <w:bottom w:type="dxa" w:w="140"/>
               <w:right w:type="dxa" w:w="200"/>
             </w:tcMar>
           </w:tcPr>
           <w:p>
             <w:pPr>
               <w:spacing w:after="60"/>
-              <w:jc w:val="center"/>
-            </w:pPr>
-            <w:r>
-              <w:rPr>
-                <w:b/>
-                <w:bCs/>
-                <w:color w:val="2B6CB0"/>
-              </w:rPr>
-              <w:t xml:space="preserve">[사진 1] </w:t>
-            </w:r>
-            <w:r>
-              <w:rPr>
-                <w:b/>
-                <w:bCs/>
-                <w:color w:val="1F3A5F"/>
-              </w:rPr>
-              <w:t xml:space="preserve">조감도 또는 구역 위치도 + 사업 진행 타임라인 (출처 표기)</w:t>
-            </w:r>
-          </w:p>
-          <w:p>
-            <w:pPr>
-              <w:spacing w:after="20"/>
-              <w:jc w:val="center"/>
-            </w:pPr>
-            <w:r>
-              <w:rPr>
-                <w:color w:val="666666"/>
-                <w:sz w:val="18"/>
-                <w:szCs w:val="18"/>
-              </w:rPr>
-              <w:t xml:space="preserve">캡션: 마천3구역 송파 자이 아스트라 계획과 사업 일정 (출처: ○○○)</w:t>
-            </w:r>
-          </w:p>
-          <w:p>
-            <w:pPr>
-              <w:jc w:val="center"/>
-            </w:pPr>
-            <w:r>
-              <w:rPr>
-                <w:color w:val="666666"/>
-                <w:sz w:val="18"/>
-                <w:szCs w:val="18"/>
-              </w:rPr>
-              <w:t xml:space="preserve">대체텍스트: 마천3구역 송파 자이 아스트라 조감도와 사업 진행 일정</w:t>
+            </w:pPr>
+            <w:r>
+              <w:t xml:space="preserve">총투자금 = 매매가 + 조합원 분양가 − 권리가액 = </w:t>
+            </w:r>
+            <w:r>
+              <w:rPr>
+                <w:b/>
+                <w:bCs/>
+              </w:rPr>
+              <w:t xml:space="preserve">프리미엄 + 조합원 분양가</w:t>
+            </w:r>
+          </w:p>
+          <w:p>
+            <w:pPr>
+              <w:spacing w:after="60"/>
+            </w:pPr>
+            <w:r>
+              <w:t xml:space="preserve">프리미엄 한계선 = 옆 신축 거래가 − 조합원 분양가</w:t>
             </w:r>
           </w:p>
         </w:tc>
@@ -1644,45 +4379,10 @@
     </w:p>
     <w:p>
       <w:pPr>
-        <w:pStyle w:val="Heading2"/>
-        <w:pBdr>
-          <w:left w:val="single" w:color="1F3A5F" w:sz="24" w:space="8"/>
-        </w:pBdr>
-        <w:spacing w:after="160" w:before="360"/>
-      </w:pPr>
-      <w:r>
-        <w:rPr>
-          <w:b/>
-          <w:bCs/>
-          <w:color w:val="1F3A5F"/>
-          <w:sz w:val="26"/>
-          <w:szCs w:val="26"/>
-        </w:rPr>
-        <w:t xml:space="preserve">2. 기준이 되는 두 숫자: 조합원 분양가와 옆 신축 시세</w:t>
-      </w:r>
-    </w:p>
-    <w:p>
-      <w:pPr>
         <w:spacing w:after="160" w:line="320"/>
       </w:pPr>
       <w:r>
-        <w:t xml:space="preserve">재개발 매물의 가격이 적정한지 보려면 두 숫자가 필요합니다. 새 아파트를 받을 때 내는 값(조합원 분양가), 그리고 이미 지어진 비슷한 새 아파트를 지금 사는 값(인근 신축 시세)입니다.</w:t>
-      </w:r>
-    </w:p>
-    <w:p>
-      <w:pPr>
-        <w:pStyle w:val="Heading3"/>
-        <w:spacing w:after="120" w:before="240"/>
-      </w:pPr>
-      <w:r>
-        <w:rPr>
-          <w:b/>
-          <w:bCs/>
-          <w:color w:val="2B6CB0"/>
-          <w:sz w:val="23"/>
-          <w:szCs w:val="23"/>
-        </w:rPr>
-        <w:t xml:space="preserve">조합원 분양가 (조합 추정)</w:t>
+        <w:t xml:space="preserve">총투자금이 옆 신축을 지금 사는 값과 같아지는 지점, 그때의 프리미엄이 '한계선'입니다. 앞의 두 숫자를 넣어 보면 다음과 같습니다.</w:t>
       </w:r>
     </w:p>
     <w:tbl>
@@ -1734,7 +4434,7 @@
                 <w:sz w:val="19"/>
                 <w:szCs w:val="19"/>
               </w:rPr>
-              <w:t xml:space="preserve">구분</w:t>
+              <w:t xml:space="preserve">계산</w:t>
             </w:r>
           </w:p>
         </w:tc>
@@ -1829,7 +4529,7 @@
                 <w:sz w:val="19"/>
                 <w:szCs w:val="19"/>
               </w:rPr>
-              <w:t xml:space="preserve">조합원 분양가 (조합 추정)</w:t>
+              <w:t xml:space="preserve">옆 신축 최근 거래가</w:t>
             </w:r>
           </w:p>
         </w:tc>
@@ -1858,7 +4558,7 @@
                 <w:sz w:val="19"/>
                 <w:szCs w:val="19"/>
               </w:rPr>
-              <w:t xml:space="preserve">10억9,300만~11억</w:t>
+              <w:t xml:space="preserve">18억~18억5,700만</w:t>
             </w:r>
           </w:p>
         </w:tc>
@@ -1887,7 +4587,7 @@
                 <w:sz w:val="19"/>
                 <w:szCs w:val="19"/>
               </w:rPr>
-              <w:t xml:space="preserve">13억4,100만~13억7,500만</w:t>
+              <w:t xml:space="preserve">약 21억 (6건 중 4건)</w:t>
             </w:r>
           </w:p>
         </w:tc>
@@ -1918,7 +4618,7 @@
                 <w:sz w:val="19"/>
                 <w:szCs w:val="19"/>
               </w:rPr>
-              <w:t xml:space="preserve">일반분양가 (조합 추정)</w:t>
+              <w:t xml:space="preserve">조합원 분양가 (추정)</w:t>
             </w:r>
           </w:p>
         </w:tc>
@@ -1947,7 +4647,7 @@
                 <w:sz w:val="19"/>
                 <w:szCs w:val="19"/>
               </w:rPr>
-              <w:t xml:space="preserve">-</w:t>
+              <w:t xml:space="preserve">10억9,300만~11억</w:t>
             </w:r>
           </w:p>
         </w:tc>
@@ -1976,7 +4676,105 @@
                 <w:sz w:val="19"/>
                 <w:szCs w:val="19"/>
               </w:rPr>
-              <w:t xml:space="preserve">16억7,300만~17억500만</w:t>
+              <w:t xml:space="preserve">13억4,100만~13억7,500만</w:t>
+            </w:r>
+          </w:p>
+        </w:tc>
+      </w:tr>
+      <w:tr>
+        <w:tc>
+          <w:tcPr>
+            <w:tcW w:type="dxa" w:w="3038"/>
+            <w:tcBorders>
+              <w:top w:val="single" w:color="BFC8D6" w:sz="4"/>
+              <w:left w:val="single" w:color="BFC8D6" w:sz="4"/>
+              <w:bottom w:val="single" w:color="BFC8D6" w:sz="4"/>
+              <w:right w:val="single" w:color="BFC8D6" w:sz="4"/>
+            </w:tcBorders>
+            <w:shd w:fill="FFF4C2" w:color="auto" w:val="clear"/>
+            <w:tcMar>
+              <w:top w:type="dxa" w:w="80"/>
+              <w:left w:type="dxa" w:w="140"/>
+              <w:bottom w:type="dxa" w:w="80"/>
+              <w:right w:type="dxa" w:w="140"/>
+            </w:tcMar>
+          </w:tcPr>
+          <w:p>
+            <w:pPr>
+              <w:jc w:val="left"/>
+            </w:pPr>
+            <w:r>
+              <w:rPr>
+                <w:b/>
+                <w:bCs/>
+                <w:sz w:val="19"/>
+                <w:szCs w:val="19"/>
+              </w:rPr>
+              <w:t xml:space="preserve">프리미엄 한계선</w:t>
+            </w:r>
+          </w:p>
+        </w:tc>
+        <w:tc>
+          <w:tcPr>
+            <w:tcW w:type="dxa" w:w="3000"/>
+            <w:tcBorders>
+              <w:top w:val="single" w:color="BFC8D6" w:sz="4"/>
+              <w:left w:val="single" w:color="BFC8D6" w:sz="4"/>
+              <w:bottom w:val="single" w:color="BFC8D6" w:sz="4"/>
+              <w:right w:val="single" w:color="BFC8D6" w:sz="4"/>
+            </w:tcBorders>
+            <w:shd w:fill="FFF4C2" w:color="auto" w:val="clear"/>
+            <w:tcMar>
+              <w:top w:type="dxa" w:w="80"/>
+              <w:left w:type="dxa" w:w="140"/>
+              <w:bottom w:type="dxa" w:w="80"/>
+              <w:right w:type="dxa" w:w="140"/>
+            </w:tcMar>
+          </w:tcPr>
+          <w:p>
+            <w:pPr>
+              <w:jc w:val="center"/>
+            </w:pPr>
+            <w:r>
+              <w:rPr>
+                <w:b/>
+                <w:bCs/>
+                <w:sz w:val="19"/>
+                <w:szCs w:val="19"/>
+              </w:rPr>
+              <w:t xml:space="preserve">약 7억~7억6,400만</w:t>
+            </w:r>
+          </w:p>
+        </w:tc>
+        <w:tc>
+          <w:tcPr>
+            <w:tcW w:type="dxa" w:w="3600"/>
+            <w:tcBorders>
+              <w:top w:val="single" w:color="BFC8D6" w:sz="4"/>
+              <w:left w:val="single" w:color="BFC8D6" w:sz="4"/>
+              <w:bottom w:val="single" w:color="BFC8D6" w:sz="4"/>
+              <w:right w:val="single" w:color="BFC8D6" w:sz="4"/>
+            </w:tcBorders>
+            <w:shd w:fill="FFF4C2" w:color="auto" w:val="clear"/>
+            <w:tcMar>
+              <w:top w:type="dxa" w:w="80"/>
+              <w:left w:type="dxa" w:w="140"/>
+              <w:bottom w:type="dxa" w:w="80"/>
+              <w:right w:type="dxa" w:w="140"/>
+            </w:tcMar>
+          </w:tcPr>
+          <w:p>
+            <w:pPr>
+              <w:jc w:val="center"/>
+            </w:pPr>
+            <w:r>
+              <w:rPr>
+                <w:b/>
+                <w:bCs/>
+                <w:sz w:val="19"/>
+                <w:szCs w:val="19"/>
+              </w:rPr>
+              <w:t xml:space="preserve">약 7억2,500만~7억5,900만</w:t>
             </w:r>
           </w:p>
         </w:tc>
@@ -1989,15 +4787,16 @@
     </w:p>
     <w:p>
       <w:pPr>
-        <w:spacing w:after="200"/>
+        <w:spacing w:after="160" w:line="320"/>
       </w:pPr>
       <w:r>
         <w:rPr>
-          <w:color w:val="666666"/>
-          <w:sz w:val="18"/>
-          <w:szCs w:val="18"/>
+          <w:highlight w:val="yellow"/>
         </w:rPr>
-        <w:t xml:space="preserve">※ 출처: 2026년 9월 23일 MTN 보도. 확정가가 아니며 관리처분계획 수립 과정에서 바뀔 수 있습니다.</w:t>
+        <w:t xml:space="preserve">두 평형 모두 프리미엄 7억 원대 초중반이 '지금 옆 신축을 사는 것과 같아지는 선'</w:t>
+      </w:r>
+      <w:r>
+        <w:t xml:space="preserve">입니다. 이 선을 넘으면 여러 해를 기다려 받는 새집이, 지금 바로 들어갈 수 있는 신축보다 오히려 비싸집니다.</w:t>
       </w:r>
     </w:p>
     <w:p>
@@ -2005,17 +4804,17 @@
         <w:spacing w:after="160" w:line="320"/>
       </w:pPr>
       <w:r>
-        <w:t xml:space="preserve">84㎡ 기준으로 조합원 분양가와 일반분양가 사이에 </w:t>
+        <w:t xml:space="preserve">거꾸로 계산해 보면 기준이 더 현실적으로 다가옵니다. 11억짜리 빌라라면 </w:t>
       </w:r>
       <w:r>
         <w:rPr>
           <w:b/>
           <w:bCs/>
         </w:rPr>
-        <w:t xml:space="preserve">3억 원 넘는 차이</w:t>
-      </w:r>
-      <w:r>
-        <w:t xml:space="preserve">가 있습니다. 조합원 자리에 웃돈이 붙는 출발점이 바로 이 차이입니다.</w:t>
+        <w:t xml:space="preserve">권리가액이 4억 원 가까이는 나와야</w:t>
+      </w:r>
+      <w:r>
+        <w:t xml:space="preserve"> 이 선 안에 들어옵니다.</w:t>
       </w:r>
     </w:p>
     <w:p>
@@ -2031,7 +4830,7 @@
           <w:sz w:val="23"/>
           <w:szCs w:val="23"/>
         </w:rPr>
-        <w:t xml:space="preserve">인근 신축 실거래 (국토교통부 실거래 공개자료)</w:t>
+        <w:t xml:space="preserve">한계선은 상한선이지 목표가 아니다</w:t>
       </w:r>
     </w:p>
     <w:p>
@@ -2039,310 +4838,14 @@
         <w:spacing w:after="160" w:line="320"/>
       </w:pPr>
       <w:r>
-        <w:t xml:space="preserve">비교 대상은 같은 거여·마천 생활권의 신축입니다. 송파시그니처롯데캐슬은 이 생활권에서 먼저 재개발을 마치고 2021년에 준공한 단지입니다.</w:t>
-      </w:r>
-    </w:p>
-    <w:tbl>
-      <w:tblPr>
-        <w:tblW w:type="dxa" w:w="9638"/>
-        <w:tblBorders>
-          <w:top w:val="single" w:color="auto" w:sz="4"/>
-          <w:left w:val="single" w:color="auto" w:sz="4"/>
-          <w:bottom w:val="single" w:color="auto" w:sz="4"/>
-          <w:right w:val="single" w:color="auto" w:sz="4"/>
-          <w:insideH w:val="single" w:color="auto" w:sz="4"/>
-          <w:insideV w:val="single" w:color="auto" w:sz="4"/>
-        </w:tblBorders>
-      </w:tblPr>
-      <w:tblGrid>
-        <w:gridCol w:w="3438"/>
-        <w:gridCol w:w="2900"/>
-        <w:gridCol w:w="3300"/>
-      </w:tblGrid>
-      <w:tr>
-        <w:trPr>
-          <w:tblHeader/>
-        </w:trPr>
-        <w:tc>
-          <w:tcPr>
-            <w:tcW w:type="dxa" w:w="3438"/>
-            <w:tcBorders>
-              <w:top w:val="single" w:color="BFC8D6" w:sz="4"/>
-              <w:left w:val="single" w:color="BFC8D6" w:sz="4"/>
-              <w:bottom w:val="single" w:color="BFC8D6" w:sz="4"/>
-              <w:right w:val="single" w:color="BFC8D6" w:sz="4"/>
-            </w:tcBorders>
-            <w:shd w:fill="E8EEF6" w:color="auto" w:val="clear"/>
-            <w:tcMar>
-              <w:top w:type="dxa" w:w="80"/>
-              <w:left w:type="dxa" w:w="140"/>
-              <w:bottom w:type="dxa" w:w="80"/>
-              <w:right w:type="dxa" w:w="140"/>
-            </w:tcMar>
-          </w:tcPr>
-          <w:p>
-            <w:pPr>
-              <w:jc w:val="left"/>
-            </w:pPr>
-            <w:r>
-              <w:rPr>
-                <w:b/>
-                <w:bCs/>
-                <w:sz w:val="19"/>
-                <w:szCs w:val="19"/>
-              </w:rPr>
-              <w:t xml:space="preserve">단지 · 기간</w:t>
-            </w:r>
-          </w:p>
-        </w:tc>
-        <w:tc>
-          <w:tcPr>
-            <w:tcW w:type="dxa" w:w="2900"/>
-            <w:tcBorders>
-              <w:top w:val="single" w:color="BFC8D6" w:sz="4"/>
-              <w:left w:val="single" w:color="BFC8D6" w:sz="4"/>
-              <w:bottom w:val="single" w:color="BFC8D6" w:sz="4"/>
-              <w:right w:val="single" w:color="BFC8D6" w:sz="4"/>
-            </w:tcBorders>
-            <w:shd w:fill="E8EEF6" w:color="auto" w:val="clear"/>
-            <w:tcMar>
-              <w:top w:type="dxa" w:w="80"/>
-              <w:left w:type="dxa" w:w="140"/>
-              <w:bottom w:type="dxa" w:w="80"/>
-              <w:right w:type="dxa" w:w="140"/>
-            </w:tcMar>
-          </w:tcPr>
-          <w:p>
-            <w:pPr>
-              <w:jc w:val="center"/>
-            </w:pPr>
-            <w:r>
-              <w:rPr>
-                <w:b/>
-                <w:bCs/>
-                <w:sz w:val="19"/>
-                <w:szCs w:val="19"/>
-              </w:rPr>
-              <w:t xml:space="preserve">전용 59㎡</w:t>
-            </w:r>
-          </w:p>
-        </w:tc>
-        <w:tc>
-          <w:tcPr>
-            <w:tcW w:type="dxa" w:w="3300"/>
-            <w:tcBorders>
-              <w:top w:val="single" w:color="BFC8D6" w:sz="4"/>
-              <w:left w:val="single" w:color="BFC8D6" w:sz="4"/>
-              <w:bottom w:val="single" w:color="BFC8D6" w:sz="4"/>
-              <w:right w:val="single" w:color="BFC8D6" w:sz="4"/>
-            </w:tcBorders>
-            <w:shd w:fill="E8EEF6" w:color="auto" w:val="clear"/>
-            <w:tcMar>
-              <w:top w:type="dxa" w:w="80"/>
-              <w:left w:type="dxa" w:w="140"/>
-              <w:bottom w:type="dxa" w:w="80"/>
-              <w:right w:type="dxa" w:w="140"/>
-            </w:tcMar>
-          </w:tcPr>
-          <w:p>
-            <w:pPr>
-              <w:jc w:val="center"/>
-            </w:pPr>
-            <w:r>
-              <w:rPr>
-                <w:b/>
-                <w:bCs/>
-                <w:sz w:val="19"/>
-                <w:szCs w:val="19"/>
-              </w:rPr>
-              <w:t xml:space="preserve">전용 84㎡</w:t>
-            </w:r>
-          </w:p>
-        </w:tc>
-      </w:tr>
-      <w:tr>
-        <w:tc>
-          <w:tcPr>
-            <w:tcW w:type="dxa" w:w="3438"/>
-            <w:tcBorders>
-              <w:top w:val="single" w:color="BFC8D6" w:sz="4"/>
-              <w:left w:val="single" w:color="BFC8D6" w:sz="4"/>
-              <w:bottom w:val="single" w:color="BFC8D6" w:sz="4"/>
-              <w:right w:val="single" w:color="BFC8D6" w:sz="4"/>
-            </w:tcBorders>
-            <w:tcMar>
-              <w:top w:type="dxa" w:w="80"/>
-              <w:left w:type="dxa" w:w="140"/>
-              <w:bottom w:type="dxa" w:w="80"/>
-              <w:right w:type="dxa" w:w="140"/>
-            </w:tcMar>
-          </w:tcPr>
-          <w:p>
-            <w:pPr>
-              <w:jc w:val="left"/>
-            </w:pPr>
-            <w:r>
-              <w:rPr>
-                <w:sz w:val="19"/>
-                <w:szCs w:val="19"/>
-              </w:rPr>
-              <w:t xml:space="preserve">송파시그니처롯데캐슬 (2026.8~9)</w:t>
-            </w:r>
-          </w:p>
-        </w:tc>
-        <w:tc>
-          <w:tcPr>
-            <w:tcW w:type="dxa" w:w="2900"/>
-            <w:tcBorders>
-              <w:top w:val="single" w:color="BFC8D6" w:sz="4"/>
-              <w:left w:val="single" w:color="BFC8D6" w:sz="4"/>
-              <w:bottom w:val="single" w:color="BFC8D6" w:sz="4"/>
-              <w:right w:val="single" w:color="BFC8D6" w:sz="4"/>
-            </w:tcBorders>
-            <w:tcMar>
-              <w:top w:type="dxa" w:w="80"/>
-              <w:left w:type="dxa" w:w="140"/>
-              <w:bottom w:type="dxa" w:w="80"/>
-              <w:right w:type="dxa" w:w="140"/>
-            </w:tcMar>
-          </w:tcPr>
-          <w:p>
-            <w:pPr>
-              <w:jc w:val="center"/>
-            </w:pPr>
-            <w:r>
-              <w:rPr>
-                <w:sz w:val="19"/>
-                <w:szCs w:val="19"/>
-              </w:rPr>
-              <w:t xml:space="preserve">18억~18억5,700만 (3건)</w:t>
-            </w:r>
-          </w:p>
-        </w:tc>
-        <w:tc>
-          <w:tcPr>
-            <w:tcW w:type="dxa" w:w="3300"/>
-            <w:tcBorders>
-              <w:top w:val="single" w:color="BFC8D6" w:sz="4"/>
-              <w:left w:val="single" w:color="BFC8D6" w:sz="4"/>
-              <w:bottom w:val="single" w:color="BFC8D6" w:sz="4"/>
-              <w:right w:val="single" w:color="BFC8D6" w:sz="4"/>
-            </w:tcBorders>
-            <w:tcMar>
-              <w:top w:type="dxa" w:w="80"/>
-              <w:left w:type="dxa" w:w="140"/>
-              <w:bottom w:type="dxa" w:w="80"/>
-              <w:right w:type="dxa" w:w="140"/>
-            </w:tcMar>
-          </w:tcPr>
-          <w:p>
-            <w:pPr>
-              <w:jc w:val="center"/>
-            </w:pPr>
-            <w:r>
-              <w:rPr>
-                <w:sz w:val="19"/>
-                <w:szCs w:val="19"/>
-              </w:rPr>
-              <w:t xml:space="preserve">20억4,000만~21억4,000만 (6건)</w:t>
-            </w:r>
-          </w:p>
-        </w:tc>
-      </w:tr>
-      <w:tr>
-        <w:tc>
-          <w:tcPr>
-            <w:tcW w:type="dxa" w:w="3438"/>
-            <w:tcBorders>
-              <w:top w:val="single" w:color="BFC8D6" w:sz="4"/>
-              <w:left w:val="single" w:color="BFC8D6" w:sz="4"/>
-              <w:bottom w:val="single" w:color="BFC8D6" w:sz="4"/>
-              <w:right w:val="single" w:color="BFC8D6" w:sz="4"/>
-            </w:tcBorders>
-            <w:tcMar>
-              <w:top w:type="dxa" w:w="80"/>
-              <w:left w:type="dxa" w:w="140"/>
-              <w:bottom w:type="dxa" w:w="80"/>
-              <w:right w:type="dxa" w:w="140"/>
-            </w:tcMar>
-          </w:tcPr>
-          <w:p>
-            <w:pPr>
-              <w:jc w:val="left"/>
-            </w:pPr>
-            <w:r>
-              <w:rPr>
-                <w:sz w:val="19"/>
-                <w:szCs w:val="19"/>
-              </w:rPr>
-              <w:t xml:space="preserve">e편한세상송파파크센트럴 (2026.4~9)</w:t>
-            </w:r>
-          </w:p>
-        </w:tc>
-        <w:tc>
-          <w:tcPr>
-            <w:tcW w:type="dxa" w:w="2900"/>
-            <w:tcBorders>
-              <w:top w:val="single" w:color="BFC8D6" w:sz="4"/>
-              <w:left w:val="single" w:color="BFC8D6" w:sz="4"/>
-              <w:bottom w:val="single" w:color="BFC8D6" w:sz="4"/>
-              <w:right w:val="single" w:color="BFC8D6" w:sz="4"/>
-            </w:tcBorders>
-            <w:tcMar>
-              <w:top w:type="dxa" w:w="80"/>
-              <w:left w:type="dxa" w:w="140"/>
-              <w:bottom w:type="dxa" w:w="80"/>
-              <w:right w:type="dxa" w:w="140"/>
-            </w:tcMar>
-          </w:tcPr>
-          <w:p>
-            <w:pPr>
-              <w:jc w:val="center"/>
-            </w:pPr>
-            <w:r>
-              <w:rPr>
-                <w:sz w:val="19"/>
-                <w:szCs w:val="19"/>
-              </w:rPr>
-              <w:t xml:space="preserve">중위 17억7,000만 (7건)</w:t>
-            </w:r>
-          </w:p>
-        </w:tc>
-        <w:tc>
-          <w:tcPr>
-            <w:tcW w:type="dxa" w:w="3300"/>
-            <w:tcBorders>
-              <w:top w:val="single" w:color="BFC8D6" w:sz="4"/>
-              <w:left w:val="single" w:color="BFC8D6" w:sz="4"/>
-              <w:bottom w:val="single" w:color="BFC8D6" w:sz="4"/>
-              <w:right w:val="single" w:color="BFC8D6" w:sz="4"/>
-            </w:tcBorders>
-            <w:tcMar>
-              <w:top w:type="dxa" w:w="80"/>
-              <w:left w:type="dxa" w:w="140"/>
-              <w:bottom w:type="dxa" w:w="80"/>
-              <w:right w:type="dxa" w:w="140"/>
-            </w:tcMar>
-          </w:tcPr>
-          <w:p>
-            <w:pPr>
-              <w:jc w:val="center"/>
-            </w:pPr>
-            <w:r>
-              <w:rPr>
-                <w:sz w:val="19"/>
-                <w:szCs w:val="19"/>
-              </w:rPr>
-              <w:t xml:space="preserve">중위 18억6,000만 (2건)</w:t>
-            </w:r>
-          </w:p>
-        </w:tc>
-      </w:tr>
-    </w:tbl>
-    <w:p>
-      <w:pPr>
-        <w:spacing w:after="80"/>
-      </w:pPr>
+        <w:t xml:space="preserve">이주가 2027년 하반기로 계획돼 있어 입주까지는 여러 해가 남았습니다. 그동안의 이자와 세금, 분양가 변동, 그 사이 옆 신축 시세가 어떻게 움직일지까지 감안하면 </w:t>
+      </w:r>
+      <w:r>
+        <w:rPr>
+          <w:highlight w:val="yellow"/>
+        </w:rPr>
+        <w:t xml:space="preserve">실제로 편안한 프리미엄은 이 선보다 아래에 있습니다.</w:t>
+      </w:r>
     </w:p>
     <w:tbl>
       <w:tblPr>
@@ -2388,7 +4891,7 @@
                 <w:bCs/>
                 <w:color w:val="2B6CB0"/>
               </w:rPr>
-              <w:t xml:space="preserve">[사진 2] </w:t>
+              <w:t xml:space="preserve">[사진 4] </w:t>
             </w:r>
             <w:r>
               <w:rPr>
@@ -2396,7 +4899,7 @@
                 <w:bCs/>
                 <w:color w:val="1F3A5F"/>
               </w:rPr>
-              <w:t xml:space="preserve">마천3구역과 송파시그니처롯데캐슬 위치를 함께 표시한 지도</w:t>
+              <w:t xml:space="preserve">'프리미엄 한계선' 계산 카드 (총투자금 = 프리미엄 + 분양가)</w:t>
             </w:r>
           </w:p>
           <w:p>
@@ -2410,7 +4913,7 @@
                 <w:sz w:val="18"/>
                 <w:szCs w:val="18"/>
               </w:rPr>
-              <w:t xml:space="preserve">캡션: 마천3구역과 인근 신축 단지 위치</w:t>
+              <w:t xml:space="preserve">캡션: 마천3구역 프리미엄 한계선 계산</w:t>
             </w:r>
           </w:p>
           <w:p>
@@ -2423,7 +4926,7 @@
                 <w:sz w:val="18"/>
                 <w:szCs w:val="18"/>
               </w:rPr>
-              <w:t xml:space="preserve">대체텍스트: 마천3구역과 송파시그니처롯데캐슬 등 인근 신축 단지 위치 지도</w:t>
+              <w:t xml:space="preserve">대체텍스트: 마천3구역 프리미엄 한계선 계산 카드, 총투자금은 프리미엄과 조합원 분양가의 합</w:t>
             </w:r>
           </w:p>
         </w:tc>
@@ -2450,658 +4953,7 @@
           <w:sz w:val="26"/>
           <w:szCs w:val="26"/>
         </w:rPr>
-        <w:t xml:space="preserve">3. 프리미엄 한계선 계산하기</w:t>
-      </w:r>
-    </w:p>
-    <w:p>
-      <w:pPr>
-        <w:spacing w:after="160" w:line="320"/>
-      </w:pPr>
-      <w:r>
-        <w:t xml:space="preserve">재개발 매물에 실제로 들어가는 돈은 아래처럼 정리됩니다. 권리가액은 감정평가액에 비례율을 곱한 값이고, 프리미엄은 매매가에서 권리가액을 뺀 값입니다.</w:t>
-      </w:r>
-    </w:p>
-    <w:tbl>
-      <w:tblPr>
-        <w:tblW w:type="dxa" w:w="9638"/>
-        <w:tblBorders>
-          <w:top w:val="single" w:color="auto" w:sz="4"/>
-          <w:left w:val="single" w:color="auto" w:sz="4"/>
-          <w:bottom w:val="single" w:color="auto" w:sz="4"/>
-          <w:right w:val="single" w:color="auto" w:sz="4"/>
-          <w:insideH w:val="single" w:color="auto" w:sz="4"/>
-          <w:insideV w:val="single" w:color="auto" w:sz="4"/>
-        </w:tblBorders>
-      </w:tblPr>
-      <w:tblGrid>
-        <w:gridCol w:w="9638"/>
-      </w:tblGrid>
-      <w:tr>
-        <w:tc>
-          <w:tcPr>
-            <w:tcW w:type="dxa" w:w="9638"/>
-            <w:tcBorders>
-              <w:top w:val="single" w:color="BFC8D6" w:sz="4"/>
-              <w:left w:val="single" w:color="BFC8D6" w:sz="4"/>
-              <w:bottom w:val="single" w:color="BFC8D6" w:sz="4"/>
-              <w:right w:val="single" w:color="BFC8D6" w:sz="4"/>
-            </w:tcBorders>
-            <w:shd w:fill="F6F7F9" w:color="auto" w:val="clear"/>
-            <w:tcMar>
-              <w:top w:type="dxa" w:w="140"/>
-              <w:left w:type="dxa" w:w="200"/>
-              <w:bottom w:type="dxa" w:w="140"/>
-              <w:right w:type="dxa" w:w="200"/>
-            </w:tcMar>
-          </w:tcPr>
-          <w:p>
-            <w:pPr>
-              <w:spacing w:after="60"/>
-            </w:pPr>
-            <w:r>
-              <w:t xml:space="preserve">총투자금 = 매매가 + 조합원 분양가 − 권리가액 = </w:t>
-            </w:r>
-            <w:r>
-              <w:rPr>
-                <w:b/>
-                <w:bCs/>
-              </w:rPr>
-              <w:t xml:space="preserve">프리미엄 + 조합원 분양가</w:t>
-            </w:r>
-          </w:p>
-          <w:p>
-            <w:pPr>
-              <w:spacing w:after="60"/>
-            </w:pPr>
-            <w:r>
-              <w:t xml:space="preserve">프리미엄 한계선 = 옆 신축 거래가 − 조합원 분양가</w:t>
-            </w:r>
-          </w:p>
-        </w:tc>
-      </w:tr>
-    </w:tbl>
-    <w:p>
-      <w:pPr>
-        <w:spacing w:after="160"/>
-      </w:pPr>
-    </w:p>
-    <w:p>
-      <w:pPr>
-        <w:spacing w:after="160" w:line="320"/>
-      </w:pPr>
-      <w:r>
-        <w:t xml:space="preserve">총투자금이 옆 신축을 지금 사는 값과 같아지는 지점, 그때의 프리미엄이 '한계선'입니다. 앞의 두 숫자를 넣어 보면 다음과 같습니다.</w:t>
-      </w:r>
-    </w:p>
-    <w:tbl>
-      <w:tblPr>
-        <w:tblW w:type="dxa" w:w="9638"/>
-        <w:tblBorders>
-          <w:top w:val="single" w:color="auto" w:sz="4"/>
-          <w:left w:val="single" w:color="auto" w:sz="4"/>
-          <w:bottom w:val="single" w:color="auto" w:sz="4"/>
-          <w:right w:val="single" w:color="auto" w:sz="4"/>
-          <w:insideH w:val="single" w:color="auto" w:sz="4"/>
-          <w:insideV w:val="single" w:color="auto" w:sz="4"/>
-        </w:tblBorders>
-      </w:tblPr>
-      <w:tblGrid>
-        <w:gridCol w:w="3038"/>
-        <w:gridCol w:w="3000"/>
-        <w:gridCol w:w="3600"/>
-      </w:tblGrid>
-      <w:tr>
-        <w:trPr>
-          <w:tblHeader/>
-        </w:trPr>
-        <w:tc>
-          <w:tcPr>
-            <w:tcW w:type="dxa" w:w="3038"/>
-            <w:tcBorders>
-              <w:top w:val="single" w:color="BFC8D6" w:sz="4"/>
-              <w:left w:val="single" w:color="BFC8D6" w:sz="4"/>
-              <w:bottom w:val="single" w:color="BFC8D6" w:sz="4"/>
-              <w:right w:val="single" w:color="BFC8D6" w:sz="4"/>
-            </w:tcBorders>
-            <w:shd w:fill="E8EEF6" w:color="auto" w:val="clear"/>
-            <w:tcMar>
-              <w:top w:type="dxa" w:w="80"/>
-              <w:left w:type="dxa" w:w="140"/>
-              <w:bottom w:type="dxa" w:w="80"/>
-              <w:right w:type="dxa" w:w="140"/>
-            </w:tcMar>
-          </w:tcPr>
-          <w:p>
-            <w:pPr>
-              <w:jc w:val="left"/>
-            </w:pPr>
-            <w:r>
-              <w:rPr>
-                <w:b/>
-                <w:bCs/>
-                <w:sz w:val="19"/>
-                <w:szCs w:val="19"/>
-              </w:rPr>
-              <w:t xml:space="preserve">계산</w:t>
-            </w:r>
-          </w:p>
-        </w:tc>
-        <w:tc>
-          <w:tcPr>
-            <w:tcW w:type="dxa" w:w="3000"/>
-            <w:tcBorders>
-              <w:top w:val="single" w:color="BFC8D6" w:sz="4"/>
-              <w:left w:val="single" w:color="BFC8D6" w:sz="4"/>
-              <w:bottom w:val="single" w:color="BFC8D6" w:sz="4"/>
-              <w:right w:val="single" w:color="BFC8D6" w:sz="4"/>
-            </w:tcBorders>
-            <w:shd w:fill="E8EEF6" w:color="auto" w:val="clear"/>
-            <w:tcMar>
-              <w:top w:type="dxa" w:w="80"/>
-              <w:left w:type="dxa" w:w="140"/>
-              <w:bottom w:type="dxa" w:w="80"/>
-              <w:right w:type="dxa" w:w="140"/>
-            </w:tcMar>
-          </w:tcPr>
-          <w:p>
-            <w:pPr>
-              <w:jc w:val="center"/>
-            </w:pPr>
-            <w:r>
-              <w:rPr>
-                <w:b/>
-                <w:bCs/>
-                <w:sz w:val="19"/>
-                <w:szCs w:val="19"/>
-              </w:rPr>
-              <w:t xml:space="preserve">전용 59㎡</w:t>
-            </w:r>
-          </w:p>
-        </w:tc>
-        <w:tc>
-          <w:tcPr>
-            <w:tcW w:type="dxa" w:w="3600"/>
-            <w:tcBorders>
-              <w:top w:val="single" w:color="BFC8D6" w:sz="4"/>
-              <w:left w:val="single" w:color="BFC8D6" w:sz="4"/>
-              <w:bottom w:val="single" w:color="BFC8D6" w:sz="4"/>
-              <w:right w:val="single" w:color="BFC8D6" w:sz="4"/>
-            </w:tcBorders>
-            <w:shd w:fill="E8EEF6" w:color="auto" w:val="clear"/>
-            <w:tcMar>
-              <w:top w:type="dxa" w:w="80"/>
-              <w:left w:type="dxa" w:w="140"/>
-              <w:bottom w:type="dxa" w:w="80"/>
-              <w:right w:type="dxa" w:w="140"/>
-            </w:tcMar>
-          </w:tcPr>
-          <w:p>
-            <w:pPr>
-              <w:jc w:val="center"/>
-            </w:pPr>
-            <w:r>
-              <w:rPr>
-                <w:b/>
-                <w:bCs/>
-                <w:sz w:val="19"/>
-                <w:szCs w:val="19"/>
-              </w:rPr>
-              <w:t xml:space="preserve">전용 84㎡</w:t>
-            </w:r>
-          </w:p>
-        </w:tc>
-      </w:tr>
-      <w:tr>
-        <w:tc>
-          <w:tcPr>
-            <w:tcW w:type="dxa" w:w="3038"/>
-            <w:tcBorders>
-              <w:top w:val="single" w:color="BFC8D6" w:sz="4"/>
-              <w:left w:val="single" w:color="BFC8D6" w:sz="4"/>
-              <w:bottom w:val="single" w:color="BFC8D6" w:sz="4"/>
-              <w:right w:val="single" w:color="BFC8D6" w:sz="4"/>
-            </w:tcBorders>
-            <w:tcMar>
-              <w:top w:type="dxa" w:w="80"/>
-              <w:left w:type="dxa" w:w="140"/>
-              <w:bottom w:type="dxa" w:w="80"/>
-              <w:right w:type="dxa" w:w="140"/>
-            </w:tcMar>
-          </w:tcPr>
-          <w:p>
-            <w:pPr>
-              <w:jc w:val="left"/>
-            </w:pPr>
-            <w:r>
-              <w:rPr>
-                <w:sz w:val="19"/>
-                <w:szCs w:val="19"/>
-              </w:rPr>
-              <w:t xml:space="preserve">옆 신축 최근 거래가</w:t>
-            </w:r>
-          </w:p>
-        </w:tc>
-        <w:tc>
-          <w:tcPr>
-            <w:tcW w:type="dxa" w:w="3000"/>
-            <w:tcBorders>
-              <w:top w:val="single" w:color="BFC8D6" w:sz="4"/>
-              <w:left w:val="single" w:color="BFC8D6" w:sz="4"/>
-              <w:bottom w:val="single" w:color="BFC8D6" w:sz="4"/>
-              <w:right w:val="single" w:color="BFC8D6" w:sz="4"/>
-            </w:tcBorders>
-            <w:tcMar>
-              <w:top w:type="dxa" w:w="80"/>
-              <w:left w:type="dxa" w:w="140"/>
-              <w:bottom w:type="dxa" w:w="80"/>
-              <w:right w:type="dxa" w:w="140"/>
-            </w:tcMar>
-          </w:tcPr>
-          <w:p>
-            <w:pPr>
-              <w:jc w:val="center"/>
-            </w:pPr>
-            <w:r>
-              <w:rPr>
-                <w:sz w:val="19"/>
-                <w:szCs w:val="19"/>
-              </w:rPr>
-              <w:t xml:space="preserve">18억~18억5,700만</w:t>
-            </w:r>
-          </w:p>
-        </w:tc>
-        <w:tc>
-          <w:tcPr>
-            <w:tcW w:type="dxa" w:w="3600"/>
-            <w:tcBorders>
-              <w:top w:val="single" w:color="BFC8D6" w:sz="4"/>
-              <w:left w:val="single" w:color="BFC8D6" w:sz="4"/>
-              <w:bottom w:val="single" w:color="BFC8D6" w:sz="4"/>
-              <w:right w:val="single" w:color="BFC8D6" w:sz="4"/>
-            </w:tcBorders>
-            <w:tcMar>
-              <w:top w:type="dxa" w:w="80"/>
-              <w:left w:type="dxa" w:w="140"/>
-              <w:bottom w:type="dxa" w:w="80"/>
-              <w:right w:type="dxa" w:w="140"/>
-            </w:tcMar>
-          </w:tcPr>
-          <w:p>
-            <w:pPr>
-              <w:jc w:val="center"/>
-            </w:pPr>
-            <w:r>
-              <w:rPr>
-                <w:sz w:val="19"/>
-                <w:szCs w:val="19"/>
-              </w:rPr>
-              <w:t xml:space="preserve">약 21억 (6건 중 4건)</w:t>
-            </w:r>
-          </w:p>
-        </w:tc>
-      </w:tr>
-      <w:tr>
-        <w:tc>
-          <w:tcPr>
-            <w:tcW w:type="dxa" w:w="3038"/>
-            <w:tcBorders>
-              <w:top w:val="single" w:color="BFC8D6" w:sz="4"/>
-              <w:left w:val="single" w:color="BFC8D6" w:sz="4"/>
-              <w:bottom w:val="single" w:color="BFC8D6" w:sz="4"/>
-              <w:right w:val="single" w:color="BFC8D6" w:sz="4"/>
-            </w:tcBorders>
-            <w:tcMar>
-              <w:top w:type="dxa" w:w="80"/>
-              <w:left w:type="dxa" w:w="140"/>
-              <w:bottom w:type="dxa" w:w="80"/>
-              <w:right w:type="dxa" w:w="140"/>
-            </w:tcMar>
-          </w:tcPr>
-          <w:p>
-            <w:pPr>
-              <w:jc w:val="left"/>
-            </w:pPr>
-            <w:r>
-              <w:rPr>
-                <w:sz w:val="19"/>
-                <w:szCs w:val="19"/>
-              </w:rPr>
-              <w:t xml:space="preserve">조합원 분양가 (추정)</w:t>
-            </w:r>
-          </w:p>
-        </w:tc>
-        <w:tc>
-          <w:tcPr>
-            <w:tcW w:type="dxa" w:w="3000"/>
-            <w:tcBorders>
-              <w:top w:val="single" w:color="BFC8D6" w:sz="4"/>
-              <w:left w:val="single" w:color="BFC8D6" w:sz="4"/>
-              <w:bottom w:val="single" w:color="BFC8D6" w:sz="4"/>
-              <w:right w:val="single" w:color="BFC8D6" w:sz="4"/>
-            </w:tcBorders>
-            <w:tcMar>
-              <w:top w:type="dxa" w:w="80"/>
-              <w:left w:type="dxa" w:w="140"/>
-              <w:bottom w:type="dxa" w:w="80"/>
-              <w:right w:type="dxa" w:w="140"/>
-            </w:tcMar>
-          </w:tcPr>
-          <w:p>
-            <w:pPr>
-              <w:jc w:val="center"/>
-            </w:pPr>
-            <w:r>
-              <w:rPr>
-                <w:sz w:val="19"/>
-                <w:szCs w:val="19"/>
-              </w:rPr>
-              <w:t xml:space="preserve">10억9,300만~11억</w:t>
-            </w:r>
-          </w:p>
-        </w:tc>
-        <w:tc>
-          <w:tcPr>
-            <w:tcW w:type="dxa" w:w="3600"/>
-            <w:tcBorders>
-              <w:top w:val="single" w:color="BFC8D6" w:sz="4"/>
-              <w:left w:val="single" w:color="BFC8D6" w:sz="4"/>
-              <w:bottom w:val="single" w:color="BFC8D6" w:sz="4"/>
-              <w:right w:val="single" w:color="BFC8D6" w:sz="4"/>
-            </w:tcBorders>
-            <w:tcMar>
-              <w:top w:type="dxa" w:w="80"/>
-              <w:left w:type="dxa" w:w="140"/>
-              <w:bottom w:type="dxa" w:w="80"/>
-              <w:right w:type="dxa" w:w="140"/>
-            </w:tcMar>
-          </w:tcPr>
-          <w:p>
-            <w:pPr>
-              <w:jc w:val="center"/>
-            </w:pPr>
-            <w:r>
-              <w:rPr>
-                <w:sz w:val="19"/>
-                <w:szCs w:val="19"/>
-              </w:rPr>
-              <w:t xml:space="preserve">13억4,100만~13억7,500만</w:t>
-            </w:r>
-          </w:p>
-        </w:tc>
-      </w:tr>
-      <w:tr>
-        <w:tc>
-          <w:tcPr>
-            <w:tcW w:type="dxa" w:w="3038"/>
-            <w:tcBorders>
-              <w:top w:val="single" w:color="BFC8D6" w:sz="4"/>
-              <w:left w:val="single" w:color="BFC8D6" w:sz="4"/>
-              <w:bottom w:val="single" w:color="BFC8D6" w:sz="4"/>
-              <w:right w:val="single" w:color="BFC8D6" w:sz="4"/>
-            </w:tcBorders>
-            <w:shd w:fill="FFF4C2" w:color="auto" w:val="clear"/>
-            <w:tcMar>
-              <w:top w:type="dxa" w:w="80"/>
-              <w:left w:type="dxa" w:w="140"/>
-              <w:bottom w:type="dxa" w:w="80"/>
-              <w:right w:type="dxa" w:w="140"/>
-            </w:tcMar>
-          </w:tcPr>
-          <w:p>
-            <w:pPr>
-              <w:jc w:val="left"/>
-            </w:pPr>
-            <w:r>
-              <w:rPr>
-                <w:b/>
-                <w:bCs/>
-                <w:sz w:val="19"/>
-                <w:szCs w:val="19"/>
-              </w:rPr>
-              <w:t xml:space="preserve">프리미엄 한계선</w:t>
-            </w:r>
-          </w:p>
-        </w:tc>
-        <w:tc>
-          <w:tcPr>
-            <w:tcW w:type="dxa" w:w="3000"/>
-            <w:tcBorders>
-              <w:top w:val="single" w:color="BFC8D6" w:sz="4"/>
-              <w:left w:val="single" w:color="BFC8D6" w:sz="4"/>
-              <w:bottom w:val="single" w:color="BFC8D6" w:sz="4"/>
-              <w:right w:val="single" w:color="BFC8D6" w:sz="4"/>
-            </w:tcBorders>
-            <w:shd w:fill="FFF4C2" w:color="auto" w:val="clear"/>
-            <w:tcMar>
-              <w:top w:type="dxa" w:w="80"/>
-              <w:left w:type="dxa" w:w="140"/>
-              <w:bottom w:type="dxa" w:w="80"/>
-              <w:right w:type="dxa" w:w="140"/>
-            </w:tcMar>
-          </w:tcPr>
-          <w:p>
-            <w:pPr>
-              <w:jc w:val="center"/>
-            </w:pPr>
-            <w:r>
-              <w:rPr>
-                <w:b/>
-                <w:bCs/>
-                <w:sz w:val="19"/>
-                <w:szCs w:val="19"/>
-              </w:rPr>
-              <w:t xml:space="preserve">약 7억~7억6,400만</w:t>
-            </w:r>
-          </w:p>
-        </w:tc>
-        <w:tc>
-          <w:tcPr>
-            <w:tcW w:type="dxa" w:w="3600"/>
-            <w:tcBorders>
-              <w:top w:val="single" w:color="BFC8D6" w:sz="4"/>
-              <w:left w:val="single" w:color="BFC8D6" w:sz="4"/>
-              <w:bottom w:val="single" w:color="BFC8D6" w:sz="4"/>
-              <w:right w:val="single" w:color="BFC8D6" w:sz="4"/>
-            </w:tcBorders>
-            <w:shd w:fill="FFF4C2" w:color="auto" w:val="clear"/>
-            <w:tcMar>
-              <w:top w:type="dxa" w:w="80"/>
-              <w:left w:type="dxa" w:w="140"/>
-              <w:bottom w:type="dxa" w:w="80"/>
-              <w:right w:type="dxa" w:w="140"/>
-            </w:tcMar>
-          </w:tcPr>
-          <w:p>
-            <w:pPr>
-              <w:jc w:val="center"/>
-            </w:pPr>
-            <w:r>
-              <w:rPr>
-                <w:b/>
-                <w:bCs/>
-                <w:sz w:val="19"/>
-                <w:szCs w:val="19"/>
-              </w:rPr>
-              <w:t xml:space="preserve">약 7억2,500만~7억5,900만</w:t>
-            </w:r>
-          </w:p>
-        </w:tc>
-      </w:tr>
-    </w:tbl>
-    <w:p>
-      <w:pPr>
-        <w:spacing w:after="80"/>
-      </w:pPr>
-    </w:p>
-    <w:p>
-      <w:pPr>
-        <w:spacing w:after="160" w:line="320"/>
-      </w:pPr>
-      <w:r>
-        <w:rPr>
-          <w:highlight w:val="yellow"/>
-        </w:rPr>
-        <w:t xml:space="preserve">두 평형 모두 프리미엄 7억 원대 초중반이 '지금 옆 신축을 사는 것과 같아지는 선'</w:t>
-      </w:r>
-      <w:r>
-        <w:t xml:space="preserve">입니다. 이 선을 넘으면 여러 해를 기다려 받는 새집이, 지금 바로 들어갈 수 있는 신축보다 오히려 비싸집니다.</w:t>
-      </w:r>
-    </w:p>
-    <w:p>
-      <w:pPr>
-        <w:spacing w:after="160" w:line="320"/>
-      </w:pPr>
-      <w:r>
-        <w:t xml:space="preserve">거꾸로 계산해 보면 기준이 더 현실적으로 다가옵니다. 11억짜리 빌라라면 </w:t>
-      </w:r>
-      <w:r>
-        <w:rPr>
-          <w:b/>
-          <w:bCs/>
-        </w:rPr>
-        <w:t xml:space="preserve">권리가액이 4억 원 가까이는 나와야</w:t>
-      </w:r>
-      <w:r>
-        <w:t xml:space="preserve"> 이 선 안에 들어옵니다.</w:t>
-      </w:r>
-    </w:p>
-    <w:p>
-      <w:pPr>
-        <w:pStyle w:val="Heading3"/>
-        <w:spacing w:after="120" w:before="240"/>
-      </w:pPr>
-      <w:r>
-        <w:rPr>
-          <w:b/>
-          <w:bCs/>
-          <w:color w:val="2B6CB0"/>
-          <w:sz w:val="23"/>
-          <w:szCs w:val="23"/>
-        </w:rPr>
-        <w:t xml:space="preserve">한계선은 상한선이지 목표가 아니다</w:t>
-      </w:r>
-    </w:p>
-    <w:p>
-      <w:pPr>
-        <w:spacing w:after="160" w:line="320"/>
-      </w:pPr>
-      <w:r>
-        <w:t xml:space="preserve">마천3구역은 이주가 2027년 하반기로 계획돼 있어 입주까지 여러 해가 남았습니다. 그동안의 이자와 세금, 분양가 변동, 그 사이 옆 신축 시세가 어떻게 움직일지까지 감안하면 </w:t>
-      </w:r>
-      <w:r>
-        <w:rPr>
-          <w:highlight w:val="yellow"/>
-        </w:rPr>
-        <w:t xml:space="preserve">실제로 편안한 프리미엄은 이 선보다 아래에 있습니다.</w:t>
-      </w:r>
-    </w:p>
-    <w:tbl>
-      <w:tblPr>
-        <w:tblW w:type="dxa" w:w="9638"/>
-        <w:tblBorders>
-          <w:top w:val="single" w:color="auto" w:sz="4"/>
-          <w:left w:val="single" w:color="auto" w:sz="4"/>
-          <w:bottom w:val="single" w:color="auto" w:sz="4"/>
-          <w:right w:val="single" w:color="auto" w:sz="4"/>
-          <w:insideH w:val="single" w:color="auto" w:sz="4"/>
-          <w:insideV w:val="single" w:color="auto" w:sz="4"/>
-        </w:tblBorders>
-      </w:tblPr>
-      <w:tblGrid>
-        <w:gridCol w:w="9638"/>
-      </w:tblGrid>
-      <w:tr>
-        <w:tc>
-          <w:tcPr>
-            <w:tcW w:type="dxa" w:w="9638"/>
-            <w:tcBorders>
-              <w:top w:val="dashed" w:color="2B6CB0" w:sz="8"/>
-              <w:left w:val="dashed" w:color="2B6CB0" w:sz="8"/>
-              <w:bottom w:val="dashed" w:color="2B6CB0" w:sz="8"/>
-              <w:right w:val="dashed" w:color="2B6CB0" w:sz="8"/>
-            </w:tcBorders>
-            <w:shd w:fill="EEF4FB" w:color="auto" w:val="clear"/>
-            <w:tcMar>
-              <w:top w:type="dxa" w:w="160"/>
-              <w:left w:type="dxa" w:w="200"/>
-              <w:bottom w:type="dxa" w:w="160"/>
-              <w:right w:type="dxa" w:w="200"/>
-            </w:tcMar>
-          </w:tcPr>
-          <w:p>
-            <w:pPr>
-              <w:spacing w:after="60"/>
-              <w:jc w:val="center"/>
-            </w:pPr>
-            <w:r>
-              <w:rPr>
-                <w:b/>
-                <w:bCs/>
-                <w:color w:val="2B6CB0"/>
-              </w:rPr>
-              <w:t xml:space="preserve">[사진 3] </w:t>
-            </w:r>
-            <w:r>
-              <w:rPr>
-                <w:b/>
-                <w:bCs/>
-                <w:color w:val="1F3A5F"/>
-              </w:rPr>
-              <w:t xml:space="preserve">'프리미엄 한계선' 계산 카드 (총투자금 = 프리미엄 + 분양가)</w:t>
-            </w:r>
-          </w:p>
-          <w:p>
-            <w:pPr>
-              <w:spacing w:after="20"/>
-              <w:jc w:val="center"/>
-            </w:pPr>
-            <w:r>
-              <w:rPr>
-                <w:color w:val="666666"/>
-                <w:sz w:val="18"/>
-                <w:szCs w:val="18"/>
-              </w:rPr>
-              <w:t xml:space="preserve">캡션: 마천3구역 프리미엄 한계선 계산</w:t>
-            </w:r>
-          </w:p>
-          <w:p>
-            <w:pPr>
-              <w:jc w:val="center"/>
-            </w:pPr>
-            <w:r>
-              <w:rPr>
-                <w:color w:val="666666"/>
-                <w:sz w:val="18"/>
-                <w:szCs w:val="18"/>
-              </w:rPr>
-              <w:t xml:space="preserve">대체텍스트: 마천3구역 프리미엄 한계선 계산 카드, 총투자금은 프리미엄과 조합원 분양가의 합</w:t>
-            </w:r>
-          </w:p>
-        </w:tc>
-      </w:tr>
-    </w:tbl>
-    <w:p>
-      <w:pPr>
-        <w:spacing w:after="160"/>
-      </w:pPr>
-    </w:p>
-    <w:p>
-      <w:pPr>
-        <w:pStyle w:val="Heading2"/>
-        <w:pBdr>
-          <w:left w:val="single" w:color="1F3A5F" w:sz="24" w:space="8"/>
-        </w:pBdr>
-        <w:spacing w:after="160" w:before="360"/>
-      </w:pPr>
-      <w:r>
-        <w:rPr>
-          <w:b/>
-          <w:bCs/>
-          <w:color w:val="1F3A5F"/>
-          <w:sz w:val="26"/>
-          <w:szCs w:val="26"/>
-        </w:rPr>
-        <w:t xml:space="preserve">4. 최근 실거래 10건, 사업시행인가 전후로 무엇이 달라졌나</w:t>
+        <w:t xml:space="preserve">6. 최근 실거래 10건, 사업시행인가 전후로 무엇이 달라졌나</w:t>
       </w:r>
     </w:p>
     <w:p>
@@ -5186,7 +7038,7 @@
                 <w:bCs/>
                 <w:color w:val="2B6CB0"/>
               </w:rPr>
-              <w:t xml:space="preserve">[사진 4] </w:t>
+              <w:t xml:space="preserve">[사진 5] </w:t>
             </w:r>
             <w:r>
               <w:rPr>
@@ -5676,7 +7528,582 @@
           <w:sz w:val="26"/>
           <w:szCs w:val="26"/>
         </w:rPr>
-        <w:t xml:space="preserve">5. 지금 나와 있는 매물, 이 기준으로 보기</w:t>
+        <w:t xml:space="preserve">7. 투자 가능성: 기대 요인과 따져 볼 위험</w:t>
+      </w:r>
+    </w:p>
+    <w:p>
+      <w:pPr>
+        <w:spacing w:after="160" w:line="320"/>
+      </w:pPr>
+      <w:r>
+        <w:t xml:space="preserve">입지, 사업 속도, 가격 기준선을 한자리에 놓으면 마천3구역의 투자 가능성은 아래처럼 정리됩니다.</w:t>
+      </w:r>
+    </w:p>
+    <w:tbl>
+      <w:tblPr>
+        <w:tblW w:type="dxa" w:w="9638"/>
+        <w:tblBorders>
+          <w:top w:val="single" w:color="auto" w:sz="4"/>
+          <w:left w:val="single" w:color="auto" w:sz="4"/>
+          <w:bottom w:val="single" w:color="auto" w:sz="4"/>
+          <w:right w:val="single" w:color="auto" w:sz="4"/>
+          <w:insideH w:val="single" w:color="auto" w:sz="4"/>
+          <w:insideV w:val="single" w:color="auto" w:sz="4"/>
+        </w:tblBorders>
+      </w:tblPr>
+      <w:tblGrid>
+        <w:gridCol w:w="4819"/>
+        <w:gridCol w:w="4819"/>
+      </w:tblGrid>
+      <w:tr>
+        <w:tc>
+          <w:tcPr>
+            <w:tcW w:type="dxa" w:w="4819"/>
+            <w:tcBorders>
+              <w:top w:val="single" w:color="BFC8D6" w:sz="4"/>
+              <w:left w:val="single" w:color="BFC8D6" w:sz="4"/>
+              <w:bottom w:val="single" w:color="BFC8D6" w:sz="4"/>
+              <w:right w:val="single" w:color="BFC8D6" w:sz="4"/>
+            </w:tcBorders>
+            <w:shd w:fill="EEF4FB" w:color="auto" w:val="clear"/>
+            <w:tcMar>
+              <w:top w:type="dxa" w:w="140"/>
+              <w:left w:type="dxa" w:w="180"/>
+              <w:bottom w:type="dxa" w:w="140"/>
+              <w:right w:type="dxa" w:w="180"/>
+            </w:tcMar>
+          </w:tcPr>
+          <w:p>
+            <w:pPr>
+              <w:spacing w:after="80"/>
+            </w:pPr>
+            <w:r>
+              <w:rPr>
+                <w:b/>
+                <w:bCs/>
+                <w:color w:val="1F3A5F"/>
+              </w:rPr>
+              <w:t xml:space="preserve">기대 요인</w:t>
+            </w:r>
+          </w:p>
+          <w:p>
+            <w:pPr>
+              <w:pStyle w:val="ListParagraph"/>
+              <w:numPr>
+                <w:ilvl w:val="0"/>
+                <w:numId w:val="2"/>
+              </w:numPr>
+              <w:spacing w:after="40"/>
+            </w:pPr>
+            <w:r>
+              <w:rPr>
+                <w:b/>
+                <w:bCs/>
+              </w:rPr>
+              <w:t xml:space="preserve">사업 단계</w:t>
+            </w:r>
+            <w:r>
+              <w:t xml:space="preserve">: 사업시행인가를 마치고 분양신청 단계. 인가 전후로 빌라 중위값이 1억 원 안팎 올라, 단계가 넘어갈 때 가격이 반응해 왔습니다.</w:t>
+            </w:r>
+          </w:p>
+          <w:p>
+            <w:pPr>
+              <w:pStyle w:val="ListParagraph"/>
+              <w:numPr>
+                <w:ilvl w:val="0"/>
+                <w:numId w:val="2"/>
+              </w:numPr>
+              <w:spacing w:after="40"/>
+            </w:pPr>
+            <w:r>
+              <w:rPr>
+                <w:b/>
+                <w:bCs/>
+              </w:rPr>
+              <w:t xml:space="preserve">교통 개선</w:t>
+            </w:r>
+            <w:r>
+              <w:t xml:space="preserve">: 마천역 역세권에 위례선 트램(12월 개통 목표)이 더해집니다.</w:t>
+            </w:r>
+          </w:p>
+          <w:p>
+            <w:pPr>
+              <w:pStyle w:val="ListParagraph"/>
+              <w:numPr>
+                <w:ilvl w:val="0"/>
+                <w:numId w:val="2"/>
+              </w:numPr>
+              <w:spacing w:after="40"/>
+            </w:pPr>
+            <w:r>
+              <w:rPr>
+                <w:b/>
+                <w:bCs/>
+              </w:rPr>
+              <w:t xml:space="preserve">가격 차이</w:t>
+            </w:r>
+            <w:r>
+              <w:t xml:space="preserve">: 84㎡ 조합원 분양가와 일반분양가 차이 3억 원 이상, 옆 신축 84㎡는 20억~21억 원대 거래.</w:t>
+            </w:r>
+          </w:p>
+          <w:p>
+            <w:pPr>
+              <w:pStyle w:val="ListParagraph"/>
+              <w:numPr>
+                <w:ilvl w:val="0"/>
+                <w:numId w:val="2"/>
+              </w:numPr>
+              <w:spacing w:after="40"/>
+            </w:pPr>
+            <w:r>
+              <w:rPr>
+                <w:b/>
+                <w:bCs/>
+              </w:rPr>
+              <w:t xml:space="preserve">뉴타운 완성 효과</w:t>
+            </w:r>
+            <w:r>
+              <w:t xml:space="preserve">: 완성 시 약 1만5,000가구 주거벨트. 주변 구역도 대형 건설사 브랜드로 속도를 내고 있습니다.</w:t>
+            </w:r>
+          </w:p>
+          <w:p>
+            <w:pPr>
+              <w:pStyle w:val="ListParagraph"/>
+              <w:numPr>
+                <w:ilvl w:val="0"/>
+                <w:numId w:val="2"/>
+              </w:numPr>
+              <w:spacing w:after="40"/>
+            </w:pPr>
+            <w:r>
+              <w:rPr>
+                <w:b/>
+                <w:bCs/>
+              </w:rPr>
+              <w:t xml:space="preserve">세대수 증가 방안</w:t>
+            </w:r>
+            <w:r>
+              <w:t xml:space="preserve">: 2,882가구 방안이 확정되면 사업성에 보탬이 될 수 있습니다(미확정).</w:t>
+            </w:r>
+          </w:p>
+          <w:p>
+            <w:pPr>
+              <w:spacing w:after="0" w:before="100"/>
+            </w:pPr>
+            <w:r>
+              <w:rPr>
+                <w:color w:val="666666"/>
+                <w:sz w:val="18"/>
+                <w:szCs w:val="18"/>
+              </w:rPr>
+              <w:t xml:space="preserve">구역 자체의 방향은 분명히 앞으로 나아가고 있습니다.</w:t>
+            </w:r>
+          </w:p>
+        </w:tc>
+        <w:tc>
+          <w:tcPr>
+            <w:tcW w:type="dxa" w:w="4819"/>
+            <w:tcBorders>
+              <w:top w:val="single" w:color="BFC8D6" w:sz="4"/>
+              <w:left w:val="single" w:color="BFC8D6" w:sz="4"/>
+              <w:bottom w:val="single" w:color="BFC8D6" w:sz="4"/>
+              <w:right w:val="single" w:color="BFC8D6" w:sz="4"/>
+            </w:tcBorders>
+            <w:shd w:fill="FDF1E7" w:color="auto" w:val="clear"/>
+            <w:tcMar>
+              <w:top w:type="dxa" w:w="140"/>
+              <w:left w:type="dxa" w:w="180"/>
+              <w:bottom w:type="dxa" w:w="140"/>
+              <w:right w:type="dxa" w:w="180"/>
+            </w:tcMar>
+          </w:tcPr>
+          <w:p>
+            <w:pPr>
+              <w:spacing w:after="80"/>
+            </w:pPr>
+            <w:r>
+              <w:rPr>
+                <w:b/>
+                <w:bCs/>
+                <w:color w:val="C05621"/>
+              </w:rPr>
+              <w:t xml:space="preserve">따져 볼 위험</w:t>
+            </w:r>
+          </w:p>
+          <w:p>
+            <w:pPr>
+              <w:pStyle w:val="ListParagraph"/>
+              <w:numPr>
+                <w:ilvl w:val="0"/>
+                <w:numId w:val="2"/>
+              </w:numPr>
+              <w:spacing w:after="40"/>
+            </w:pPr>
+            <w:r>
+              <w:rPr>
+                <w:b/>
+                <w:bCs/>
+              </w:rPr>
+              <w:t xml:space="preserve">프리미엄 상한</w:t>
+            </w:r>
+            <w:r>
+              <w:t xml:space="preserve">: 7억 원대 초중반을 넘으면 옆 신축을 지금 사는 것보다 비싸집니다.</w:t>
+            </w:r>
+          </w:p>
+          <w:p>
+            <w:pPr>
+              <w:pStyle w:val="ListParagraph"/>
+              <w:numPr>
+                <w:ilvl w:val="0"/>
+                <w:numId w:val="2"/>
+              </w:numPr>
+              <w:spacing w:after="40"/>
+            </w:pPr>
+            <w:r>
+              <w:rPr>
+                <w:b/>
+                <w:bCs/>
+              </w:rPr>
+              <w:t xml:space="preserve">분담금 변동</w:t>
+            </w:r>
+            <w:r>
+              <w:t xml:space="preserve">: 조합원 분양가는 추정치. 분양가가 1억 오르면 분담금도 1억 늘어납니다.</w:t>
+            </w:r>
+          </w:p>
+          <w:p>
+            <w:pPr>
+              <w:pStyle w:val="ListParagraph"/>
+              <w:numPr>
+                <w:ilvl w:val="0"/>
+                <w:numId w:val="2"/>
+              </w:numPr>
+              <w:spacing w:after="40"/>
+            </w:pPr>
+            <w:r>
+              <w:rPr>
+                <w:b/>
+                <w:bCs/>
+              </w:rPr>
+              <w:t xml:space="preserve">시간</w:t>
+            </w:r>
+            <w:r>
+              <w:t xml:space="preserve">: 이주는 2027년 하반기 계획이고 입주까지 여러 해. 관리처분 일정이 늦어질 수도 있습니다.</w:t>
+            </w:r>
+          </w:p>
+          <w:p>
+            <w:pPr>
+              <w:pStyle w:val="ListParagraph"/>
+              <w:numPr>
+                <w:ilvl w:val="0"/>
+                <w:numId w:val="2"/>
+              </w:numPr>
+              <w:spacing w:after="40"/>
+            </w:pPr>
+            <w:r>
+              <w:rPr>
+                <w:b/>
+                <w:bCs/>
+              </w:rPr>
+              <w:t xml:space="preserve">규제</w:t>
+            </w:r>
+            <w:r>
+              <w:t xml:space="preserve">: 토지거래허가(실거주 의무 등), 투기과열지구 조합원 지위 제한, 대출 제약.</w:t>
+            </w:r>
+          </w:p>
+          <w:p>
+            <w:pPr>
+              <w:pStyle w:val="ListParagraph"/>
+              <w:numPr>
+                <w:ilvl w:val="0"/>
+                <w:numId w:val="2"/>
+              </w:numPr>
+              <w:spacing w:after="40"/>
+            </w:pPr>
+            <w:r>
+              <w:rPr>
+                <w:b/>
+                <w:bCs/>
+              </w:rPr>
+              <w:t xml:space="preserve">미확정 변수</w:t>
+            </w:r>
+            <w:r>
+              <w:t xml:space="preserve">: 2,882가구 방안, 트램 개통일, 위례신사선 착공 시기는 아직 정해지지 않았습니다.</w:t>
+            </w:r>
+          </w:p>
+          <w:p>
+            <w:pPr>
+              <w:spacing w:after="0" w:before="100"/>
+            </w:pPr>
+            <w:r>
+              <w:rPr>
+                <w:color w:val="666666"/>
+                <w:sz w:val="18"/>
+                <w:szCs w:val="18"/>
+              </w:rPr>
+              <w:t xml:space="preserve">이 위험들은 대부분 '얼마에 사느냐'와 '무엇을 확인하느냐'로 줄일 수 있습니다.</w:t>
+            </w:r>
+          </w:p>
+        </w:tc>
+      </w:tr>
+    </w:tbl>
+    <w:p>
+      <w:pPr>
+        <w:spacing w:after="160"/>
+      </w:pPr>
+    </w:p>
+    <w:p>
+      <w:pPr>
+        <w:spacing w:after="160" w:line="320"/>
+      </w:pPr>
+      <w:r>
+        <w:t xml:space="preserve">결론은 이렇습니다. </w:t>
+      </w:r>
+      <w:r>
+        <w:rPr>
+          <w:highlight w:val="yellow"/>
+        </w:rPr>
+        <w:t xml:space="preserve">마천3구역은 입지와 사업 속도에서 기대할 만한 구역이지만, 투자 성패는 '어느 매물을 얼마의 프리미엄에 사느냐'에서 갈립니다.</w:t>
+      </w:r>
+      <w:r>
+        <w:t xml:space="preserve"> 같은 구역 안에서도 한계선 안쪽 매물과 바깥쪽 매물의 투자 가치는 전혀 다릅니다.</w:t>
+      </w:r>
+    </w:p>
+    <w:p>
+      <w:pPr>
+        <w:pStyle w:val="Heading3"/>
+        <w:spacing w:after="120" w:before="240"/>
+      </w:pPr>
+      <w:r>
+        <w:rPr>
+          <w:b/>
+          <w:bCs/>
+          <w:color w:val="2B6CB0"/>
+          <w:sz w:val="23"/>
+          <w:szCs w:val="23"/>
+        </w:rPr>
+        <w:t xml:space="preserve">이런 분께 맞고, 이런 경우는 기다리세요</w:t>
+      </w:r>
+    </w:p>
+    <w:tbl>
+      <w:tblPr>
+        <w:tblW w:type="dxa" w:w="9638"/>
+        <w:tblBorders>
+          <w:top w:val="single" w:color="auto" w:sz="4"/>
+          <w:left w:val="single" w:color="auto" w:sz="4"/>
+          <w:bottom w:val="single" w:color="auto" w:sz="4"/>
+          <w:right w:val="single" w:color="auto" w:sz="4"/>
+          <w:insideH w:val="single" w:color="auto" w:sz="4"/>
+          <w:insideV w:val="single" w:color="auto" w:sz="4"/>
+        </w:tblBorders>
+      </w:tblPr>
+      <w:tblGrid>
+        <w:gridCol w:w="4819"/>
+        <w:gridCol w:w="4819"/>
+      </w:tblGrid>
+      <w:tr>
+        <w:tc>
+          <w:tcPr>
+            <w:tcW w:type="dxa" w:w="4819"/>
+            <w:tcBorders>
+              <w:top w:val="single" w:color="BFC8D6" w:sz="4"/>
+              <w:left w:val="single" w:color="BFC8D6" w:sz="4"/>
+              <w:bottom w:val="single" w:color="BFC8D6" w:sz="4"/>
+              <w:right w:val="single" w:color="BFC8D6" w:sz="4"/>
+            </w:tcBorders>
+            <w:shd w:fill="EEF4FB" w:color="auto" w:val="clear"/>
+            <w:tcMar>
+              <w:top w:type="dxa" w:w="140"/>
+              <w:left w:type="dxa" w:w="180"/>
+              <w:bottom w:type="dxa" w:w="140"/>
+              <w:right w:type="dxa" w:w="180"/>
+            </w:tcMar>
+          </w:tcPr>
+          <w:p>
+            <w:pPr>
+              <w:spacing w:after="80"/>
+            </w:pPr>
+            <w:r>
+              <w:rPr>
+                <w:b/>
+                <w:bCs/>
+                <w:color w:val="1F3A5F"/>
+              </w:rPr>
+              <w:t xml:space="preserve">이런 분께 맞습니다</w:t>
+            </w:r>
+          </w:p>
+          <w:p>
+            <w:pPr>
+              <w:pStyle w:val="ListParagraph"/>
+              <w:numPr>
+                <w:ilvl w:val="0"/>
+                <w:numId w:val="2"/>
+              </w:numPr>
+              <w:spacing w:after="40"/>
+            </w:pPr>
+            <w:r>
+              <w:t xml:space="preserve">송파 신축에 실제로 살 계획이 있는 분</w:t>
+            </w:r>
+          </w:p>
+          <w:p>
+            <w:pPr>
+              <w:pStyle w:val="ListParagraph"/>
+              <w:numPr>
+                <w:ilvl w:val="0"/>
+                <w:numId w:val="2"/>
+              </w:numPr>
+              <w:spacing w:after="40"/>
+            </w:pPr>
+            <w:r>
+              <w:t xml:space="preserve">입주까지 몇 년을 기다릴 수 있는 분</w:t>
+            </w:r>
+          </w:p>
+          <w:p>
+            <w:pPr>
+              <w:pStyle w:val="ListParagraph"/>
+              <w:numPr>
+                <w:ilvl w:val="0"/>
+                <w:numId w:val="2"/>
+              </w:numPr>
+              <w:spacing w:after="40"/>
+            </w:pPr>
+            <w:r>
+              <w:t xml:space="preserve">프리미엄을 한계선보다 충분히 아래로 잡을 수 있는 매물을 찾은 분</w:t>
+            </w:r>
+          </w:p>
+          <w:p>
+            <w:pPr>
+              <w:spacing w:after="0" w:before="100"/>
+            </w:pPr>
+            <w:r>
+              <w:rPr>
+                <w:color w:val="666666"/>
+                <w:sz w:val="18"/>
+                <w:szCs w:val="18"/>
+              </w:rPr>
+              <w:t xml:space="preserve">이런 분께는 분양신청 결과로 숫자가 가장 선명해지는 지금이 검토하기 좋은 시기입니다.</w:t>
+            </w:r>
+          </w:p>
+        </w:tc>
+        <w:tc>
+          <w:tcPr>
+            <w:tcW w:type="dxa" w:w="4819"/>
+            <w:tcBorders>
+              <w:top w:val="single" w:color="BFC8D6" w:sz="4"/>
+              <w:left w:val="single" w:color="BFC8D6" w:sz="4"/>
+              <w:bottom w:val="single" w:color="BFC8D6" w:sz="4"/>
+              <w:right w:val="single" w:color="BFC8D6" w:sz="4"/>
+            </w:tcBorders>
+            <w:shd w:fill="FDF1E7" w:color="auto" w:val="clear"/>
+            <w:tcMar>
+              <w:top w:type="dxa" w:w="140"/>
+              <w:left w:type="dxa" w:w="180"/>
+              <w:bottom w:type="dxa" w:w="140"/>
+              <w:right w:type="dxa" w:w="180"/>
+            </w:tcMar>
+          </w:tcPr>
+          <w:p>
+            <w:pPr>
+              <w:spacing w:after="80"/>
+            </w:pPr>
+            <w:r>
+              <w:rPr>
+                <w:b/>
+                <w:bCs/>
+                <w:color w:val="C05621"/>
+              </w:rPr>
+              <w:t xml:space="preserve">이런 경우는 서두를 이유가 적습니다</w:t>
+            </w:r>
+          </w:p>
+          <w:p>
+            <w:pPr>
+              <w:pStyle w:val="ListParagraph"/>
+              <w:numPr>
+                <w:ilvl w:val="0"/>
+                <w:numId w:val="2"/>
+              </w:numPr>
+              <w:spacing w:after="40"/>
+            </w:pPr>
+            <w:r>
+              <w:t xml:space="preserve">대출 비중이 크거나, 짧은 기간에 차익을 보려는 분</w:t>
+            </w:r>
+          </w:p>
+          <w:p>
+            <w:pPr>
+              <w:pStyle w:val="ListParagraph"/>
+              <w:numPr>
+                <w:ilvl w:val="0"/>
+                <w:numId w:val="2"/>
+              </w:numPr>
+              <w:spacing w:after="40"/>
+            </w:pPr>
+            <w:r>
+              <w:t xml:space="preserve">감정평가 통지액을 확인할 수 없는 매물</w:t>
+            </w:r>
+          </w:p>
+          <w:p>
+            <w:pPr>
+              <w:pStyle w:val="ListParagraph"/>
+              <w:numPr>
+                <w:ilvl w:val="0"/>
+                <w:numId w:val="2"/>
+              </w:numPr>
+              <w:spacing w:after="40"/>
+            </w:pPr>
+            <w:r>
+              <w:t xml:space="preserve">관리처분 인가 이후의 조합원 지위가 불분명한 매물</w:t>
+            </w:r>
+          </w:p>
+          <w:p>
+            <w:pPr>
+              <w:spacing w:after="0" w:before="100"/>
+            </w:pPr>
+            <w:r>
+              <w:rPr>
+                <w:color w:val="666666"/>
+                <w:sz w:val="18"/>
+                <w:szCs w:val="18"/>
+              </w:rPr>
+              <w:t xml:space="preserve">조급한 돈은 재개발에서 가장 먼저 지칩니다.</w:t>
+            </w:r>
+          </w:p>
+        </w:tc>
+      </w:tr>
+    </w:tbl>
+    <w:p>
+      <w:pPr>
+        <w:spacing w:after="160"/>
+      </w:pPr>
+    </w:p>
+    <w:p>
+      <w:pPr>
+        <w:spacing w:after="200"/>
+      </w:pPr>
+      <w:r>
+        <w:rPr>
+          <w:color w:val="666666"/>
+          <w:sz w:val="18"/>
+          <w:szCs w:val="18"/>
+        </w:rPr>
+        <w:t xml:space="preserve">※ 이 글은 공개 자료를 바탕으로 한 분석이며 수익을 보장하지 않습니다. 개별 매물의 권리관계와 세금은 계약 전에 전문가와 확인하세요.</w:t>
+      </w:r>
+    </w:p>
+    <w:p>
+      <w:pPr>
+        <w:pStyle w:val="Heading2"/>
+        <w:pBdr>
+          <w:left w:val="single" w:color="1F3A5F" w:sz="24" w:space="8"/>
+        </w:pBdr>
+        <w:spacing w:after="160" w:before="360"/>
+      </w:pPr>
+      <w:r>
+        <w:rPr>
+          <w:b/>
+          <w:bCs/>
+          <w:color w:val="1F3A5F"/>
+          <w:sz w:val="26"/>
+          <w:szCs w:val="26"/>
+        </w:rPr>
+        <w:t xml:space="preserve">8. 지금 나와 있는 매물, 이 기준으로 보기</w:t>
       </w:r>
     </w:p>
     <w:p>
@@ -7063,7 +9490,7 @@
                 <w:bCs/>
                 <w:color w:val="2B6CB0"/>
               </w:rPr>
-              <w:t xml:space="preserve">[사진 5] </w:t>
+              <w:t xml:space="preserve">[사진 6] </w:t>
             </w:r>
             <w:r>
               <w:rPr>
@@ -7225,7 +9652,7 @@
                 <w:bCs/>
                 <w:color w:val="2B6CB0"/>
               </w:rPr>
-              <w:t xml:space="preserve">[사진 6] </w:t>
+              <w:t xml:space="preserve">[사진 7] </w:t>
             </w:r>
             <w:r>
               <w:rPr>
@@ -7287,7 +9714,7 @@
           <w:sz w:val="26"/>
           <w:szCs w:val="26"/>
         </w:rPr>
-        <w:t xml:space="preserve">6. 이 시점 매수자가 꼭 챙길 5가지</w:t>
+        <w:t xml:space="preserve">9. 이 시점 매수자가 꼭 챙길 5가지</w:t>
       </w:r>
     </w:p>
     <w:p>
@@ -7517,7 +9944,7 @@
                 <w:sz w:val="19"/>
                 <w:szCs w:val="19"/>
               </w:rPr>
-              <w:t xml:space="preserve">종전자산 감정평가 결과를 통지서로 받아 3장의 공식에 그대로 넣어 보세요. 이 숫자 없이 프리미엄을 말하는 매물은 판단할 수 없습니다.</w:t>
+              <w:t xml:space="preserve">종전자산 감정평가 결과를 통지서로 받아 5장의 공식에 그대로 넣어 보세요. 이 숫자 없이 프리미엄을 말하는 매물은 판단할 수 없습니다.</w:t>
             </w:r>
           </w:p>
         </w:tc>
@@ -7767,7 +10194,7 @@
                 <w:bCs/>
                 <w:color w:val="2B6CB0"/>
               </w:rPr>
-              <w:t xml:space="preserve">[사진 7] </w:t>
+              <w:t xml:space="preserve">[사진 8] </w:t>
             </w:r>
             <w:r>
               <w:rPr>
@@ -7901,216 +10328,7 @@
           <w:sz w:val="26"/>
           <w:szCs w:val="26"/>
         </w:rPr>
-        <w:t xml:space="preserve">7. 이런 분께 맞고, 이런 경우는 기다리세요</w:t>
-      </w:r>
-    </w:p>
-    <w:tbl>
-      <w:tblPr>
-        <w:tblW w:type="dxa" w:w="9638"/>
-        <w:tblBorders>
-          <w:top w:val="single" w:color="auto" w:sz="4"/>
-          <w:left w:val="single" w:color="auto" w:sz="4"/>
-          <w:bottom w:val="single" w:color="auto" w:sz="4"/>
-          <w:right w:val="single" w:color="auto" w:sz="4"/>
-          <w:insideH w:val="single" w:color="auto" w:sz="4"/>
-          <w:insideV w:val="single" w:color="auto" w:sz="4"/>
-        </w:tblBorders>
-      </w:tblPr>
-      <w:tblGrid>
-        <w:gridCol w:w="4819"/>
-        <w:gridCol w:w="4819"/>
-      </w:tblGrid>
-      <w:tr>
-        <w:tc>
-          <w:tcPr>
-            <w:tcW w:type="dxa" w:w="4819"/>
-            <w:tcBorders>
-              <w:top w:val="single" w:color="BFC8D6" w:sz="4"/>
-              <w:left w:val="single" w:color="BFC8D6" w:sz="4"/>
-              <w:bottom w:val="single" w:color="BFC8D6" w:sz="4"/>
-              <w:right w:val="single" w:color="BFC8D6" w:sz="4"/>
-            </w:tcBorders>
-            <w:shd w:fill="EEF4FB" w:color="auto" w:val="clear"/>
-            <w:tcMar>
-              <w:top w:type="dxa" w:w="140"/>
-              <w:left w:type="dxa" w:w="180"/>
-              <w:bottom w:type="dxa" w:w="140"/>
-              <w:right w:type="dxa" w:w="180"/>
-            </w:tcMar>
-          </w:tcPr>
-          <w:p>
-            <w:pPr>
-              <w:spacing w:after="80"/>
-            </w:pPr>
-            <w:r>
-              <w:rPr>
-                <w:b/>
-                <w:bCs/>
-                <w:color w:val="1F3A5F"/>
-              </w:rPr>
-              <w:t xml:space="preserve">이런 분께 맞습니다</w:t>
-            </w:r>
-          </w:p>
-          <w:p>
-            <w:pPr>
-              <w:pStyle w:val="ListParagraph"/>
-              <w:numPr>
-                <w:ilvl w:val="0"/>
-                <w:numId w:val="2"/>
-              </w:numPr>
-              <w:spacing w:after="40"/>
-            </w:pPr>
-            <w:r>
-              <w:t xml:space="preserve">송파 신축에 실제로 살 계획이 있는 분</w:t>
-            </w:r>
-          </w:p>
-          <w:p>
-            <w:pPr>
-              <w:pStyle w:val="ListParagraph"/>
-              <w:numPr>
-                <w:ilvl w:val="0"/>
-                <w:numId w:val="2"/>
-              </w:numPr>
-              <w:spacing w:after="40"/>
-            </w:pPr>
-            <w:r>
-              <w:t xml:space="preserve">입주까지 몇 년을 기다릴 수 있는 분</w:t>
-            </w:r>
-          </w:p>
-          <w:p>
-            <w:pPr>
-              <w:pStyle w:val="ListParagraph"/>
-              <w:numPr>
-                <w:ilvl w:val="0"/>
-                <w:numId w:val="2"/>
-              </w:numPr>
-              <w:spacing w:after="40"/>
-            </w:pPr>
-            <w:r>
-              <w:t xml:space="preserve">프리미엄을 한계선보다 충분히 아래로 잡을 수 있는 매물을 찾은 분</w:t>
-            </w:r>
-          </w:p>
-          <w:p>
-            <w:pPr>
-              <w:spacing w:after="0" w:before="100"/>
-            </w:pPr>
-            <w:r>
-              <w:rPr>
-                <w:color w:val="666666"/>
-                <w:sz w:val="18"/>
-                <w:szCs w:val="18"/>
-              </w:rPr>
-              <w:t xml:space="preserve">이런 분께는 분양신청 결과로 숫자가 가장 선명해지는 지금이 검토하기 좋은 시기입니다.</w:t>
-            </w:r>
-          </w:p>
-        </w:tc>
-        <w:tc>
-          <w:tcPr>
-            <w:tcW w:type="dxa" w:w="4819"/>
-            <w:tcBorders>
-              <w:top w:val="single" w:color="BFC8D6" w:sz="4"/>
-              <w:left w:val="single" w:color="BFC8D6" w:sz="4"/>
-              <w:bottom w:val="single" w:color="BFC8D6" w:sz="4"/>
-              <w:right w:val="single" w:color="BFC8D6" w:sz="4"/>
-            </w:tcBorders>
-            <w:shd w:fill="FDF1E7" w:color="auto" w:val="clear"/>
-            <w:tcMar>
-              <w:top w:type="dxa" w:w="140"/>
-              <w:left w:type="dxa" w:w="180"/>
-              <w:bottom w:type="dxa" w:w="140"/>
-              <w:right w:type="dxa" w:w="180"/>
-            </w:tcMar>
-          </w:tcPr>
-          <w:p>
-            <w:pPr>
-              <w:spacing w:after="80"/>
-            </w:pPr>
-            <w:r>
-              <w:rPr>
-                <w:b/>
-                <w:bCs/>
-                <w:color w:val="C05621"/>
-              </w:rPr>
-              <w:t xml:space="preserve">이런 경우는 서두를 이유가 적습니다</w:t>
-            </w:r>
-          </w:p>
-          <w:p>
-            <w:pPr>
-              <w:pStyle w:val="ListParagraph"/>
-              <w:numPr>
-                <w:ilvl w:val="0"/>
-                <w:numId w:val="2"/>
-              </w:numPr>
-              <w:spacing w:after="40"/>
-            </w:pPr>
-            <w:r>
-              <w:t xml:space="preserve">대출 비중이 크거나, 짧은 기간에 차익을 보려는 분</w:t>
-            </w:r>
-          </w:p>
-          <w:p>
-            <w:pPr>
-              <w:pStyle w:val="ListParagraph"/>
-              <w:numPr>
-                <w:ilvl w:val="0"/>
-                <w:numId w:val="2"/>
-              </w:numPr>
-              <w:spacing w:after="40"/>
-            </w:pPr>
-            <w:r>
-              <w:t xml:space="preserve">감정평가 통지액을 확인할 수 없는 매물</w:t>
-            </w:r>
-          </w:p>
-          <w:p>
-            <w:pPr>
-              <w:pStyle w:val="ListParagraph"/>
-              <w:numPr>
-                <w:ilvl w:val="0"/>
-                <w:numId w:val="2"/>
-              </w:numPr>
-              <w:spacing w:after="40"/>
-            </w:pPr>
-            <w:r>
-              <w:t xml:space="preserve">관리처분 인가 이후의 조합원 지위가 불분명한 매물</w:t>
-            </w:r>
-          </w:p>
-          <w:p>
-            <w:pPr>
-              <w:spacing w:after="0" w:before="100"/>
-            </w:pPr>
-            <w:r>
-              <w:rPr>
-                <w:color w:val="666666"/>
-                <w:sz w:val="18"/>
-                <w:szCs w:val="18"/>
-              </w:rPr>
-              <w:t xml:space="preserve">조급한 돈은 재개발에서 가장 먼저 지칩니다.</w:t>
-            </w:r>
-          </w:p>
-        </w:tc>
-      </w:tr>
-    </w:tbl>
-    <w:p>
-      <w:pPr>
-        <w:spacing w:after="160"/>
-      </w:pPr>
-    </w:p>
-    <w:p>
-      <w:pPr>
-        <w:pStyle w:val="Heading2"/>
-        <w:pBdr>
-          <w:left w:val="single" w:color="1F3A5F" w:sz="24" w:space="8"/>
-        </w:pBdr>
-        <w:spacing w:after="160" w:before="360"/>
-      </w:pPr>
-      <w:r>
-        <w:rPr>
-          <w:b/>
-          <w:bCs/>
-          <w:color w:val="1F3A5F"/>
-          <w:sz w:val="26"/>
-          <w:szCs w:val="26"/>
-        </w:rPr>
-        <w:t xml:space="preserve">8. Q&amp;A로 한 번 더 정리</w:t>
+        <w:t xml:space="preserve">10. Q&amp;A로 한 번 더 정리</w:t>
       </w:r>
     </w:p>
     <w:tbl>
@@ -8156,7 +10374,7 @@
                 <w:bCs/>
                 <w:color w:val="1F3A5F"/>
               </w:rPr>
-              <w:t xml:space="preserve">Q. 마천3구역 빌라는 요즘 얼마에 거래되나요?</w:t>
+              <w:t xml:space="preserve">Q. 마천3구역은 역에서 얼마나 가깝나요?</w:t>
             </w:r>
           </w:p>
           <w:p>
@@ -8164,7 +10382,7 @@
               <w:spacing w:after="0" w:line="300"/>
             </w:pPr>
             <w:r>
-              <w:t xml:space="preserve">A. 구역 대표 지번 인근 270~280번대 빌라의 최근 중개거래 10건 중 8건이 11억~12억2,000만 원 사이였습니다. 중위값은 2026년 1~5월 10억7,750만 원에서 6월 이후 11억9,000만 원으로 올라섰습니다(표본 16건·13건).</w:t>
+              <w:t xml:space="preserve">A. 구역 대표 지번(마천동 283-1)에서 5호선 마천역까지 직선 약 300m, 거여역까지 약 1km입니다. 마천역은 위례선 트램(2026년 12월 개통 목표)의 출발역이기도 합니다. 구역이 넓어 동마다 거리는 다릅니다.</w:t>
             </w:r>
           </w:p>
         </w:tc>
@@ -8218,7 +10436,7 @@
                 <w:bCs/>
                 <w:color w:val="1F3A5F"/>
               </w:rPr>
-              <w:t xml:space="preserve">Q. 프리미엄은 얼마까지 괜찮나요?</w:t>
+              <w:t xml:space="preserve">Q. 사업은 지금 어느 단계인가요?</w:t>
             </w:r>
           </w:p>
           <w:p>
@@ -8226,7 +10444,7 @@
               <w:spacing w:after="0" w:line="300"/>
             </w:pPr>
             <w:r>
-              <w:t xml:space="preserve">A. 옆 신축(송파시그니처롯데캐슬) 최근 거래가에서 조합원 추정 분양가를 빼면 59㎡는 약 7억~7억6,400만 원, 84㎡는 약 7억2,500만~7억5,900만 원입니다. 다만 이 선은 상한선이고, 입주까지의 이자·세금·시세 변동을 생각하면 실제로 편안한 수준은 그보다 아래입니다.</w:t>
+              <w:t xml:space="preserve">A. 2026년 4월 2일 사업시행계획인가 고시가 났고, 보도 기준 10월 23일까지 조합원 분양신청을 받습니다. 조합은 연내 관리처분계획 총회와 인가 신청, 2027년 하반기 이주를 계획하고 있습니다.</w:t>
             </w:r>
           </w:p>
         </w:tc>
@@ -8280,7 +10498,7 @@
                 <w:bCs/>
                 <w:color w:val="1F3A5F"/>
               </w:rPr>
-              <w:t xml:space="preserve">Q. 조합원 분양가는 확정됐나요?</w:t>
+              <w:t xml:space="preserve">Q. 마천3구역 빌라는 요즘 얼마에 거래되나요?</w:t>
             </w:r>
           </w:p>
           <w:p>
@@ -8288,7 +10506,7 @@
               <w:spacing w:after="0" w:line="300"/>
             </w:pPr>
             <w:r>
-              <w:t xml:space="preserve">A. 아닙니다. 2026년 9월 보도에 나온 조합 추정치(59㎡ 10억9,300만~11억 원, 84㎡ 13억4,100만~13억7,500만 원)이며, 관리처분계획 수립 과정에서 바뀔 수 있습니다.</w:t>
+              <w:t xml:space="preserve">A. 구역 대표 지번 인근 270~280번대 빌라의 최근 중개거래 10건 중 8건이 11억~12억2,000만 원 사이였습니다. 중위값은 2026년 1~5월 10억7,750만 원에서 6월 이후 11억9,000만 원으로 올라섰습니다(표본 16건·13건).</w:t>
             </w:r>
           </w:p>
         </w:tc>
@@ -8342,7 +10560,7 @@
                 <w:bCs/>
                 <w:color w:val="1F3A5F"/>
               </w:rPr>
-              <w:t xml:space="preserve">Q. 분양신청을 하지 않은 물건을 사면 어떻게 되나요?</w:t>
+              <w:t xml:space="preserve">Q. 프리미엄은 얼마까지 괜찮나요?</w:t>
             </w:r>
           </w:p>
           <w:p>
@@ -8350,7 +10568,7 @@
               <w:spacing w:after="0" w:line="300"/>
             </w:pPr>
             <w:r>
-              <w:t xml:space="preserve">A. 새 아파트 대신 현금청산 대상이 됩니다. 매도인의 분양신청 여부와 신청 평형을 확인하고, 마감 전후 계약이라면 신청 주체와 시점을 계약서에 적어 두세요.</w:t>
+              <w:t xml:space="preserve">A. 옆 신축(송파시그니처롯데캐슬) 최근 거래가에서 조합원 추정 분양가를 빼면 59㎡는 약 7억~7억6,400만 원, 84㎡는 약 7억2,500만~7억5,900만 원입니다. 다만 이 선은 상한선이고, 입주까지의 이자·세금·시세 변동을 생각하면 실제로 편안한 수준은 그보다 아래입니다.</w:t>
             </w:r>
           </w:p>
         </w:tc>
@@ -8404,7 +10622,7 @@
                 <w:bCs/>
                 <w:color w:val="1F3A5F"/>
               </w:rPr>
-              <w:t xml:space="preserve">Q. 관리처분인가 뒤에 사도 조합원이 될 수 있나요?</w:t>
+              <w:t xml:space="preserve">Q. 투자 가능성은 어떻게 보나요?</w:t>
             </w:r>
           </w:p>
           <w:p>
@@ -8412,7 +10630,7 @@
               <w:spacing w:after="0" w:line="300"/>
             </w:pPr>
             <w:r>
-              <w:t xml:space="preserve">A. 송파구는 투기과열지구라 원칙적으로는 어렵습니다. 예외 규정이 있으니 개별 매물은 계약 전에 조합과 전문가에게 확인하세요.</w:t>
+              <w:t xml:space="preserve">A. 입지(마천역 역세권, 트램)와 사업 속도(사업시행인가 완료)는 강점입니다. 다만 프리미엄 한계선, 분담금 변동, 긴 사업 기간, 토지거래허가·조합원 지위 규제를 함께 봐야 합니다. 결국 매물별 프리미엄이 한계선보다 충분히 아래인지가 핵심입니다.</w:t>
             </w:r>
           </w:p>
         </w:tc>
@@ -8422,57 +10640,6 @@
       <w:pPr>
         <w:spacing w:after="100"/>
       </w:pPr>
-    </w:p>
-    <w:p>
-      <w:pPr>
-        <w:pStyle w:val="Heading2"/>
-        <w:pBdr>
-          <w:left w:val="single" w:color="1F3A5F" w:sz="24" w:space="8"/>
-        </w:pBdr>
-        <w:spacing w:after="160" w:before="360"/>
-      </w:pPr>
-      <w:r>
-        <w:rPr>
-          <w:b/>
-          <w:bCs/>
-          <w:color w:val="1F3A5F"/>
-          <w:sz w:val="26"/>
-          <w:szCs w:val="26"/>
-        </w:rPr>
-        <w:t xml:space="preserve">9. 정리</w:t>
-      </w:r>
-    </w:p>
-    <w:p>
-      <w:pPr>
-        <w:spacing w:after="160" w:line="320"/>
-      </w:pPr>
-      <w:r>
-        <w:rPr>
-          <w:highlight w:val="yellow"/>
-        </w:rPr>
-        <w:t xml:space="preserve">마천3구역 매물은 '11억이냐 12억이냐'가 아니라, 프리미엄이 7억 원대 초중반 안에 들어오느냐로 봐야 합니다.</w:t>
-      </w:r>
-      <w:r>
-        <w:t xml:space="preserve"> 그리고 분양신청과 관리처분을 앞둔 지금은 </w:t>
-      </w:r>
-      <w:r>
-        <w:rPr>
-          <w:b/>
-          <w:bCs/>
-        </w:rPr>
-        <w:t xml:space="preserve">분양신청 여부와 감정평가 통지액이 가격보다 먼저</w:t>
-      </w:r>
-      <w:r>
-        <w:t xml:space="preserve">입니다.</w:t>
-      </w:r>
-    </w:p>
-    <w:p>
-      <w:pPr>
-        <w:spacing w:after="160" w:line="320"/>
-      </w:pPr>
-      <w:r>
-        <w:t xml:space="preserve">매물별 프리미엄과 총투자금은 감정평가 통지액을 넣어야 정확히 나옵니다. 관심 있는 매물이 있다면 그 매물을 기준으로 함께 계산해 드리겠습니다.</w:t>
-      </w:r>
     </w:p>
     <w:tbl>
       <w:tblPr>
@@ -8494,66 +10661,38 @@
           <w:tcPr>
             <w:tcW w:type="dxa" w:w="9638"/>
             <w:tcBorders>
-              <w:top w:val="dashed" w:color="2B6CB0" w:sz="8"/>
-              <w:left w:val="dashed" w:color="2B6CB0" w:sz="8"/>
-              <w:bottom w:val="dashed" w:color="2B6CB0" w:sz="8"/>
-              <w:right w:val="dashed" w:color="2B6CB0" w:sz="8"/>
-            </w:tcBorders>
-            <w:shd w:fill="EEF4FB" w:color="auto" w:val="clear"/>
-            <w:tcMar>
-              <w:top w:type="dxa" w:w="160"/>
+              <w:top w:val="single" w:color="BFC8D6" w:sz="4"/>
+              <w:left w:val="single" w:color="BFC8D6" w:sz="4"/>
+              <w:bottom w:val="single" w:color="BFC8D6" w:sz="4"/>
+              <w:right w:val="single" w:color="BFC8D6" w:sz="4"/>
+            </w:tcBorders>
+            <w:shd w:fill="F6F7F9" w:color="auto" w:val="clear"/>
+            <w:tcMar>
+              <w:top w:type="dxa" w:w="140"/>
               <w:left w:type="dxa" w:w="200"/>
-              <w:bottom w:type="dxa" w:w="160"/>
+              <w:bottom w:type="dxa" w:w="140"/>
               <w:right w:type="dxa" w:w="200"/>
             </w:tcMar>
           </w:tcPr>
           <w:p>
             <w:pPr>
               <w:spacing w:after="60"/>
-              <w:jc w:val="center"/>
-            </w:pPr>
-            <w:r>
-              <w:rPr>
-                <w:b/>
-                <w:bCs/>
-                <w:color w:val="2B6CB0"/>
-              </w:rPr>
-              <w:t xml:space="preserve">[사진 8] </w:t>
-            </w:r>
+            </w:pPr>
             <w:r>
               <w:rPr>
                 <w:b/>
                 <w:bCs/>
                 <w:color w:val="1F3A5F"/>
               </w:rPr>
-              <w:t xml:space="preserve">중개사무소 정보 (명함형 이미지 1장)</w:t>
-            </w:r>
-          </w:p>
-          <w:p>
-            <w:pPr>
-              <w:spacing w:after="20"/>
-              <w:jc w:val="center"/>
-            </w:pPr>
-            <w:r>
-              <w:rPr>
-                <w:color w:val="666666"/>
-                <w:sz w:val="18"/>
-                <w:szCs w:val="18"/>
-              </w:rPr>
-              <w:t xml:space="preserve">캡션: 마천3구역 매물 상담 안내</w:t>
-            </w:r>
-          </w:p>
-          <w:p>
-            <w:pPr>
-              <w:jc w:val="center"/>
-            </w:pPr>
-            <w:r>
-              <w:rPr>
-                <w:color w:val="666666"/>
-                <w:sz w:val="18"/>
-                <w:szCs w:val="18"/>
-              </w:rPr>
-              <w:t xml:space="preserve">대체텍스트: 마천3구역 매물 상담 중개사무소 안내</w:t>
+              <w:t xml:space="preserve">Q. 분양신청을 하지 않은 물건을 사면 어떻게 되나요?</w:t>
+            </w:r>
+          </w:p>
+          <w:p>
+            <w:pPr>
+              <w:spacing w:after="0" w:line="300"/>
+            </w:pPr>
+            <w:r>
+              <w:t xml:space="preserve">A. 새 아파트 대신 현금청산 대상이 됩니다. 매도인의 분양신청 여부와 신청 평형을 확인하고, 마감 전후 계약이라면 신청 주체와 시점을 계약서에 적어 두세요.</w:t>
             </w:r>
           </w:p>
         </w:tc>
@@ -8561,7 +10700,7 @@
     </w:tbl>
     <w:p>
       <w:pPr>
-        <w:spacing w:after="160"/>
+        <w:spacing w:after="100"/>
       </w:pPr>
     </w:p>
     <w:tbl>
@@ -8584,12 +10723,12 @@
           <w:tcPr>
             <w:tcW w:type="dxa" w:w="9638"/>
             <w:tcBorders>
-              <w:top w:val="dashed" w:color="C05621" w:sz="8"/>
-              <w:left w:val="dashed" w:color="C05621" w:sz="8"/>
-              <w:bottom w:val="dashed" w:color="C05621" w:sz="8"/>
-              <w:right w:val="dashed" w:color="C05621" w:sz="8"/>
-            </w:tcBorders>
-            <w:shd w:fill="FDF1E7" w:color="auto" w:val="clear"/>
+              <w:top w:val="single" w:color="BFC8D6" w:sz="4"/>
+              <w:left w:val="single" w:color="BFC8D6" w:sz="4"/>
+              <w:bottom w:val="single" w:color="BFC8D6" w:sz="4"/>
+              <w:right w:val="single" w:color="BFC8D6" w:sz="4"/>
+            </w:tcBorders>
+            <w:shd w:fill="F6F7F9" w:color="auto" w:val="clear"/>
             <w:tcMar>
               <w:top w:type="dxa" w:w="140"/>
               <w:left w:type="dxa" w:w="200"/>
@@ -8605,127 +10744,17 @@
               <w:rPr>
                 <w:b/>
                 <w:bCs/>
-                <w:color w:val="C05621"/>
-              </w:rPr>
-              <w:t xml:space="preserve">[직접 입력] </w:t>
-            </w:r>
-            <w:r>
-              <w:rPr>
-                <w:b/>
-                <w:bCs/>
-                <w:color w:val="7B341E"/>
-              </w:rPr>
-              <w:t xml:space="preserve">중개사무소 정보 (텍스트로도 남기기 — 지우지 마세요)</w:t>
-            </w:r>
-          </w:p>
-          <w:p>
-            <w:pPr>
-              <w:spacing w:after="20"/>
-            </w:pPr>
-            <w:r>
-              <w:rPr>
-                <w:b/>
-                <w:bCs/>
-                <w:sz w:val="19"/>
-                <w:szCs w:val="19"/>
-              </w:rPr>
-              <w:t xml:space="preserve">중개사무소 · </w:t>
-            </w:r>
-            <w:r>
-              <w:rPr>
-                <w:color w:val="C05621"/>
-                <w:sz w:val="19"/>
-                <w:szCs w:val="19"/>
-              </w:rPr>
-              <w:t xml:space="preserve">[사무소 명칭 입력]</w:t>
-            </w:r>
-          </w:p>
-          <w:p>
-            <w:pPr>
-              <w:spacing w:after="20"/>
-            </w:pPr>
-            <w:r>
-              <w:rPr>
-                <w:b/>
-                <w:bCs/>
-                <w:sz w:val="19"/>
-                <w:szCs w:val="19"/>
-              </w:rPr>
-              <w:t xml:space="preserve">대표 공인중개사 · </w:t>
-            </w:r>
-            <w:r>
-              <w:rPr>
-                <w:color w:val="C05621"/>
-                <w:sz w:val="19"/>
-                <w:szCs w:val="19"/>
-              </w:rPr>
-              <w:t xml:space="preserve">[성명 입력]</w:t>
-            </w:r>
-          </w:p>
-          <w:p>
-            <w:pPr>
-              <w:spacing w:after="20"/>
-            </w:pPr>
-            <w:r>
-              <w:rPr>
-                <w:b/>
-                <w:bCs/>
-                <w:sz w:val="19"/>
-                <w:szCs w:val="19"/>
-              </w:rPr>
-              <w:t xml:space="preserve">등록번호 · </w:t>
-            </w:r>
-            <w:r>
-              <w:rPr>
-                <w:color w:val="C05621"/>
-                <w:sz w:val="19"/>
-                <w:szCs w:val="19"/>
-              </w:rPr>
-              <w:t xml:space="preserve">[등록번호 입력]</w:t>
-            </w:r>
-          </w:p>
-          <w:p>
-            <w:pPr>
-              <w:spacing w:after="20"/>
-            </w:pPr>
-            <w:r>
-              <w:rPr>
-                <w:b/>
-                <w:bCs/>
-                <w:sz w:val="19"/>
-                <w:szCs w:val="19"/>
-              </w:rPr>
-              <w:t xml:space="preserve">소재지 · </w:t>
-            </w:r>
-            <w:r>
-              <w:rPr>
-                <w:color w:val="C05621"/>
-                <w:sz w:val="19"/>
-                <w:szCs w:val="19"/>
-              </w:rPr>
-              <w:t xml:space="preserve">[주소 입력]</w:t>
-            </w:r>
-          </w:p>
-          <w:p>
-            <w:pPr>
-              <w:spacing w:after="20"/>
-            </w:pPr>
-            <w:r>
-              <w:rPr>
-                <w:b/>
-                <w:bCs/>
-                <w:sz w:val="19"/>
-                <w:szCs w:val="19"/>
-              </w:rPr>
-              <w:t xml:space="preserve">연락처 · </w:t>
-            </w:r>
-            <w:r>
-              <w:rPr>
-                <w:color w:val="C05621"/>
-                <w:sz w:val="19"/>
-                <w:szCs w:val="19"/>
-              </w:rPr>
-              <w:t xml:space="preserve">[전화번호 입력]</w:t>
+                <w:color w:val="1F3A5F"/>
+              </w:rPr>
+              <w:t xml:space="preserve">Q. 관리처분인가 뒤에 사도 조합원이 될 수 있나요?</w:t>
+            </w:r>
+          </w:p>
+          <w:p>
+            <w:pPr>
+              <w:spacing w:after="0" w:line="300"/>
+            </w:pPr>
+            <w:r>
+              <w:t xml:space="preserve">A. 송파구는 투기과열지구라 원칙적으로는 어렵습니다. 예외 규정이 있으니 개별 매물은 계약 전에 조합과 전문가에게 확인하세요.</w:t>
             </w:r>
           </w:p>
         </w:tc>
@@ -8733,194 +10762,62 @@
     </w:tbl>
     <w:p>
       <w:pPr>
-        <w:spacing w:after="160"/>
-      </w:pPr>
-    </w:p>
-    <w:p>
-      <w:pPr>
-        <w:spacing w:after="80" w:before="240"/>
-      </w:pPr>
+        <w:spacing w:after="100"/>
+      </w:pPr>
+    </w:p>
+    <w:p>
+      <w:pPr>
+        <w:pStyle w:val="Heading2"/>
+        <w:pBdr>
+          <w:left w:val="single" w:color="1F3A5F" w:sz="24" w:space="8"/>
+        </w:pBdr>
+        <w:spacing w:after="160" w:before="360"/>
+      </w:pPr>
+      <w:r>
+        <w:rPr>
+          <w:b/>
+          <w:bCs/>
+          <w:color w:val="1F3A5F"/>
+          <w:sz w:val="26"/>
+          <w:szCs w:val="26"/>
+        </w:rPr>
+        <w:t xml:space="preserve">11. 정리</w:t>
+      </w:r>
+    </w:p>
+    <w:p>
+      <w:pPr>
+        <w:spacing w:after="160" w:line="320"/>
+      </w:pPr>
+      <w:r>
+        <w:t xml:space="preserve">마천3구역은 마천역 역세권에 트램 개통을 앞두고 있고, 사업시행인가를 마친 2,300여 세대 대단지라는 점에서 거여·마천 뉴타운 안에서도 눈여겨볼 구역입니다. 그래도 </w:t>
+      </w:r>
+      <w:r>
+        <w:rPr>
+          <w:highlight w:val="yellow"/>
+        </w:rPr>
+        <w:t xml:space="preserve">매물은 '11억이냐 12억이냐'가 아니라, 프리미엄이 7억 원대 초중반 안에 들어오느냐로 봐야 합니다.</w:t>
+      </w:r>
+      <w:r>
+        <w:t xml:space="preserve"> 그리고 분양신청과 관리처분을 앞둔 지금은 </w:t>
+      </w:r>
       <w:r>
         <w:rPr>
           <w:b/>
           <w:bCs/>
         </w:rPr>
-        <w:t xml:space="preserve">참고 자료 (본문 끝에 공개로 들어가는 목록 — 원치 않으면 섹션째 삭제)</w:t>
-      </w:r>
-    </w:p>
-    <w:p>
-      <w:pPr>
-        <w:pStyle w:val="ListParagraph"/>
-        <w:numPr>
-          <w:ilvl w:val="0"/>
-          <w:numId w:val="2"/>
-        </w:numPr>
-        <w:spacing w:after="30"/>
-      </w:pPr>
-      <w:hyperlink w:history="1" r:id="rIdiuyxsgd9sjdo60tg4_q_z">
-        <w:r>
-          <w:rPr>
-            <w:color w:val="2B6CB0"/>
-            <w:sz w:val="18"/>
-            <w:szCs w:val="18"/>
-            <w:u w:val="single"/>
-          </w:rPr>
-          <w:t xml:space="preserve">MTN — 마천3구역, 연내 관리처분인가 신청...'송파 자이 아스트라' 속도 (2026.09.23)</w:t>
-        </w:r>
-      </w:hyperlink>
-    </w:p>
-    <w:p>
-      <w:pPr>
-        <w:pStyle w:val="ListParagraph"/>
-        <w:numPr>
-          <w:ilvl w:val="0"/>
-          <w:numId w:val="2"/>
-        </w:numPr>
-        <w:spacing w:after="30"/>
-      </w:pPr>
-      <w:r>
-        <w:rPr>
-          <w:sz w:val="18"/>
-          <w:szCs w:val="18"/>
-        </w:rPr>
-        <w:t xml:space="preserve">송파구 고시 제2026-45호 (사업시행계획인가)</w:t>
-      </w:r>
-    </w:p>
-    <w:p>
-      <w:pPr>
-        <w:pStyle w:val="ListParagraph"/>
-        <w:numPr>
-          <w:ilvl w:val="0"/>
-          <w:numId w:val="2"/>
-        </w:numPr>
-        <w:spacing w:after="30"/>
-      </w:pPr>
-      <w:hyperlink w:history="1" r:id="rIdhypq0egvyej3uj4h21knk">
-        <w:r>
-          <w:rPr>
-            <w:color w:val="2B6CB0"/>
-            <w:sz w:val="18"/>
-            <w:szCs w:val="18"/>
-            <w:u w:val="single"/>
-          </w:rPr>
-          <w:t xml:space="preserve">디벨로퍼뉴스 — 마천3구역, 교육환경영향평가 만장일치 통과</w:t>
-        </w:r>
-      </w:hyperlink>
-    </w:p>
-    <w:p>
-      <w:pPr>
-        <w:pStyle w:val="ListParagraph"/>
-        <w:numPr>
-          <w:ilvl w:val="0"/>
-          <w:numId w:val="2"/>
-        </w:numPr>
-        <w:spacing w:after="30"/>
-      </w:pPr>
-      <w:hyperlink w:history="1" r:id="rId5nkvih6ojthofvrs2yzj4">
-        <w:r>
-          <w:rPr>
-            <w:color w:val="2B6CB0"/>
-            <w:sz w:val="18"/>
-            <w:szCs w:val="18"/>
-            <w:u w:val="single"/>
-          </w:rPr>
-          <w:t xml:space="preserve">위클리한국주택경제 — 마천3구역, 재개발 사업시행인가 임박</w:t>
-        </w:r>
-      </w:hyperlink>
-    </w:p>
-    <w:p>
-      <w:pPr>
-        <w:pStyle w:val="ListParagraph"/>
-        <w:numPr>
-          <w:ilvl w:val="0"/>
-          <w:numId w:val="2"/>
-        </w:numPr>
-        <w:spacing w:after="30"/>
-      </w:pPr>
-      <w:hyperlink w:history="1" r:id="rIdxqedl3yosc005zb0ylznz">
-        <w:r>
-          <w:rPr>
-            <w:color w:val="2B6CB0"/>
-            <w:sz w:val="18"/>
-            <w:szCs w:val="18"/>
-            <w:u w:val="single"/>
-          </w:rPr>
-          <w:t xml:space="preserve">주거환경신문 — 마천3구역, 촉진계획 변경 후 사업추진 본격화</w:t>
-        </w:r>
-      </w:hyperlink>
-    </w:p>
-    <w:p>
-      <w:pPr>
-        <w:pStyle w:val="ListParagraph"/>
-        <w:numPr>
-          <w:ilvl w:val="0"/>
-          <w:numId w:val="2"/>
-        </w:numPr>
-        <w:spacing w:after="30"/>
-      </w:pPr>
-      <w:r>
-        <w:rPr>
-          <w:sz w:val="18"/>
-          <w:szCs w:val="18"/>
-        </w:rPr>
-        <w:t xml:space="preserve">국토교통부 실거래 공개자료 — 송파구 마천동 연립다세대 매매 (2026.01~2026.10, 지번·대지지분 포함)</w:t>
-      </w:r>
-    </w:p>
-    <w:p>
-      <w:pPr>
-        <w:pStyle w:val="ListParagraph"/>
-        <w:numPr>
-          <w:ilvl w:val="0"/>
-          <w:numId w:val="2"/>
-        </w:numPr>
-        <w:spacing w:after="30"/>
-      </w:pPr>
-      <w:r>
-        <w:rPr>
-          <w:sz w:val="18"/>
-          <w:szCs w:val="18"/>
-        </w:rPr>
-        <w:t xml:space="preserve">국토교통부 실거래 공개자료 — 송파구 거여동·마천동 아파트 매매 (2026.04~2026.09)</w:t>
-      </w:r>
-    </w:p>
-    <w:p>
-      <w:pPr>
-        <w:pStyle w:val="ListParagraph"/>
-        <w:numPr>
-          <w:ilvl w:val="0"/>
-          <w:numId w:val="2"/>
-        </w:numPr>
-        <w:spacing w:after="30"/>
-      </w:pPr>
-      <w:r>
-        <w:rPr>
-          <w:sz w:val="18"/>
-          <w:szCs w:val="18"/>
-        </w:rPr>
-        <w:t xml:space="preserve">건축물대장 — 마천3재정비촉진구역 노후도·반지하·규제 정보</w:t>
-      </w:r>
-    </w:p>
-    <w:p>
-      <w:pPr>
-        <w:pStyle w:val="ListParagraph"/>
-        <w:numPr>
-          <w:ilvl w:val="0"/>
-          <w:numId w:val="2"/>
-        </w:numPr>
-        <w:spacing w:after="30"/>
-      </w:pPr>
-      <w:r>
-        <w:rPr>
-          <w:sz w:val="18"/>
-          <w:szCs w:val="18"/>
-        </w:rPr>
-        <w:t xml:space="preserve">서울시 정비사업 현황 — 마천3재정비촉진구역 구역 변경 이력</w:t>
-      </w:r>
-    </w:p>
-    <w:p>
-      <w:pPr>
-        <w:spacing w:after="240"/>
-      </w:pPr>
+        <w:t xml:space="preserve">분양신청 여부와 감정평가 통지액이 가격보다 먼저</w:t>
+      </w:r>
+      <w:r>
+        <w:t xml:space="preserve">입니다.</w:t>
+      </w:r>
+    </w:p>
+    <w:p>
+      <w:pPr>
+        <w:spacing w:after="160" w:line="320"/>
+      </w:pPr>
+      <w:r>
+        <w:t xml:space="preserve">매물별 프리미엄과 총투자금은 감정평가 통지액을 넣어야 정확히 나옵니다. 관심 있는 매물이 있다면 그 매물을 기준으로 함께 계산해 드리겠습니다.</w:t>
+      </w:r>
     </w:p>
     <w:tbl>
       <w:tblPr>
@@ -8942,29 +10839,66 @@
           <w:tcPr>
             <w:tcW w:type="dxa" w:w="9638"/>
             <w:tcBorders>
-              <w:top w:val="single" w:color="1F3A5F" w:sz="4"/>
-              <w:left w:val="single" w:color="1F3A5F" w:sz="4"/>
-              <w:bottom w:val="single" w:color="1F3A5F" w:sz="4"/>
-              <w:right w:val="single" w:color="1F3A5F" w:sz="4"/>
-            </w:tcBorders>
-            <w:shd w:fill="1F3A5F" w:color="auto" w:val="clear"/>
-            <w:tcMar>
-              <w:top w:type="dxa" w:w="60"/>
-              <w:left w:type="dxa" w:w="160"/>
-              <w:bottom w:type="dxa" w:w="60"/>
-              <w:right w:type="dxa" w:w="160"/>
-            </w:tcMar>
-          </w:tcPr>
-          <w:p>
-            <w:r>
-              <w:rPr>
-                <w:b/>
-                <w:bCs/>
-                <w:color w:val="FFFFFF"/>
-                <w:sz w:val="20"/>
-                <w:szCs w:val="20"/>
-              </w:rPr>
-              <w:t xml:space="preserve">태그 (티스토리 태그 칸에 # 없이 쉼표로 붙여넣기 · 10개)</w:t>
+              <w:top w:val="dashed" w:color="2B6CB0" w:sz="8"/>
+              <w:left w:val="dashed" w:color="2B6CB0" w:sz="8"/>
+              <w:bottom w:val="dashed" w:color="2B6CB0" w:sz="8"/>
+              <w:right w:val="dashed" w:color="2B6CB0" w:sz="8"/>
+            </w:tcBorders>
+            <w:shd w:fill="EEF4FB" w:color="auto" w:val="clear"/>
+            <w:tcMar>
+              <w:top w:type="dxa" w:w="160"/>
+              <w:left w:type="dxa" w:w="200"/>
+              <w:bottom w:type="dxa" w:w="160"/>
+              <w:right w:type="dxa" w:w="200"/>
+            </w:tcMar>
+          </w:tcPr>
+          <w:p>
+            <w:pPr>
+              <w:spacing w:after="60"/>
+              <w:jc w:val="center"/>
+            </w:pPr>
+            <w:r>
+              <w:rPr>
+                <w:b/>
+                <w:bCs/>
+                <w:color w:val="2B6CB0"/>
+              </w:rPr>
+              <w:t xml:space="preserve">[사진 9] </w:t>
+            </w:r>
+            <w:r>
+              <w:rPr>
+                <w:b/>
+                <w:bCs/>
+                <w:color w:val="1F3A5F"/>
+              </w:rPr>
+              <w:t xml:space="preserve">중개사무소 정보 (명함형 이미지 1장)</w:t>
+            </w:r>
+          </w:p>
+          <w:p>
+            <w:pPr>
+              <w:spacing w:after="20"/>
+              <w:jc w:val="center"/>
+            </w:pPr>
+            <w:r>
+              <w:rPr>
+                <w:color w:val="666666"/>
+                <w:sz w:val="18"/>
+                <w:szCs w:val="18"/>
+              </w:rPr>
+              <w:t xml:space="preserve">캡션: 마천3구역 매물 상담 안내</w:t>
+            </w:r>
+          </w:p>
+          <w:p>
+            <w:pPr>
+              <w:jc w:val="center"/>
+            </w:pPr>
+            <w:r>
+              <w:rPr>
+                <w:color w:val="666666"/>
+                <w:sz w:val="18"/>
+                <w:szCs w:val="18"/>
+              </w:rPr>
+              <w:t xml:space="preserve">대체텍스트: 마천3구역 매물 상담 중개사무소 안내</w:t>
             </w:r>
           </w:p>
         </w:tc>
@@ -8972,16 +10906,8 @@
     </w:tbl>
     <w:p>
       <w:pPr>
-        <w:spacing w:after="80"/>
-      </w:pPr>
-    </w:p>
-    <w:p>
-      <w:pPr>
-        <w:spacing w:after="360"/>
-      </w:pPr>
-      <w:r>
-        <w:t xml:space="preserve">마천3구역, 마천3구역 재개발, 마천3구역 매물, 송파 자이 아스트라, 거여마천뉴타운, 송파 재개발, 마천동 빌라, 재개발 프리미엄, 조합원 분양가, 송파시그니처롯데캐슬</w:t>
-      </w:r>
+        <w:spacing w:after="160"/>
+      </w:pPr>
     </w:p>
     <w:tbl>
       <w:tblPr>
@@ -9003,6 +10929,557 @@
           <w:tcPr>
             <w:tcW w:type="dxa" w:w="9638"/>
             <w:tcBorders>
+              <w:top w:val="dashed" w:color="C05621" w:sz="8"/>
+              <w:left w:val="dashed" w:color="C05621" w:sz="8"/>
+              <w:bottom w:val="dashed" w:color="C05621" w:sz="8"/>
+              <w:right w:val="dashed" w:color="C05621" w:sz="8"/>
+            </w:tcBorders>
+            <w:shd w:fill="FDF1E7" w:color="auto" w:val="clear"/>
+            <w:tcMar>
+              <w:top w:type="dxa" w:w="140"/>
+              <w:left w:type="dxa" w:w="200"/>
+              <w:bottom w:type="dxa" w:w="140"/>
+              <w:right w:type="dxa" w:w="200"/>
+            </w:tcMar>
+          </w:tcPr>
+          <w:p>
+            <w:pPr>
+              <w:spacing w:after="60"/>
+            </w:pPr>
+            <w:r>
+              <w:rPr>
+                <w:b/>
+                <w:bCs/>
+                <w:color w:val="C05621"/>
+              </w:rPr>
+              <w:t xml:space="preserve">[직접 입력] </w:t>
+            </w:r>
+            <w:r>
+              <w:rPr>
+                <w:b/>
+                <w:bCs/>
+                <w:color w:val="7B341E"/>
+              </w:rPr>
+              <w:t xml:space="preserve">중개사무소 정보 (텍스트로도 남기기 — 지우지 마세요)</w:t>
+            </w:r>
+          </w:p>
+          <w:p>
+            <w:pPr>
+              <w:spacing w:after="20"/>
+            </w:pPr>
+            <w:r>
+              <w:rPr>
+                <w:b/>
+                <w:bCs/>
+                <w:sz w:val="19"/>
+                <w:szCs w:val="19"/>
+              </w:rPr>
+              <w:t xml:space="preserve">중개사무소 · </w:t>
+            </w:r>
+            <w:r>
+              <w:rPr>
+                <w:color w:val="C05621"/>
+                <w:sz w:val="19"/>
+                <w:szCs w:val="19"/>
+              </w:rPr>
+              <w:t xml:space="preserve">[사무소 명칭 입력]</w:t>
+            </w:r>
+          </w:p>
+          <w:p>
+            <w:pPr>
+              <w:spacing w:after="20"/>
+            </w:pPr>
+            <w:r>
+              <w:rPr>
+                <w:b/>
+                <w:bCs/>
+                <w:sz w:val="19"/>
+                <w:szCs w:val="19"/>
+              </w:rPr>
+              <w:t xml:space="preserve">대표 공인중개사 · </w:t>
+            </w:r>
+            <w:r>
+              <w:rPr>
+                <w:color w:val="C05621"/>
+                <w:sz w:val="19"/>
+                <w:szCs w:val="19"/>
+              </w:rPr>
+              <w:t xml:space="preserve">[성명 입력]</w:t>
+            </w:r>
+          </w:p>
+          <w:p>
+            <w:pPr>
+              <w:spacing w:after="20"/>
+            </w:pPr>
+            <w:r>
+              <w:rPr>
+                <w:b/>
+                <w:bCs/>
+                <w:sz w:val="19"/>
+                <w:szCs w:val="19"/>
+              </w:rPr>
+              <w:t xml:space="preserve">등록번호 · </w:t>
+            </w:r>
+            <w:r>
+              <w:rPr>
+                <w:color w:val="C05621"/>
+                <w:sz w:val="19"/>
+                <w:szCs w:val="19"/>
+              </w:rPr>
+              <w:t xml:space="preserve">[등록번호 입력]</w:t>
+            </w:r>
+          </w:p>
+          <w:p>
+            <w:pPr>
+              <w:spacing w:after="20"/>
+            </w:pPr>
+            <w:r>
+              <w:rPr>
+                <w:b/>
+                <w:bCs/>
+                <w:sz w:val="19"/>
+                <w:szCs w:val="19"/>
+              </w:rPr>
+              <w:t xml:space="preserve">소재지 · </w:t>
+            </w:r>
+            <w:r>
+              <w:rPr>
+                <w:color w:val="C05621"/>
+                <w:sz w:val="19"/>
+                <w:szCs w:val="19"/>
+              </w:rPr>
+              <w:t xml:space="preserve">[주소 입력]</w:t>
+            </w:r>
+          </w:p>
+          <w:p>
+            <w:pPr>
+              <w:spacing w:after="20"/>
+            </w:pPr>
+            <w:r>
+              <w:rPr>
+                <w:b/>
+                <w:bCs/>
+                <w:sz w:val="19"/>
+                <w:szCs w:val="19"/>
+              </w:rPr>
+              <w:t xml:space="preserve">연락처 · </w:t>
+            </w:r>
+            <w:r>
+              <w:rPr>
+                <w:color w:val="C05621"/>
+                <w:sz w:val="19"/>
+                <w:szCs w:val="19"/>
+              </w:rPr>
+              <w:t xml:space="preserve">[전화번호 입력]</w:t>
+            </w:r>
+          </w:p>
+        </w:tc>
+      </w:tr>
+    </w:tbl>
+    <w:p>
+      <w:pPr>
+        <w:spacing w:after="160"/>
+      </w:pPr>
+    </w:p>
+    <w:p>
+      <w:pPr>
+        <w:spacing w:after="80" w:before="240"/>
+      </w:pPr>
+      <w:r>
+        <w:rPr>
+          <w:b/>
+          <w:bCs/>
+        </w:rPr>
+        <w:t xml:space="preserve">참고 자료 (본문 끝에 공개로 들어가는 목록 — 원치 않으면 섹션째 삭제)</w:t>
+      </w:r>
+    </w:p>
+    <w:p>
+      <w:pPr>
+        <w:pStyle w:val="ListParagraph"/>
+        <w:numPr>
+          <w:ilvl w:val="0"/>
+          <w:numId w:val="2"/>
+        </w:numPr>
+        <w:spacing w:after="30"/>
+      </w:pPr>
+      <w:r>
+        <w:rPr>
+          <w:sz w:val="18"/>
+          <w:szCs w:val="18"/>
+        </w:rPr>
+        <w:t xml:space="preserve">송파구 고시 제2026-45호 — 마천3재정비촉진구역 사업시행계획인가 (2026.04.02)</w:t>
+      </w:r>
+    </w:p>
+    <w:p>
+      <w:pPr>
+        <w:pStyle w:val="ListParagraph"/>
+        <w:numPr>
+          <w:ilvl w:val="0"/>
+          <w:numId w:val="2"/>
+        </w:numPr>
+        <w:spacing w:after="30"/>
+      </w:pPr>
+      <w:hyperlink w:history="1" r:id="rIdcrgzpakou6zabjjssvkhv">
+        <w:r>
+          <w:rPr>
+            <w:color w:val="2B6CB0"/>
+            <w:sz w:val="18"/>
+            <w:szCs w:val="18"/>
+            <w:u w:val="single"/>
+          </w:rPr>
+          <w:t xml:space="preserve">MTN — 마천3구역, 연내 관리처분인가 신청...'송파 자이 아스트라' 속도 (2026.09.23)</w:t>
+        </w:r>
+      </w:hyperlink>
+    </w:p>
+    <w:p>
+      <w:pPr>
+        <w:pStyle w:val="ListParagraph"/>
+        <w:numPr>
+          <w:ilvl w:val="0"/>
+          <w:numId w:val="2"/>
+        </w:numPr>
+        <w:spacing w:after="30"/>
+      </w:pPr>
+      <w:hyperlink w:history="1" r:id="rIdsgc66c13bexpnuqubhyp7">
+        <w:r>
+          <w:rPr>
+            <w:color w:val="2B6CB0"/>
+            <w:sz w:val="18"/>
+            <w:szCs w:val="18"/>
+            <w:u w:val="single"/>
+          </w:rPr>
+          <w:t xml:space="preserve">MTN — GS건설, '공사비 1조' 마천3구역 재개발 수주 (2024.11)</w:t>
+        </w:r>
+      </w:hyperlink>
+    </w:p>
+    <w:p>
+      <w:pPr>
+        <w:pStyle w:val="ListParagraph"/>
+        <w:numPr>
+          <w:ilvl w:val="0"/>
+          <w:numId w:val="2"/>
+        </w:numPr>
+        <w:spacing w:after="30"/>
+      </w:pPr>
+      <w:hyperlink w:history="1" r:id="rIdjk9to73bg1ahwuc-64pco">
+        <w:r>
+          <w:rPr>
+            <w:color w:val="2B6CB0"/>
+            <w:sz w:val="18"/>
+            <w:szCs w:val="18"/>
+            <w:u w:val="single"/>
+          </w:rPr>
+          <w:t xml:space="preserve">디벨로퍼뉴스 — 마천3구역, 난관 넘고 내년 초 사업시행인가 목전… 교육환경영향평가 만장일치 통과</w:t>
+        </w:r>
+      </w:hyperlink>
+    </w:p>
+    <w:p>
+      <w:pPr>
+        <w:pStyle w:val="ListParagraph"/>
+        <w:numPr>
+          <w:ilvl w:val="0"/>
+          <w:numId w:val="2"/>
+        </w:numPr>
+        <w:spacing w:after="30"/>
+      </w:pPr>
+      <w:hyperlink w:history="1" r:id="rIdm5qhezclyj93k617mlhk8">
+        <w:r>
+          <w:rPr>
+            <w:color w:val="2B6CB0"/>
+            <w:sz w:val="18"/>
+            <w:szCs w:val="18"/>
+            <w:u w:val="single"/>
+          </w:rPr>
+          <w:t xml:space="preserve">철도경제신문 — 위례선 트램, 12월 26일 개통 목표</w:t>
+        </w:r>
+      </w:hyperlink>
+    </w:p>
+    <w:p>
+      <w:pPr>
+        <w:pStyle w:val="ListParagraph"/>
+        <w:numPr>
+          <w:ilvl w:val="0"/>
+          <w:numId w:val="2"/>
+        </w:numPr>
+        <w:spacing w:after="30"/>
+      </w:pPr>
+      <w:hyperlink w:history="1" r:id="rId5gvtrho9wtjbm0_0i4olb">
+        <w:r>
+          <w:rPr>
+            <w:color w:val="2B6CB0"/>
+            <w:sz w:val="18"/>
+            <w:szCs w:val="18"/>
+            <w:u w:val="single"/>
+          </w:rPr>
+          <w:t xml:space="preserve">서울시 — 위례선 트램, 2월부터 본선 시운전 돌입</w:t>
+        </w:r>
+      </w:hyperlink>
+    </w:p>
+    <w:p>
+      <w:pPr>
+        <w:pStyle w:val="ListParagraph"/>
+        <w:numPr>
+          <w:ilvl w:val="0"/>
+          <w:numId w:val="2"/>
+        </w:numPr>
+        <w:spacing w:after="30"/>
+      </w:pPr>
+      <w:hyperlink w:history="1" r:id="rId0rwtf_vzhniqsn1jrvekf">
+        <w:r>
+          <w:rPr>
+            <w:color w:val="2B6CB0"/>
+            <w:sz w:val="18"/>
+            <w:szCs w:val="18"/>
+            <w:u w:val="single"/>
+          </w:rPr>
+          <w:t xml:space="preserve">뉴데일리 — 위례신사선 재정전환 확정 (2026.02)</w:t>
+        </w:r>
+      </w:hyperlink>
+    </w:p>
+    <w:p>
+      <w:pPr>
+        <w:pStyle w:val="ListParagraph"/>
+        <w:numPr>
+          <w:ilvl w:val="0"/>
+          <w:numId w:val="2"/>
+        </w:numPr>
+        <w:spacing w:after="30"/>
+      </w:pPr>
+      <w:hyperlink w:history="1" r:id="rIdflnh1hjmtoiv_qhxxym_n">
+        <w:r>
+          <w:rPr>
+            <w:color w:val="2B6CB0"/>
+            <w:sz w:val="18"/>
+            <w:szCs w:val="18"/>
+            <w:u w:val="single"/>
+          </w:rPr>
+          <w:t xml:space="preserve">머니투데이 — 22억 아파트 된 판잣집…'뉴타운 재시동' 거여·마천 (2026.03.16)</w:t>
+        </w:r>
+      </w:hyperlink>
+    </w:p>
+    <w:p>
+      <w:pPr>
+        <w:pStyle w:val="ListParagraph"/>
+        <w:numPr>
+          <w:ilvl w:val="0"/>
+          <w:numId w:val="2"/>
+        </w:numPr>
+        <w:spacing w:after="30"/>
+      </w:pPr>
+      <w:hyperlink w:history="1" r:id="rIdi_irdsj4mjqbucokxmo3g">
+        <w:r>
+          <w:rPr>
+            <w:color w:val="2B6CB0"/>
+            <w:sz w:val="18"/>
+            <w:szCs w:val="18"/>
+            <w:u w:val="single"/>
+          </w:rPr>
+          <w:t xml:space="preserve">위클리한국주택경제 — 마천·거여 뉴타운 완성 성큼, 강남권 '대형 재개발 희소성' 부각</w:t>
+        </w:r>
+      </w:hyperlink>
+    </w:p>
+    <w:p>
+      <w:pPr>
+        <w:pStyle w:val="ListParagraph"/>
+        <w:numPr>
+          <w:ilvl w:val="0"/>
+          <w:numId w:val="2"/>
+        </w:numPr>
+        <w:spacing w:after="30"/>
+      </w:pPr>
+      <w:hyperlink w:history="1" r:id="rId_5kdbose4fc2txqjhx5qk">
+        <w:r>
+          <w:rPr>
+            <w:color w:val="2B6CB0"/>
+            <w:sz w:val="18"/>
+            <w:szCs w:val="18"/>
+            <w:u w:val="single"/>
+          </w:rPr>
+          <w:t xml:space="preserve">시사저널e — 마천4구역 이어 5구역도 '디에이치'</w:t>
+        </w:r>
+      </w:hyperlink>
+    </w:p>
+    <w:p>
+      <w:pPr>
+        <w:pStyle w:val="ListParagraph"/>
+        <w:numPr>
+          <w:ilvl w:val="0"/>
+          <w:numId w:val="2"/>
+        </w:numPr>
+        <w:spacing w:after="30"/>
+      </w:pPr>
+      <w:hyperlink w:history="1" r:id="rIdphijnzxy6uvm-3wkz28vh">
+        <w:r>
+          <w:rPr>
+            <w:color w:val="2B6CB0"/>
+            <w:sz w:val="18"/>
+            <w:szCs w:val="18"/>
+            <w:u w:val="single"/>
+          </w:rPr>
+          <w:t xml:space="preserve">MTN — 유찰 거듭한 마천5구역, 현대건설 '디에이치' 단다 (2026.09)</w:t>
+        </w:r>
+      </w:hyperlink>
+    </w:p>
+    <w:p>
+      <w:pPr>
+        <w:pStyle w:val="ListParagraph"/>
+        <w:numPr>
+          <w:ilvl w:val="0"/>
+          <w:numId w:val="2"/>
+        </w:numPr>
+        <w:spacing w:after="30"/>
+      </w:pPr>
+      <w:hyperlink w:history="1" r:id="rIdemyuxb9ago9gm9wxrpdbr">
+        <w:r>
+          <w:rPr>
+            <w:color w:val="2B6CB0"/>
+            <w:sz w:val="18"/>
+            <w:szCs w:val="18"/>
+            <w:u w:val="single"/>
+          </w:rPr>
+          <w:t xml:space="preserve">디벨로퍼뉴스 — 마천1구역, 49층 대단지 사업 본궤도</w:t>
+        </w:r>
+      </w:hyperlink>
+    </w:p>
+    <w:p>
+      <w:pPr>
+        <w:pStyle w:val="ListParagraph"/>
+        <w:numPr>
+          <w:ilvl w:val="0"/>
+          <w:numId w:val="2"/>
+        </w:numPr>
+        <w:spacing w:after="30"/>
+      </w:pPr>
+      <w:hyperlink w:history="1" r:id="rId6ymk0nl8fufgmcomdnjlf">
+        <w:r>
+          <w:rPr>
+            <w:color w:val="2B6CB0"/>
+            <w:sz w:val="18"/>
+            <w:szCs w:val="18"/>
+            <w:u w:val="single"/>
+          </w:rPr>
+          <w:t xml:space="preserve">가톨릭신문 — 서울 동성중·고등학교, 서울 송파구로 이전</w:t>
+        </w:r>
+      </w:hyperlink>
+    </w:p>
+    <w:p>
+      <w:pPr>
+        <w:pStyle w:val="ListParagraph"/>
+        <w:numPr>
+          <w:ilvl w:val="0"/>
+          <w:numId w:val="2"/>
+        </w:numPr>
+        <w:spacing w:after="30"/>
+      </w:pPr>
+      <w:hyperlink w:history="1" r:id="rIdp57besmvigydk6ftm4exg">
+        <w:r>
+          <w:rPr>
+            <w:color w:val="2B6CB0"/>
+            <w:sz w:val="18"/>
+            <w:szCs w:val="18"/>
+            <w:u w:val="single"/>
+          </w:rPr>
+          <w:t xml:space="preserve">위클리한국주택경제 — 마천3구역, 재개발 사업시행인가 임박</w:t>
+        </w:r>
+      </w:hyperlink>
+    </w:p>
+    <w:p>
+      <w:pPr>
+        <w:pStyle w:val="ListParagraph"/>
+        <w:numPr>
+          <w:ilvl w:val="0"/>
+          <w:numId w:val="2"/>
+        </w:numPr>
+        <w:spacing w:after="30"/>
+      </w:pPr>
+      <w:hyperlink w:history="1" r:id="rIdyuf1f8zzb41ee04qhxxlk">
+        <w:r>
+          <w:rPr>
+            <w:color w:val="2B6CB0"/>
+            <w:sz w:val="18"/>
+            <w:szCs w:val="18"/>
+            <w:u w:val="single"/>
+          </w:rPr>
+          <w:t xml:space="preserve">주거환경신문 — 마천3구역, 촉진계획 변경 후 사업추진 본격화</w:t>
+        </w:r>
+      </w:hyperlink>
+    </w:p>
+    <w:p>
+      <w:pPr>
+        <w:pStyle w:val="ListParagraph"/>
+        <w:numPr>
+          <w:ilvl w:val="0"/>
+          <w:numId w:val="2"/>
+        </w:numPr>
+        <w:spacing w:after="30"/>
+      </w:pPr>
+      <w:r>
+        <w:rPr>
+          <w:sz w:val="18"/>
+          <w:szCs w:val="18"/>
+        </w:rPr>
+        <w:t xml:space="preserve">국토교통부 실거래 공개자료 — 송파구 마천동 연립다세대 매매 (2026.01~2026.10), 거여동·마천동 아파트 매매 (2026.04~2026.09)</w:t>
+      </w:r>
+    </w:p>
+    <w:p>
+      <w:pPr>
+        <w:pStyle w:val="ListParagraph"/>
+        <w:numPr>
+          <w:ilvl w:val="0"/>
+          <w:numId w:val="2"/>
+        </w:numPr>
+        <w:spacing w:after="30"/>
+      </w:pPr>
+      <w:r>
+        <w:rPr>
+          <w:sz w:val="18"/>
+          <w:szCs w:val="18"/>
+        </w:rPr>
+        <w:t xml:space="preserve">건축물대장 — 마천3재정비촉진구역 노후도·반지하·규제 정보</w:t>
+      </w:r>
+    </w:p>
+    <w:p>
+      <w:pPr>
+        <w:pStyle w:val="ListParagraph"/>
+        <w:numPr>
+          <w:ilvl w:val="0"/>
+          <w:numId w:val="2"/>
+        </w:numPr>
+        <w:spacing w:after="30"/>
+      </w:pPr>
+      <w:r>
+        <w:rPr>
+          <w:sz w:val="18"/>
+          <w:szCs w:val="18"/>
+        </w:rPr>
+        <w:t xml:space="preserve">카카오맵 대중교통 길찾기 (2026.10.14 조회), 브이월드 좌표 기준 직선거리</w:t>
+      </w:r>
+    </w:p>
+    <w:p>
+      <w:pPr>
+        <w:spacing w:after="240"/>
+      </w:pPr>
+    </w:p>
+    <w:tbl>
+      <w:tblPr>
+        <w:tblW w:type="dxa" w:w="9638"/>
+        <w:tblBorders>
+          <w:top w:val="single" w:color="auto" w:sz="4"/>
+          <w:left w:val="single" w:color="auto" w:sz="4"/>
+          <w:bottom w:val="single" w:color="auto" w:sz="4"/>
+          <w:right w:val="single" w:color="auto" w:sz="4"/>
+          <w:insideH w:val="single" w:color="auto" w:sz="4"/>
+          <w:insideV w:val="single" w:color="auto" w:sz="4"/>
+        </w:tblBorders>
+      </w:tblPr>
+      <w:tblGrid>
+        <w:gridCol w:w="9638"/>
+      </w:tblGrid>
+      <w:tr>
+        <w:tc>
+          <w:tcPr>
+            <w:tcW w:type="dxa" w:w="9638"/>
+            <w:tcBorders>
               <w:top w:val="single" w:color="1F3A5F" w:sz="4"/>
               <w:left w:val="single" w:color="1F3A5F" w:sz="4"/>
               <w:bottom w:val="single" w:color="1F3A5F" w:sz="4"/>
@@ -9025,7 +11502,7 @@
                 <w:sz w:val="20"/>
                 <w:szCs w:val="20"/>
               </w:rPr>
-              <w:t xml:space="preserve">작성자 참고용 (블로그에는 올리지 마세요)</w:t>
+              <w:t xml:space="preserve">태그 (티스토리 태그 칸에 # 없이 쉼표로 붙여넣기 · 10개)</w:t>
             </w:r>
           </w:p>
         </w:tc>
@@ -9035,6 +11512,165 @@
       <w:pPr>
         <w:spacing w:after="80"/>
       </w:pPr>
+    </w:p>
+    <w:p>
+      <w:pPr>
+        <w:spacing w:after="360"/>
+      </w:pPr>
+      <w:r>
+        <w:t xml:space="preserve">마천3구역, 마천3구역 재개발, 마천3구역 매물, 송파 자이 아스트라, 거여마천뉴타운, 송파 재개발, 위례선 트램, 마천동 빌라, 재개발 프리미엄, 조합원 분양가</w:t>
+      </w:r>
+    </w:p>
+    <w:tbl>
+      <w:tblPr>
+        <w:tblW w:type="dxa" w:w="9638"/>
+        <w:tblBorders>
+          <w:top w:val="single" w:color="auto" w:sz="4"/>
+          <w:left w:val="single" w:color="auto" w:sz="4"/>
+          <w:bottom w:val="single" w:color="auto" w:sz="4"/>
+          <w:right w:val="single" w:color="auto" w:sz="4"/>
+          <w:insideH w:val="single" w:color="auto" w:sz="4"/>
+          <w:insideV w:val="single" w:color="auto" w:sz="4"/>
+        </w:tblBorders>
+      </w:tblPr>
+      <w:tblGrid>
+        <w:gridCol w:w="9638"/>
+      </w:tblGrid>
+      <w:tr>
+        <w:tc>
+          <w:tcPr>
+            <w:tcW w:type="dxa" w:w="9638"/>
+            <w:tcBorders>
+              <w:top w:val="single" w:color="1F3A5F" w:sz="4"/>
+              <w:left w:val="single" w:color="1F3A5F" w:sz="4"/>
+              <w:bottom w:val="single" w:color="1F3A5F" w:sz="4"/>
+              <w:right w:val="single" w:color="1F3A5F" w:sz="4"/>
+            </w:tcBorders>
+            <w:shd w:fill="1F3A5F" w:color="auto" w:val="clear"/>
+            <w:tcMar>
+              <w:top w:type="dxa" w:w="60"/>
+              <w:left w:type="dxa" w:w="160"/>
+              <w:bottom w:type="dxa" w:w="60"/>
+              <w:right w:type="dxa" w:w="160"/>
+            </w:tcMar>
+          </w:tcPr>
+          <w:p>
+            <w:r>
+              <w:rPr>
+                <w:b/>
+                <w:bCs/>
+                <w:color w:val="FFFFFF"/>
+                <w:sz w:val="20"/>
+                <w:szCs w:val="20"/>
+              </w:rPr>
+              <w:t xml:space="preserve">작성자 참고용 (블로그에는 올리지 마세요)</w:t>
+            </w:r>
+          </w:p>
+        </w:tc>
+      </w:tr>
+    </w:tbl>
+    <w:p>
+      <w:pPr>
+        <w:spacing w:after="80"/>
+      </w:pPr>
+    </w:p>
+    <w:p>
+      <w:pPr>
+        <w:spacing w:after="80" w:before="200"/>
+      </w:pPr>
+      <w:r>
+        <w:rPr>
+          <w:b/>
+          <w:bCs/>
+          <w:color w:val="1F3A5F"/>
+        </w:rPr>
+        <w:t xml:space="preserve">이번에 보강한 내용</w:t>
+      </w:r>
+    </w:p>
+    <w:p>
+      <w:pPr>
+        <w:pStyle w:val="ListParagraph"/>
+        <w:numPr>
+          <w:ilvl w:val="0"/>
+          <w:numId w:val="2"/>
+        </w:numPr>
+        <w:spacing w:after="60" w:line="300"/>
+      </w:pPr>
+      <w:r>
+        <w:rPr>
+          <w:sz w:val="19"/>
+          <w:szCs w:val="19"/>
+        </w:rPr>
+        <w:t xml:space="preserve">요청하신 대로 입지·장점(2장), 현재 상황(3장), 투자 가능성(7장)을 새로 넣었습니다. 기존 원고의 숫자와 문장은 그대로 두고 그 사이에 끼워 넣었습니다.</w:t>
+      </w:r>
+    </w:p>
+    <w:p>
+      <w:pPr>
+        <w:pStyle w:val="ListParagraph"/>
+        <w:numPr>
+          <w:ilvl w:val="0"/>
+          <w:numId w:val="2"/>
+        </w:numPr>
+        <w:spacing w:after="60" w:line="300"/>
+      </w:pPr>
+      <w:r>
+        <w:rPr>
+          <w:sz w:val="19"/>
+          <w:szCs w:val="19"/>
+        </w:rPr>
+        <w:t xml:space="preserve">보내 주신 두 링크(디벨로퍼뉴스 idxno=2086, 재개발닷컴 고시 페이지)는 작업 환경의 네트워크 정책 때문에 직접 열지 못했습니다. 대신 같은 내용을 담은 자료로 확인했습니다. 송파구 고시 제2026-45호 원문(검색으로 확인한 건축계획 수치), 디벨로퍼뉴스 1178호, MTN·철도경제신문·서울시 등입니다. 두 링크에만 있는 내용이 있으면 알려 주세요. 본문에 반영해 드리겠습니다.</w:t>
+      </w:r>
+    </w:p>
+    <w:p>
+      <w:pPr>
+        <w:pStyle w:val="ListParagraph"/>
+        <w:numPr>
+          <w:ilvl w:val="0"/>
+          <w:numId w:val="2"/>
+        </w:numPr>
+        <w:spacing w:after="60" w:line="300"/>
+      </w:pPr>
+      <w:r>
+        <w:rPr>
+          <w:sz w:val="19"/>
+          <w:szCs w:val="19"/>
+        </w:rPr>
+        <w:t xml:space="preserve">구역 개요에 고시 기준 건축계획(지하 5층~지상 25층, 최고 높이 72.10m, 용적률 266.43%, 건폐율 22.74%, 정비구역 134,930.2㎡, 사업시행기간 인가일부터 120개월)을 넣었습니다. 세대수 2,364세대(임대 395세대)는 디벨로퍼뉴스와 기존 원고 기준입니다.</w:t>
+      </w:r>
+    </w:p>
+    <w:p>
+      <w:pPr>
+        <w:pStyle w:val="ListParagraph"/>
+        <w:numPr>
+          <w:ilvl w:val="0"/>
+          <w:numId w:val="2"/>
+        </w:numPr>
+        <w:spacing w:after="60" w:line="300"/>
+      </w:pPr>
+      <w:r>
+        <w:rPr>
+          <w:sz w:val="19"/>
+          <w:szCs w:val="19"/>
+        </w:rPr>
+        <w:t xml:space="preserve">조합원 분양가 표에 전용 74㎡(12억7,500만~12억8,200만 원)를 추가했습니다. 같은 MTN 보도에 있는 숫자입니다. 74㎡는 비교할 신축 거래 자료가 없어 한계선 계산에는 넣지 않았습니다.</w:t>
+      </w:r>
+    </w:p>
+    <w:p>
+      <w:pPr>
+        <w:pStyle w:val="ListParagraph"/>
+        <w:numPr>
+          <w:ilvl w:val="0"/>
+          <w:numId w:val="2"/>
+        </w:numPr>
+        <w:spacing w:after="60" w:line="300"/>
+      </w:pPr>
+      <w:r>
+        <w:rPr>
+          <w:sz w:val="19"/>
+          <w:szCs w:val="19"/>
+        </w:rPr>
+        <w:t xml:space="preserve">투자 가능성은 기대 요인과 위험을 나란히 놓는 형식으로 썼습니다. 수익을 단정하는 표현은 쓰지 않았고, 섹션 끝에 '수익을 보장하지 않는다'는 안내 문구를 넣었습니다.</w:t>
+      </w:r>
     </w:p>
     <w:p>
       <w:pPr>
@@ -9097,7 +11733,7 @@
           <w:sz w:val="19"/>
           <w:szCs w:val="19"/>
         </w:rPr>
-        <w:t xml:space="preserve">구성을 바꿨습니다. 네이버판은 '매물 → 분양가 → 신축 → 한계선 → 실거래 → 사업 현황 → 체크' 순서였고, 티스토리판은 '3줄 요약 → 사업 현황 → 기준 숫자 → 한계선 계산 → 실거래 → 매물을 기준에 대어 보기 → 체크리스트 → Q&amp;A' 순서입니다. 독자가 한계선을 먼저 이해한 뒤 매물을 보도록 매물 표를 뒤로 옮겼습니다.</w:t>
+        <w:t xml:space="preserve">구성: 핵심 요약 → 한눈에 보기 → 입지·장점 → 현재 상황 → 기준 숫자 → 한계선 계산 → 실거래 → 투자 가능성 → 매물 → 체크리스트 → Q&amp;A. 독자가 한계선을 먼저 이해한 뒤 매물을 보도록 매물 표를 뒤로 옮겼습니다.</w:t>
       </w:r>
     </w:p>
     <w:p>
@@ -9131,7 +11767,7 @@
           <w:sz w:val="19"/>
           <w:szCs w:val="19"/>
         </w:rPr>
-        <w:t xml:space="preserve">새로 넣은 형식: 3줄 요약, 목차, 구역 개요 표, 계산식 박스, 사업시행인가 전후 중위값 표, 맞는 사람/기다릴 경우 비교 박스, Q&amp;A 5개, 참고 자료.</w:t>
+        <w:t xml:space="preserve">실거래 표를 계약일 순 대신 대지지분 순으로 정렬했습니다.</w:t>
       </w:r>
     </w:p>
     <w:p>
@@ -9148,7 +11784,7 @@
           <w:sz w:val="19"/>
           <w:szCs w:val="19"/>
         </w:rPr>
-        <w:t xml:space="preserve">실거래 표를 계약일 순 대신 대지지분 순으로 정렬했습니다. '대지지분이 작을수록 평당가가 높다'가 표에서 바로 보입니다.</w:t>
+        <w:t xml:space="preserve">1인칭 표현('솔직히 이 계산을 처음 해 보면 한 번 멈칫하게 됩니다')은 뺐습니다.</w:t>
       </w:r>
     </w:p>
     <w:p>
@@ -9165,7 +11801,7 @@
           <w:sz w:val="19"/>
           <w:szCs w:val="19"/>
         </w:rPr>
-        <w:t xml:space="preserve">도입부와 한계선 부분의 1인칭 표현('솔직히 이 계산을 처음 해 보면 한 번 멈칫하게 됩니다')은 뺐습니다.</w:t>
+        <w:t xml:space="preserve">'분양신청을 지나 관리처분으로 넘어가는 길목'은 '분양신청 마감과 관리처분 사이의 길목'으로 바꿨습니다. 게시일이 10월 23일 마감 전이든 후든 맞는 표현입니다.</w:t>
       </w:r>
     </w:p>
     <w:p>
@@ -9182,7 +11818,7 @@
           <w:sz w:val="19"/>
           <w:szCs w:val="19"/>
         </w:rPr>
-        <w:t xml:space="preserve">'지금은 분양신청을 지나 관리처분으로 넘어가는 길목'은 '분양신청 마감과 관리처분 사이의 길목'으로 바꿨습니다. 게시일이 10월 23일 마감 전이든 후든 어긋나지 않게 하려는 것입니다.</w:t>
+        <w:t xml:space="preserve">대지지분 평당가 '2억 원 가까이까지'는 '2억 원 안팎까지'로 바꿨습니다(최고값 2억68만 원).</w:t>
       </w:r>
     </w:p>
     <w:p>
@@ -9199,7 +11835,7 @@
           <w:sz w:val="19"/>
           <w:szCs w:val="19"/>
         </w:rPr>
-        <w:t xml:space="preserve">대지지분 평당가 '2억 원 가까이까지'는 '2억 원 안팎까지'로 바꿨습니다. 최고값이 2억68만 원이라 이쪽이 더 정확합니다.</w:t>
+        <w:t xml:space="preserve">형광펜(티스토리 '배경색')은 7곳입니다.</w:t>
       </w:r>
     </w:p>
     <w:p>
@@ -9216,7 +11852,20 @@
           <w:sz w:val="19"/>
           <w:szCs w:val="19"/>
         </w:rPr>
-        <w:t xml:space="preserve">형광펜(티스토리 '배경색')은 6곳입니다. 표는 '분양신청 일정', '프리미엄 한계선', '6월 이후 중위값', 매물 표 '매매가' 줄만 노란 배경으로 강조했습니다.</w:t>
+        <w:t xml:space="preserve">중개사무소 정보 텍스트 칸을 추가했습니다. 공인중개사법상 중개대상물 표시·광고에는 중개사무소 명칭·소재지·연락처·등록번호와 개업공인중개사 성명을 밝혀야 하므로, 명함 이미지만 두기보다 텍스트로도 적어 두는 편이 안전합니다.</w:t>
+      </w:r>
+    </w:p>
+    <w:p>
+      <w:pPr>
+        <w:spacing w:after="80" w:before="200"/>
+      </w:pPr>
+      <w:r>
+        <w:rPr>
+          <w:b/>
+          <w:bCs/>
+          <w:color w:val="1F3A5F"/>
+        </w:rPr>
+        <w:t xml:space="preserve">티스토리에 올리는 방법</w:t>
       </w:r>
     </w:p>
     <w:p>
@@ -9233,7 +11882,7 @@
           <w:sz w:val="19"/>
           <w:szCs w:val="19"/>
         </w:rPr>
-        <w:t xml:space="preserve">참고 자료 목록을 본문 끝에 공개로 넣었습니다(네이버판에서는 작성자 참고용). 송파구 고시 PDF(r2.jicaive.com)와 재개발여기 링크는 외부 서비스 주소라 공개 목록에서는 링크를 뺐습니다. 원치 않으면 섹션째 지우세요.</w:t>
+        <w:t xml:space="preserve">함께 드린 HTML 파일을 브라우저로 열고 'HTML 코드 복사'를 누릅니다. 티스토리 글쓰기 화면 오른쪽 위 '기본모드'를 'HTML'로 바꾼 뒤 붙여넣고, 다시 '기본모드'로 돌아와 파란 사진 박스 자리에 이미지를 넣고 박스를 지웁니다.</w:t>
       </w:r>
     </w:p>
     <w:p>
@@ -9250,20 +11899,7 @@
           <w:sz w:val="19"/>
           <w:szCs w:val="19"/>
         </w:rPr>
-        <w:t xml:space="preserve">중개사무소 정보 텍스트 칸을 추가했습니다. 공인중개사법상 중개대상물 표시·광고에는 중개사무소 명칭·소재지·연락처·등록번호와 개업공인중개사 성명을 밝혀야 하므로, 명함 이미지만 두기보다 텍스트로도 적어 두는 편이 안전합니다.</w:t>
-      </w:r>
-    </w:p>
-    <w:p>
-      <w:pPr>
-        <w:spacing w:after="80" w:before="200"/>
-      </w:pPr>
-      <w:r>
-        <w:rPr>
-          <w:b/>
-          <w:bCs/>
-          <w:color w:val="1F3A5F"/>
-        </w:rPr>
-        <w:t xml:space="preserve">티스토리에 올리는 방법</w:t>
+        <w:t xml:space="preserve">매물 표의 [ ] 칸(주황 글씨)은 매물 분석표 숫자로 채우고, 표 아래 주황색 안내 줄은 지우세요. 숫자를 보내 주시면 프리미엄·총투자금·한계선 여유 계산과 본문 문장까지 맞춰 드릴 수 있습니다.</w:t>
       </w:r>
     </w:p>
     <w:p>
@@ -9280,7 +11916,7 @@
           <w:sz w:val="19"/>
           <w:szCs w:val="19"/>
         </w:rPr>
-        <w:t xml:space="preserve">함께 드린 HTML 파일을 브라우저로 열고 'HTML 코드 복사'를 누릅니다. 티스토리 글쓰기 화면 오른쪽 위 '기본모드'를 'HTML'로 바꾼 뒤 붙여넣고, 다시 '기본모드'로 돌아와 파란 사진 박스 자리에 이미지를 넣고 박스를 지웁니다.</w:t>
+        <w:t xml:space="preserve">사진 번호가 네이버 원고와 다릅니다. 티스토리 1=네이버 6(조감도), 2=네이버 3 지도에 마천역·거여역·트램 노선 표시를 더한 입지 지도, 3=신규(뉴타운 구역도, 선택), 4=4(한계선 계산 카드), 5=5(실거래 그래프), 6=1(매물 실사진), 7=2(분석표), 8=7(체크리스트), 9=8(명함).</w:t>
       </w:r>
     </w:p>
     <w:p>
@@ -9297,7 +11933,7 @@
           <w:sz w:val="19"/>
           <w:szCs w:val="19"/>
         </w:rPr>
-        <w:t xml:space="preserve">매물 표의 [ ] 칸(주황 글씨)은 매물 분석표 숫자로 채우고, 표 아래 주황색 안내 줄은 지우세요. 숫자를 보내 주시면 프리미엄·총투자금·한계선 여유 계산과 본문 문장까지 맞춰 드릴 수 있습니다.</w:t>
+        <w:t xml:space="preserve">사진 1(조감도)과 사진 3(구역도)은 조합·언론·서울시 자료를 쓸 경우 캡션에 출처를 꼭 적어 주세요.</w:t>
       </w:r>
     </w:p>
     <w:p>
@@ -9314,7 +11950,7 @@
           <w:sz w:val="19"/>
           <w:szCs w:val="19"/>
         </w:rPr>
-        <w:t xml:space="preserve">사진마다 박스에 적힌 캡션과 대체텍스트를 넣으세요. 이미지 파일명도 macheon3-listing-exterior.jpg처럼 내용을 알 수 있는 영문으로 바꿔 올리면 이미지 검색에 도움이 됩니다.</w:t>
+        <w:t xml:space="preserve">사진마다 박스에 적힌 캡션과 대체텍스트를 넣고, 이미지 파일명도 macheon3-location-map.jpg처럼 내용을 알 수 있는 영문으로 바꿔 올리면 이미지 검색에 도움이 됩니다.</w:t>
       </w:r>
     </w:p>
     <w:p>
@@ -9331,7 +11967,7 @@
           <w:sz w:val="19"/>
           <w:szCs w:val="19"/>
         </w:rPr>
-        <w:t xml:space="preserve">대표 이미지는 [사진 1] 조감도(출처 표기)나 [사진 3] 한계선 계산 카드를 추천합니다.</w:t>
+        <w:t xml:space="preserve">대표 이미지는 [사진 1] 조감도나 [사진 2] 입지 지도를 추천합니다.</w:t>
       </w:r>
     </w:p>
     <w:p>
@@ -9348,7 +11984,20 @@
           <w:sz w:val="19"/>
           <w:szCs w:val="19"/>
         </w:rPr>
-        <w:t xml:space="preserve">사진 번호가 네이버 원고와 다릅니다. 티스토리 1=네이버 6(조감도·타임라인), 2=3(지도), 3=4(한계선 계산 카드), 4=5(실거래 그래프), 5=1(매물 실사진), 6=2(분석표), 7=7(체크리스트), 8=8(명함).</w:t>
+        <w:t xml:space="preserve">목차는 누르면 해당 소제목으로 이동하게 만들었습니다. 스킨에 따라 동작이 다를 수 있으니 게시 후 한 번 눌러 확인하세요.</w:t>
+      </w:r>
+    </w:p>
+    <w:p>
+      <w:pPr>
+        <w:spacing w:after="80" w:before="200"/>
+      </w:pPr>
+      <w:r>
+        <w:rPr>
+          <w:b/>
+          <w:bCs/>
+          <w:color w:val="1F3A5F"/>
+        </w:rPr>
+        <w:t xml:space="preserve">게시 전에 확인할 것</w:t>
       </w:r>
     </w:p>
     <w:p>
@@ -9365,7 +12014,7 @@
           <w:sz w:val="19"/>
           <w:szCs w:val="19"/>
         </w:rPr>
-        <w:t xml:space="preserve">사진 1(조감도)은 조합이나 언론 자료를 쓸 경우 캡션의 '출처: ○○○'를 꼭 채워 주세요.</w:t>
+        <w:t xml:space="preserve">거리는 브이월드 좌표로 잰 직선거리입니다. 구역 대표 지번(마천동 283-1) 기준으로 마천역 약 300m, 마천초 약 360m, 거여역 약 1.04km, 송파시그니처롯데캐슬 101동 약 860m입니다. 도보 거리는 이보다 깁니다.</w:t>
       </w:r>
     </w:p>
     <w:p>
@@ -9382,20 +12031,7 @@
           <w:sz w:val="19"/>
           <w:szCs w:val="19"/>
         </w:rPr>
-        <w:t xml:space="preserve">목차는 누르면 해당 소제목으로 이동하게 만들었습니다. 스킨에 따라 동작이 다를 수 있으니 게시 후 한 번 눌러 확인하세요.</w:t>
-      </w:r>
-    </w:p>
-    <w:p>
-      <w:pPr>
-        <w:spacing w:after="80" w:before="200"/>
-      </w:pPr>
-      <w:r>
-        <w:rPr>
-          <w:b/>
-          <w:bCs/>
-          <w:color w:val="1F3A5F"/>
-        </w:rPr>
-        <w:t xml:space="preserve">게시 전에 확인할 것 (네이버 원고에서 그대로 이어짐)</w:t>
+        <w:t xml:space="preserve">소요시간(마천역→잠실역 28분, →강남역 33분)은 2026년 10월 14일 카카오맵 대중교통 길찾기 결과입니다.</w:t>
       </w:r>
     </w:p>
     <w:p>
@@ -9412,7 +12048,7 @@
           <w:sz w:val="19"/>
           <w:szCs w:val="19"/>
         </w:rPr>
-        <w:t xml:space="preserve">첨부 이미지는 해상도가 낮아 매물 분석표 숫자를 읽지 못했습니다. 매물 표의 [ ] 칸은 대표님 분석표 숫자로 채워 주세요.</w:t>
+        <w:t xml:space="preserve">위례선 트램 '12월 26일 개통 목표'는 철도경제신문 단독 보도 기준입니다. 같은 보도에 시험·검증에 시간이 더 필요할 수 있다는 내용이 있으니, 게시 전에 서울시 발표로 개통일을 다시 확인해 주세요.</w:t>
       </w:r>
     </w:p>
     <w:p>
@@ -9429,7 +12065,7 @@
           <w:sz w:val="19"/>
           <w:szCs w:val="19"/>
         </w:rPr>
-        <w:t xml:space="preserve">조합원 분양가·일반분양가·분양신청 마감(10월 23일)·이주 계획(2027년 하반기)·2,882가구 방안·단지명은 2026년 9월 23일 MTN 보도 기준입니다. 분양신청 마감일은 게시 전에 조합 공지로 한 번 더 확인해 주세요.</w:t>
+        <w:t xml:space="preserve">위례신사선은 2026년 2월 13일 국토부 승인 고시로 재정사업 전환이 확정됐고, 착공 일정은 정해지지 않았습니다.</w:t>
       </w:r>
     </w:p>
     <w:p>
@@ -9446,7 +12082,7 @@
           <w:sz w:val="19"/>
           <w:szCs w:val="19"/>
         </w:rPr>
-        <w:t xml:space="preserve">게시일이 10월 23일 이후라면 분양신청 결과와 관리처분 일정을 최신 조합 공지로 확인하고, 1장과 6장의 일정 문구를 맞춰 주세요.</w:t>
+        <w:t xml:space="preserve">거여·마천 구역별 현황은 2026년 보도를 모은 것입니다. 마천5구역은 현대건설 수의계약을 '추진'하는 단계이고(연내 시공사 선정총회 목표), 마천4구역은 '연말 착공 목표'입니다. 게시 시점에 바뀌었을 수 있습니다.</w:t>
       </w:r>
     </w:p>
     <w:p>
@@ -9463,7 +12099,7 @@
           <w:sz w:val="19"/>
           <w:szCs w:val="19"/>
         </w:rPr>
-        <w:t xml:space="preserve">세대수는 자료마다 2,322·2,364·2,882로 다릅니다. 본문은 '2,364세대로 알려졌고 2,882가구 방안 마련'으로 썼습니다.</w:t>
+        <w:t xml:space="preserve">거여2-1(송파시그니처롯데캐슬)·2-2(e편한세상송파파크센트럴) 합계 3,144세대와 뉴타운 완성 시 약 1만5,000가구 전망은 위클리한국주택경제·머니투데이 보도 기준입니다.</w:t>
       </w:r>
     </w:p>
     <w:p>
@@ -9480,7 +12116,7 @@
           <w:sz w:val="19"/>
           <w:szCs w:val="19"/>
         </w:rPr>
-        <w:t xml:space="preserve">실거래 10건은 지번이 공개된 빌라 거래이지만, 마천3구역 경계 안인지는 확인하지 못했습니다. 구역 대표 지번(283) 인근 270~280번대로 한정했습니다.</w:t>
+        <w:t xml:space="preserve">동성중·고는 '동측 경계에 맞닿아 있다'(디벨로퍼뉴스)와 '거여·마천 일대로 이전 추진, 2030년 이후'(가톨릭신문 2025.3)를 함께 적었습니다. 현재 학교가 종로구에 있으므로 맞닿은 곳은 이전 예정 부지로 보입니다. 다만 직접 확인하지는 못해 본문에는 '부지'로만 썼습니다.</w:t>
       </w:r>
     </w:p>
     <w:p>
@@ -9497,7 +12133,7 @@
           <w:sz w:val="19"/>
           <w:szCs w:val="19"/>
         </w:rPr>
-        <w:t xml:space="preserve">1~5월 대비 6월 이후 중위값 비교는 표본 16건·13건이라 작은 편입니다. 본문에도 '단정할 수 없다'고 적었습니다.</w:t>
+        <w:t xml:space="preserve">마천초 약 360m는 거리일 뿐이고 배정 여부는 아닙니다. 본문에 배정은 교육청 기준을 확인하라고 적었습니다.</w:t>
       </w:r>
     </w:p>
     <w:p>
@@ -9514,7 +12150,7 @@
           <w:sz w:val="19"/>
           <w:szCs w:val="19"/>
         </w:rPr>
-        <w:t xml:space="preserve">프리미엄 한계선은 송파시그니처롯데캐슬 2026년 8~9월 거래 기준입니다. 단지 연식·브랜드·층·동 차이, 입주까지의 기간과 비용은 반영하지 않은 단순 비교입니다.</w:t>
+        <w:t xml:space="preserve">공사비 약 1조142억 원은 2024년 11월 시공사 선정 당시 보도 기준이며, 이후 변경 여부는 확인하지 못했습니다.</w:t>
       </w:r>
     </w:p>
     <w:p>
@@ -9531,7 +12167,7 @@
           <w:sz w:val="19"/>
           <w:szCs w:val="19"/>
         </w:rPr>
-        <w:t xml:space="preserve">투기과열지구 조합원 지위 제한(관리처분인가 이후 양수)과 5년 재당첨 제한은 도시정비법 기준 일반 원칙입니다. 예외(상속·장기보유 등)가 있으니 개별 매물은 전문가 확인이 필요합니다.</w:t>
+        <w:t xml:space="preserve">조합원 분양가·일반분양가·분양신청 마감(10월 23일)·이주 계획(2027년 하반기)·2,882가구 방안·단지명은 2026년 9월 23일 MTN 보도 기준입니다. 게시일이 10월 23일 이후라면 분양신청 결과와 관리처분 일정을 최신 조합 공지로 확인하고, 3장과 9장의 일정 문구를 맞춰 주세요.</w:t>
       </w:r>
     </w:p>
     <w:p>
@@ -9548,7 +12184,7 @@
           <w:sz w:val="19"/>
           <w:szCs w:val="19"/>
         </w:rPr>
-        <w:t xml:space="preserve">토지거래허가구역 여부는 건축물대장 커넥터의 구역 규제 정보(구역 전체 해당)로 확인했습니다. 허가 요건은 구청에 확인해 주세요.</w:t>
+        <w:t xml:space="preserve">세대수는 자료마다 2,321·2,322·2,364·2,882로 다릅니다. 2,322세대(임대 389)는 이전 공람안 수치로 보이고, 본문은 '2,364세대(임대 395) + 2,882가구 방안 마련'으로 썼습니다.</w:t>
       </w:r>
     </w:p>
     <w:p>
@@ -9565,7 +12201,92 @@
           <w:sz w:val="19"/>
           <w:szCs w:val="19"/>
         </w:rPr>
-        <w:t xml:space="preserve">네이버 원고 출처 중 공개 목록에서 링크를 뺀 것: 송파구 고시 제2026-45호 PDF(https://r2.jicaive.com/jicadocs/gosi/songpa/1775084477001_4ldBRwxFDSBO.pdf), 재개발여기 마천3 구역 정보(https://www.jaegaebalyeogi.com/redev/zone/송파구-마천3).</w:t>
+        <w:t xml:space="preserve">실거래 10건은 지번이 공개된 빌라 거래이지만, 마천3구역 경계 안인지는 확인하지 못했습니다. 구역 대표 지번(283) 인근 270~280번대로 한정했습니다.</w:t>
+      </w:r>
+    </w:p>
+    <w:p>
+      <w:pPr>
+        <w:pStyle w:val="ListParagraph"/>
+        <w:numPr>
+          <w:ilvl w:val="0"/>
+          <w:numId w:val="2"/>
+        </w:numPr>
+        <w:spacing w:after="60" w:line="300"/>
+      </w:pPr>
+      <w:r>
+        <w:rPr>
+          <w:sz w:val="19"/>
+          <w:szCs w:val="19"/>
+        </w:rPr>
+        <w:t xml:space="preserve">1~5월 대비 6월 이후 중위값 비교는 표본 16건·13건이라 작은 편입니다. 본문에도 '단정할 수 없다'고 적었습니다.</w:t>
+      </w:r>
+    </w:p>
+    <w:p>
+      <w:pPr>
+        <w:pStyle w:val="ListParagraph"/>
+        <w:numPr>
+          <w:ilvl w:val="0"/>
+          <w:numId w:val="2"/>
+        </w:numPr>
+        <w:spacing w:after="60" w:line="300"/>
+      </w:pPr>
+      <w:r>
+        <w:rPr>
+          <w:sz w:val="19"/>
+          <w:szCs w:val="19"/>
+        </w:rPr>
+        <w:t xml:space="preserve">프리미엄 한계선은 송파시그니처롯데캐슬 2026년 8~9월 거래 기준입니다. 단지 연식·브랜드·층·동 차이, 입주까지의 기간과 비용은 반영하지 않은 단순 비교입니다.</w:t>
+      </w:r>
+    </w:p>
+    <w:p>
+      <w:pPr>
+        <w:pStyle w:val="ListParagraph"/>
+        <w:numPr>
+          <w:ilvl w:val="0"/>
+          <w:numId w:val="2"/>
+        </w:numPr>
+        <w:spacing w:after="60" w:line="300"/>
+      </w:pPr>
+      <w:r>
+        <w:rPr>
+          <w:sz w:val="19"/>
+          <w:szCs w:val="19"/>
+        </w:rPr>
+        <w:t xml:space="preserve">투기과열지구 조합원 지위 제한(관리처분인가 이후 양수)과 5년 재당첨 제한은 도시정비법 기준 일반 원칙입니다. 예외(상속·장기보유 등)가 있으니 개별 매물은 전문가 확인이 필요합니다.</w:t>
+      </w:r>
+    </w:p>
+    <w:p>
+      <w:pPr>
+        <w:pStyle w:val="ListParagraph"/>
+        <w:numPr>
+          <w:ilvl w:val="0"/>
+          <w:numId w:val="2"/>
+        </w:numPr>
+        <w:spacing w:after="60" w:line="300"/>
+      </w:pPr>
+      <w:r>
+        <w:rPr>
+          <w:sz w:val="19"/>
+          <w:szCs w:val="19"/>
+        </w:rPr>
+        <w:t xml:space="preserve">토지거래허가구역 여부는 건축물대장 커넥터의 구역 규제 정보(구역 전체 해당)로 확인했습니다. 허가 요건은 구청에 확인해 주세요.</w:t>
+      </w:r>
+    </w:p>
+    <w:p>
+      <w:pPr>
+        <w:pStyle w:val="ListParagraph"/>
+        <w:numPr>
+          <w:ilvl w:val="0"/>
+          <w:numId w:val="2"/>
+        </w:numPr>
+        <w:spacing w:after="60" w:line="300"/>
+      </w:pPr>
+      <w:r>
+        <w:rPr>
+          <w:sz w:val="19"/>
+          <w:szCs w:val="19"/>
+        </w:rPr>
+        <w:t xml:space="preserve">공개 참고 자료에서 링크를 뺀 출처: 송파구 고시 제2026-45호 PDF(https://r2.jicaive.com/jicadocs/gosi/songpa/1775084477001_4ldBRwxFDSBO.pdf), 재개발여기 마천3 구역 정보(https://www.jaegaebalyeogi.com/redev/zone/송파구-마천3). 둘 다 외부 서비스 주소입니다.</w:t>
       </w:r>
     </w:p>
     <w:sectPr>
